--- a/thesis/Thesis_MSc_ADS_4266390.docx
+++ b/thesis/Thesis_MSc_ADS_4266390.docx
@@ -18,7 +18,7 @@
               <w:noProof/>
             </w:rPr>
             <w:drawing>
-              <wp:inline distT="0" distB="0" distL="0" distR="0" wp14:anchorId="329EC9F9" wp14:editId="7049CC1C">
+              <wp:inline distT="0" distB="0" distL="0" distR="0" wp14:anchorId="329EC9F9" wp14:editId="497B9FE1">
                 <wp:extent cx="4105664" cy="1621539"/>
                 <wp:effectExtent l="0" t="0" r="0" b="0"/>
                 <wp:docPr id="644019281" name="Picture 1"/>
@@ -331,7 +331,7 @@
                         <w:sz w:val="28"/>
                         <w:szCs w:val="28"/>
                       </w:rPr>
-                      <w:t>29-06-2026</w:t>
+                      <w:t>6-29-2026</w:t>
                     </w:r>
                   </w:p>
                 </w:sdtContent>
@@ -445,15 +445,7 @@
         </m:r>
       </m:oMath>
       <w:r>
-        <w:t xml:space="preserve"> events) are perturbed by randomly tagging an additional receiver onto a controlled proportion of events, the dyadic transformation is applied, and the refitted REM coefficients are compared against the known truth across 28 independent baseline datasets, with a native Relational Hyperevent Model reported as a contextual benchmark. Acceptability is judged by a pre-specified per-effect recovery-noise band. The result is a three-zone operating range: recovery is reliable up to a multi-r</w:t>
-      </w:r>
-      <w:proofErr w:type="spellStart"/>
-      <w:r>
-        <w:t>eceiver</w:t>
-      </w:r>
-      <w:proofErr w:type="spellEnd"/>
-      <w:r>
-        <w:t xml:space="preserve"> share of about 8%, borderline between 8% and roughly 12%, and unreliable above 12%, with the triadic outgoing-two-paths effect binding first. For shares above roughly 12% we recommend a native multi-receiver model such as the relational hyperevent model, a restructuring of the data, or another estimator designed for polyadic events, in place of the dyadic transformation.</w:t>
+        <w:t xml:space="preserve"> events) are perturbed by randomly tagging an additional receiver onto a controlled proportion of events, the dyadic transformation is applied, and the refitted REM coefficients are compared against the known truth across 28 independent baseline datasets, with a native Relational Hyperevent Model reported as a contextual benchmark. Acceptability is judged by a pre-specified per-effect recovery-noise band. The result is a three-zone operating range: recovery is reliable up to a multi-receiver share of about 8%, borderline between 8% and roughly 12%, and unreliable above 12%, with the triadic outgoing-two-paths effect binding first. For shares above roughly 12% we recommend a native multi-receiver model such as the relational hyperevent model, a restructuring of the data, or another estimator designed for polyadic events, in place of the dyadic transformation.</w:t>
       </w:r>
     </w:p>
     <w:p>
@@ -553,7 +545,6 @@
               <w:kern w:val="2"/>
               <w:sz w:val="20"/>
               <w:szCs w:val="20"/>
-              <w:lang/>
               <w14:ligatures w14:val="standardContextual"/>
             </w:rPr>
           </w:pPr>
@@ -573,7 +564,6 @@
                 <w:kern w:val="2"/>
                 <w:sz w:val="20"/>
                 <w:szCs w:val="20"/>
-                <w:lang/>
                 <w14:ligatures w14:val="standardContextual"/>
               </w:rPr>
               <w:tab/>
@@ -663,7 +653,6 @@
               <w:kern w:val="2"/>
               <w:sz w:val="20"/>
               <w:szCs w:val="20"/>
-              <w:lang/>
               <w14:ligatures w14:val="standardContextual"/>
             </w:rPr>
           </w:pPr>
@@ -683,7 +672,6 @@
                 <w:kern w:val="2"/>
                 <w:sz w:val="20"/>
                 <w:szCs w:val="20"/>
-                <w:lang/>
                 <w14:ligatures w14:val="standardContextual"/>
               </w:rPr>
               <w:tab/>
@@ -773,7 +761,6 @@
               <w:kern w:val="2"/>
               <w:sz w:val="20"/>
               <w:szCs w:val="20"/>
-              <w:lang/>
               <w14:ligatures w14:val="standardContextual"/>
             </w:rPr>
           </w:pPr>
@@ -793,7 +780,6 @@
                 <w:kern w:val="2"/>
                 <w:sz w:val="20"/>
                 <w:szCs w:val="20"/>
-                <w:lang/>
                 <w14:ligatures w14:val="standardContextual"/>
               </w:rPr>
               <w:tab/>
@@ -883,7 +869,6 @@
               <w:kern w:val="2"/>
               <w:sz w:val="20"/>
               <w:szCs w:val="20"/>
-              <w:lang/>
               <w14:ligatures w14:val="standardContextual"/>
             </w:rPr>
           </w:pPr>
@@ -903,7 +888,6 @@
                 <w:kern w:val="2"/>
                 <w:sz w:val="20"/>
                 <w:szCs w:val="20"/>
-                <w:lang/>
                 <w14:ligatures w14:val="standardContextual"/>
               </w:rPr>
               <w:tab/>
@@ -993,7 +977,6 @@
               <w:kern w:val="2"/>
               <w:sz w:val="20"/>
               <w:szCs w:val="20"/>
-              <w:lang/>
               <w14:ligatures w14:val="standardContextual"/>
             </w:rPr>
           </w:pPr>
@@ -1013,7 +996,6 @@
                 <w:kern w:val="2"/>
                 <w:sz w:val="20"/>
                 <w:szCs w:val="20"/>
-                <w:lang/>
                 <w14:ligatures w14:val="standardContextual"/>
               </w:rPr>
               <w:tab/>
@@ -1103,7 +1085,6 @@
               <w:kern w:val="2"/>
               <w:sz w:val="20"/>
               <w:szCs w:val="20"/>
-              <w:lang/>
               <w14:ligatures w14:val="standardContextual"/>
             </w:rPr>
           </w:pPr>
@@ -1123,7 +1104,6 @@
                 <w:kern w:val="2"/>
                 <w:sz w:val="20"/>
                 <w:szCs w:val="20"/>
-                <w:lang/>
                 <w14:ligatures w14:val="standardContextual"/>
               </w:rPr>
               <w:tab/>
@@ -1213,7 +1193,6 @@
               <w:kern w:val="2"/>
               <w:sz w:val="20"/>
               <w:szCs w:val="20"/>
-              <w:lang/>
               <w14:ligatures w14:val="standardContextual"/>
             </w:rPr>
           </w:pPr>
@@ -1233,7 +1212,6 @@
                 <w:kern w:val="2"/>
                 <w:sz w:val="20"/>
                 <w:szCs w:val="20"/>
-                <w:lang/>
                 <w14:ligatures w14:val="standardContextual"/>
               </w:rPr>
               <w:tab/>
@@ -1323,7 +1301,6 @@
               <w:kern w:val="2"/>
               <w:sz w:val="20"/>
               <w:szCs w:val="20"/>
-              <w:lang/>
               <w14:ligatures w14:val="standardContextual"/>
             </w:rPr>
           </w:pPr>
@@ -1343,7 +1320,6 @@
                 <w:kern w:val="2"/>
                 <w:sz w:val="20"/>
                 <w:szCs w:val="20"/>
-                <w:lang/>
                 <w14:ligatures w14:val="standardContextual"/>
               </w:rPr>
               <w:tab/>
@@ -1433,7 +1409,6 @@
               <w:kern w:val="2"/>
               <w:sz w:val="20"/>
               <w:szCs w:val="20"/>
-              <w:lang/>
               <w14:ligatures w14:val="standardContextual"/>
             </w:rPr>
           </w:pPr>
@@ -1453,7 +1428,6 @@
                 <w:kern w:val="2"/>
                 <w:sz w:val="20"/>
                 <w:szCs w:val="20"/>
-                <w:lang/>
                 <w14:ligatures w14:val="standardContextual"/>
               </w:rPr>
               <w:tab/>
@@ -1543,7 +1517,6 @@
               <w:kern w:val="2"/>
               <w:sz w:val="20"/>
               <w:szCs w:val="20"/>
-              <w:lang/>
               <w14:ligatures w14:val="standardContextual"/>
             </w:rPr>
           </w:pPr>
@@ -1563,7 +1536,6 @@
                 <w:kern w:val="2"/>
                 <w:sz w:val="20"/>
                 <w:szCs w:val="20"/>
-                <w:lang/>
                 <w14:ligatures w14:val="standardContextual"/>
               </w:rPr>
               <w:tab/>
@@ -1653,7 +1625,6 @@
               <w:kern w:val="2"/>
               <w:sz w:val="20"/>
               <w:szCs w:val="20"/>
-              <w:lang/>
               <w14:ligatures w14:val="standardContextual"/>
             </w:rPr>
           </w:pPr>
@@ -1673,7 +1644,6 @@
                 <w:kern w:val="2"/>
                 <w:sz w:val="20"/>
                 <w:szCs w:val="20"/>
-                <w:lang/>
                 <w14:ligatures w14:val="standardContextual"/>
               </w:rPr>
               <w:tab/>
@@ -1763,7 +1733,6 @@
               <w:kern w:val="2"/>
               <w:sz w:val="20"/>
               <w:szCs w:val="20"/>
-              <w:lang/>
               <w14:ligatures w14:val="standardContextual"/>
             </w:rPr>
           </w:pPr>
@@ -1783,7 +1752,6 @@
                 <w:kern w:val="2"/>
                 <w:sz w:val="20"/>
                 <w:szCs w:val="20"/>
-                <w:lang/>
                 <w14:ligatures w14:val="standardContextual"/>
               </w:rPr>
               <w:tab/>
@@ -1873,7 +1841,6 @@
               <w:kern w:val="2"/>
               <w:sz w:val="20"/>
               <w:szCs w:val="20"/>
-              <w:lang/>
               <w14:ligatures w14:val="standardContextual"/>
             </w:rPr>
           </w:pPr>
@@ -1893,7 +1860,6 @@
                 <w:kern w:val="2"/>
                 <w:sz w:val="20"/>
                 <w:szCs w:val="20"/>
-                <w:lang/>
                 <w14:ligatures w14:val="standardContextual"/>
               </w:rPr>
               <w:tab/>
@@ -1983,7 +1949,6 @@
               <w:kern w:val="2"/>
               <w:sz w:val="20"/>
               <w:szCs w:val="20"/>
-              <w:lang/>
               <w14:ligatures w14:val="standardContextual"/>
             </w:rPr>
           </w:pPr>
@@ -2003,7 +1968,6 @@
                 <w:kern w:val="2"/>
                 <w:sz w:val="20"/>
                 <w:szCs w:val="20"/>
-                <w:lang/>
                 <w14:ligatures w14:val="standardContextual"/>
               </w:rPr>
               <w:tab/>
@@ -2093,7 +2057,6 @@
               <w:kern w:val="2"/>
               <w:sz w:val="20"/>
               <w:szCs w:val="20"/>
-              <w:lang/>
               <w14:ligatures w14:val="standardContextual"/>
             </w:rPr>
           </w:pPr>
@@ -2113,7 +2076,6 @@
                 <w:kern w:val="2"/>
                 <w:sz w:val="20"/>
                 <w:szCs w:val="20"/>
-                <w:lang/>
                 <w14:ligatures w14:val="standardContextual"/>
               </w:rPr>
               <w:tab/>
@@ -2203,7 +2165,6 @@
               <w:kern w:val="2"/>
               <w:sz w:val="20"/>
               <w:szCs w:val="20"/>
-              <w:lang/>
               <w14:ligatures w14:val="standardContextual"/>
             </w:rPr>
           </w:pPr>
@@ -2223,7 +2184,6 @@
                 <w:kern w:val="2"/>
                 <w:sz w:val="20"/>
                 <w:szCs w:val="20"/>
-                <w:lang/>
                 <w14:ligatures w14:val="standardContextual"/>
               </w:rPr>
               <w:tab/>
@@ -2313,7 +2273,6 @@
               <w:kern w:val="2"/>
               <w:sz w:val="20"/>
               <w:szCs w:val="20"/>
-              <w:lang/>
               <w14:ligatures w14:val="standardContextual"/>
             </w:rPr>
           </w:pPr>
@@ -2333,7 +2292,6 @@
                 <w:kern w:val="2"/>
                 <w:sz w:val="20"/>
                 <w:szCs w:val="20"/>
-                <w:lang/>
                 <w14:ligatures w14:val="standardContextual"/>
               </w:rPr>
               <w:tab/>
@@ -2423,7 +2381,6 @@
               <w:kern w:val="2"/>
               <w:sz w:val="20"/>
               <w:szCs w:val="20"/>
-              <w:lang/>
               <w14:ligatures w14:val="standardContextual"/>
             </w:rPr>
           </w:pPr>
@@ -2443,7 +2400,6 @@
                 <w:kern w:val="2"/>
                 <w:sz w:val="20"/>
                 <w:szCs w:val="20"/>
-                <w:lang/>
                 <w14:ligatures w14:val="standardContextual"/>
               </w:rPr>
               <w:tab/>
@@ -2533,7 +2489,6 @@
               <w:kern w:val="2"/>
               <w:sz w:val="20"/>
               <w:szCs w:val="20"/>
-              <w:lang/>
               <w14:ligatures w14:val="standardContextual"/>
             </w:rPr>
           </w:pPr>
@@ -2553,7 +2508,6 @@
                 <w:kern w:val="2"/>
                 <w:sz w:val="20"/>
                 <w:szCs w:val="20"/>
-                <w:lang/>
                 <w14:ligatures w14:val="standardContextual"/>
               </w:rPr>
               <w:tab/>
@@ -2643,7 +2597,6 @@
               <w:kern w:val="2"/>
               <w:sz w:val="20"/>
               <w:szCs w:val="20"/>
-              <w:lang/>
               <w14:ligatures w14:val="standardContextual"/>
             </w:rPr>
           </w:pPr>
@@ -2663,7 +2616,6 @@
                 <w:kern w:val="2"/>
                 <w:sz w:val="20"/>
                 <w:szCs w:val="20"/>
-                <w:lang/>
                 <w14:ligatures w14:val="standardContextual"/>
               </w:rPr>
               <w:tab/>
@@ -2753,7 +2705,6 @@
               <w:kern w:val="2"/>
               <w:sz w:val="20"/>
               <w:szCs w:val="20"/>
-              <w:lang/>
               <w14:ligatures w14:val="standardContextual"/>
             </w:rPr>
           </w:pPr>
@@ -2773,7 +2724,6 @@
                 <w:kern w:val="2"/>
                 <w:sz w:val="20"/>
                 <w:szCs w:val="20"/>
-                <w:lang/>
                 <w14:ligatures w14:val="standardContextual"/>
               </w:rPr>
               <w:tab/>
@@ -2863,7 +2813,6 @@
               <w:kern w:val="2"/>
               <w:sz w:val="20"/>
               <w:szCs w:val="20"/>
-              <w:lang/>
               <w14:ligatures w14:val="standardContextual"/>
             </w:rPr>
           </w:pPr>
@@ -2883,7 +2832,6 @@
                 <w:kern w:val="2"/>
                 <w:sz w:val="20"/>
                 <w:szCs w:val="20"/>
-                <w:lang/>
                 <w14:ligatures w14:val="standardContextual"/>
               </w:rPr>
               <w:tab/>
@@ -2973,7 +2921,6 @@
               <w:kern w:val="2"/>
               <w:sz w:val="20"/>
               <w:szCs w:val="20"/>
-              <w:lang/>
               <w14:ligatures w14:val="standardContextual"/>
             </w:rPr>
           </w:pPr>
@@ -2993,7 +2940,6 @@
                 <w:kern w:val="2"/>
                 <w:sz w:val="20"/>
                 <w:szCs w:val="20"/>
-                <w:lang/>
                 <w14:ligatures w14:val="standardContextual"/>
               </w:rPr>
               <w:tab/>
@@ -3083,7 +3029,6 @@
               <w:kern w:val="2"/>
               <w:sz w:val="20"/>
               <w:szCs w:val="20"/>
-              <w:lang/>
               <w14:ligatures w14:val="standardContextual"/>
             </w:rPr>
           </w:pPr>
@@ -3103,7 +3048,6 @@
                 <w:kern w:val="2"/>
                 <w:sz w:val="20"/>
                 <w:szCs w:val="20"/>
-                <w:lang/>
                 <w14:ligatures w14:val="standardContextual"/>
               </w:rPr>
               <w:tab/>
@@ -3193,7 +3137,6 @@
               <w:kern w:val="2"/>
               <w:sz w:val="20"/>
               <w:szCs w:val="20"/>
-              <w:lang/>
               <w14:ligatures w14:val="standardContextual"/>
             </w:rPr>
           </w:pPr>
@@ -3213,7 +3156,6 @@
                 <w:kern w:val="2"/>
                 <w:sz w:val="20"/>
                 <w:szCs w:val="20"/>
-                <w:lang/>
                 <w14:ligatures w14:val="standardContextual"/>
               </w:rPr>
               <w:tab/>
@@ -3303,7 +3245,6 @@
               <w:kern w:val="2"/>
               <w:sz w:val="20"/>
               <w:szCs w:val="20"/>
-              <w:lang/>
               <w14:ligatures w14:val="standardContextual"/>
             </w:rPr>
           </w:pPr>
@@ -3323,7 +3264,6 @@
                 <w:kern w:val="2"/>
                 <w:sz w:val="20"/>
                 <w:szCs w:val="20"/>
-                <w:lang/>
                 <w14:ligatures w14:val="standardContextual"/>
               </w:rPr>
               <w:tab/>
@@ -3413,7 +3353,6 @@
               <w:kern w:val="2"/>
               <w:sz w:val="20"/>
               <w:szCs w:val="20"/>
-              <w:lang/>
               <w14:ligatures w14:val="standardContextual"/>
             </w:rPr>
           </w:pPr>
@@ -3433,7 +3372,6 @@
                 <w:kern w:val="2"/>
                 <w:sz w:val="20"/>
                 <w:szCs w:val="20"/>
-                <w:lang/>
                 <w14:ligatures w14:val="standardContextual"/>
               </w:rPr>
               <w:tab/>
@@ -3523,7 +3461,6 @@
               <w:kern w:val="2"/>
               <w:sz w:val="20"/>
               <w:szCs w:val="20"/>
-              <w:lang/>
               <w14:ligatures w14:val="standardContextual"/>
             </w:rPr>
           </w:pPr>
@@ -3543,7 +3480,6 @@
                 <w:kern w:val="2"/>
                 <w:sz w:val="20"/>
                 <w:szCs w:val="20"/>
-                <w:lang/>
                 <w14:ligatures w14:val="standardContextual"/>
               </w:rPr>
               <w:tab/>
@@ -3633,7 +3569,6 @@
               <w:kern w:val="2"/>
               <w:sz w:val="20"/>
               <w:szCs w:val="20"/>
-              <w:lang/>
               <w14:ligatures w14:val="standardContextual"/>
             </w:rPr>
           </w:pPr>
@@ -3653,7 +3588,6 @@
                 <w:kern w:val="2"/>
                 <w:sz w:val="20"/>
                 <w:szCs w:val="20"/>
-                <w:lang/>
                 <w14:ligatures w14:val="standardContextual"/>
               </w:rPr>
               <w:tab/>
@@ -3742,7 +3676,6 @@
               <w:kern w:val="2"/>
               <w:sz w:val="20"/>
               <w:szCs w:val="20"/>
-              <w:lang/>
               <w14:ligatures w14:val="standardContextual"/>
             </w:rPr>
           </w:pPr>
@@ -3831,7 +3764,6 @@
               <w:kern w:val="2"/>
               <w:sz w:val="20"/>
               <w:szCs w:val="20"/>
-              <w:lang/>
               <w14:ligatures w14:val="standardContextual"/>
             </w:rPr>
           </w:pPr>
@@ -3920,7 +3852,6 @@
               <w:kern w:val="2"/>
               <w:sz w:val="20"/>
               <w:szCs w:val="20"/>
-              <w:lang/>
               <w14:ligatures w14:val="standardContextual"/>
             </w:rPr>
           </w:pPr>
@@ -4126,7 +4057,6 @@
               <w:kern w:val="2"/>
               <w:sz w:val="20"/>
               <w:szCs w:val="20"/>
-              <w:lang/>
               <w14:ligatures w14:val="standardContextual"/>
             </w:rPr>
           </w:pPr>
@@ -4215,7 +4145,6 @@
               <w:kern w:val="2"/>
               <w:sz w:val="20"/>
               <w:szCs w:val="20"/>
-              <w:lang/>
               <w14:ligatures w14:val="standardContextual"/>
             </w:rPr>
           </w:pPr>
@@ -4308,13 +4237,13 @@
       <w:pPr>
         <w:pStyle w:val="Heading2"/>
       </w:pPr>
-      <w:bookmarkStart w:id="5" w:name="current-research"/>
-      <w:bookmarkStart w:id="6" w:name="_Toc233640828"/>
+      <w:bookmarkStart w:id="5" w:name="_Toc233640828"/>
+      <w:bookmarkStart w:id="6" w:name="current-research"/>
       <w:bookmarkEnd w:id="0"/>
       <w:r>
         <w:t>Introduction</w:t>
       </w:r>
-      <w:bookmarkEnd w:id="6"/>
+      <w:bookmarkEnd w:id="5"/>
     </w:p>
     <w:p>
       <w:pPr>
@@ -4448,15 +4377,15 @@
       <w:pPr>
         <w:pStyle w:val="Heading3"/>
       </w:pPr>
-      <w:bookmarkStart w:id="7" w:name="X842e24002b9edf666c3e01219695761036f973c"/>
-      <w:bookmarkStart w:id="8" w:name="_Toc233640829"/>
+      <w:bookmarkStart w:id="7" w:name="_Toc233640829"/>
+      <w:bookmarkStart w:id="8" w:name="X842e24002b9edf666c3e01219695761036f973c"/>
       <w:r>
         <w:t>Social</w:t>
       </w:r>
       <w:r>
         <w:t xml:space="preserve"> networks and relational event history data</w:t>
       </w:r>
-      <w:bookmarkEnd w:id="8"/>
+      <w:bookmarkEnd w:id="7"/>
     </w:p>
     <w:p>
       <w:pPr>
@@ -4972,13 +4901,13 @@
       <w:pPr>
         <w:pStyle w:val="Heading3"/>
       </w:pPr>
-      <w:bookmarkStart w:id="9" w:name="the-relational-event-model"/>
-      <w:bookmarkStart w:id="10" w:name="_Toc233640830"/>
-      <w:bookmarkEnd w:id="7"/>
+      <w:bookmarkStart w:id="9" w:name="_Toc233640830"/>
+      <w:bookmarkStart w:id="10" w:name="the-relational-event-model"/>
+      <w:bookmarkEnd w:id="8"/>
       <w:r>
         <w:t>The relational event model</w:t>
       </w:r>
-      <w:bookmarkEnd w:id="10"/>
+      <w:bookmarkEnd w:id="9"/>
     </w:p>
     <w:p>
       <w:pPr>
@@ -5263,13 +5192,13 @@
       <w:pPr>
         <w:pStyle w:val="Heading3"/>
       </w:pPr>
-      <w:bookmarkStart w:id="11" w:name="X0bb47a851f2f05886a451ca564bb808ff9705e5"/>
-      <w:bookmarkStart w:id="12" w:name="_Toc233640831"/>
-      <w:bookmarkEnd w:id="9"/>
+      <w:bookmarkStart w:id="11" w:name="_Toc233640831"/>
+      <w:bookmarkStart w:id="12" w:name="X0bb47a851f2f05886a451ca564bb808ff9705e5"/>
+      <w:bookmarkEnd w:id="10"/>
       <w:r>
         <w:t>The multi-receiver challenge and the Relational Hyperevent Model</w:t>
       </w:r>
-      <w:bookmarkEnd w:id="12"/>
+      <w:bookmarkEnd w:id="11"/>
     </w:p>
     <w:p>
       <w:pPr>
@@ -5924,14 +5853,14 @@
         <w:pStyle w:val="Heading3"/>
       </w:pPr>
       <w:bookmarkStart w:id="13" w:name="_Ref232774783"/>
-      <w:bookmarkStart w:id="14" w:name="methodological-grounding"/>
-      <w:bookmarkStart w:id="15" w:name="_Toc233640832"/>
-      <w:bookmarkEnd w:id="11"/>
+      <w:bookmarkStart w:id="14" w:name="_Toc233640832"/>
+      <w:bookmarkStart w:id="15" w:name="methodological-grounding"/>
+      <w:bookmarkEnd w:id="12"/>
       <w:r>
         <w:t>Methodological grounding</w:t>
       </w:r>
       <w:bookmarkEnd w:id="13"/>
-      <w:bookmarkEnd w:id="15"/>
+      <w:bookmarkEnd w:id="14"/>
     </w:p>
     <w:p>
       <w:pPr>
@@ -6070,7 +5999,7 @@
       </w:pPr>
       <w:bookmarkStart w:id="16" w:name="_Ref232774725"/>
       <w:bookmarkStart w:id="17" w:name="_Toc233640833"/>
-      <w:bookmarkEnd w:id="14"/>
+      <w:bookmarkEnd w:id="15"/>
       <w:r>
         <w:t>Current research</w:t>
       </w:r>
@@ -6217,13 +6146,13 @@
         <w:pStyle w:val="Heading2"/>
       </w:pPr>
       <w:bookmarkStart w:id="18" w:name="_Ref232774773"/>
-      <w:bookmarkStart w:id="19" w:name="results-and-analysis"/>
-      <w:bookmarkStart w:id="20" w:name="_Toc233640834"/>
+      <w:bookmarkStart w:id="19" w:name="_Toc233640834"/>
+      <w:bookmarkStart w:id="20" w:name="results-and-analysis"/>
       <w:r>
         <w:t>Methodology</w:t>
       </w:r>
       <w:bookmarkEnd w:id="18"/>
-      <w:bookmarkEnd w:id="20"/>
+      <w:bookmarkEnd w:id="19"/>
     </w:p>
     <w:p>
       <w:pPr>
@@ -6241,8 +6170,8 @@
       <w:bookmarkStart w:id="22" w:name="_Ref232773982"/>
       <w:bookmarkStart w:id="23" w:name="_Ref232773985"/>
       <w:bookmarkStart w:id="24" w:name="_Ref232774004"/>
-      <w:bookmarkStart w:id="25" w:name="X1cfe71ebbba0d487465ebd65418b93ffaea6582"/>
-      <w:bookmarkStart w:id="26" w:name="_Toc233640835"/>
+      <w:bookmarkStart w:id="25" w:name="_Toc233640835"/>
+      <w:bookmarkStart w:id="26" w:name="X1cfe71ebbba0d487465ebd65418b93ffaea6582"/>
       <w:r>
         <w:t>Data source and baseline data-generating process</w:t>
       </w:r>
@@ -6250,7 +6179,7 @@
       <w:bookmarkEnd w:id="22"/>
       <w:bookmarkEnd w:id="23"/>
       <w:bookmarkEnd w:id="24"/>
-      <w:bookmarkEnd w:id="26"/>
+      <w:bookmarkEnd w:id="25"/>
     </w:p>
     <w:p>
       <w:pPr>
@@ -8140,9 +8069,9 @@
       <w:bookmarkStart w:id="30" w:name="_Ref232774637"/>
       <w:bookmarkStart w:id="31" w:name="_Ref232774791"/>
       <w:bookmarkStart w:id="32" w:name="_Ref232774797"/>
-      <w:bookmarkStart w:id="33" w:name="multi-receiver-construction"/>
-      <w:bookmarkStart w:id="34" w:name="_Toc233640836"/>
-      <w:bookmarkEnd w:id="25"/>
+      <w:bookmarkStart w:id="33" w:name="_Toc233640836"/>
+      <w:bookmarkStart w:id="34" w:name="multi-receiver-construction"/>
+      <w:bookmarkEnd w:id="26"/>
       <w:r>
         <w:t>Multi-receiver construction</w:t>
       </w:r>
@@ -8151,7 +8080,7 @@
       <w:bookmarkEnd w:id="30"/>
       <w:bookmarkEnd w:id="31"/>
       <w:bookmarkEnd w:id="32"/>
-      <w:bookmarkEnd w:id="34"/>
+      <w:bookmarkEnd w:id="33"/>
     </w:p>
     <w:p>
       <w:pPr>
@@ -9131,9 +9060,9 @@
       <w:bookmarkStart w:id="37" w:name="_Ref232774511"/>
       <w:bookmarkStart w:id="38" w:name="_Ref232774543"/>
       <w:bookmarkStart w:id="39" w:name="_Ref232774591"/>
-      <w:bookmarkStart w:id="40" w:name="X2e0d55024ebbbe1beb2d890b82baea5782cff15"/>
-      <w:bookmarkStart w:id="41" w:name="_Toc233640837"/>
-      <w:bookmarkEnd w:id="33"/>
+      <w:bookmarkStart w:id="40" w:name="_Toc233640837"/>
+      <w:bookmarkStart w:id="41" w:name="X2e0d55024ebbbe1beb2d890b82baea5782cff15"/>
+      <w:bookmarkEnd w:id="34"/>
       <w:r>
         <w:t>Tie-breaking timestamp-noise transformation</w:t>
       </w:r>
@@ -9141,7 +9070,7 @@
       <w:bookmarkEnd w:id="37"/>
       <w:bookmarkEnd w:id="38"/>
       <w:bookmarkEnd w:id="39"/>
-      <w:bookmarkEnd w:id="41"/>
+      <w:bookmarkEnd w:id="40"/>
     </w:p>
     <w:p>
       <w:pPr>
@@ -10104,14 +10033,14 @@
         <w:pStyle w:val="Heading3"/>
       </w:pPr>
       <w:bookmarkStart w:id="42" w:name="_Ref232774597"/>
-      <w:bookmarkStart w:id="43" w:name="dyadic-rem-estimation"/>
-      <w:bookmarkStart w:id="44" w:name="_Toc233640838"/>
-      <w:bookmarkEnd w:id="40"/>
+      <w:bookmarkStart w:id="43" w:name="_Toc233640838"/>
+      <w:bookmarkStart w:id="44" w:name="dyadic-rem-estimation"/>
+      <w:bookmarkEnd w:id="41"/>
       <w:r>
         <w:t>Dyadic REM estimation</w:t>
       </w:r>
       <w:bookmarkEnd w:id="42"/>
-      <w:bookmarkEnd w:id="44"/>
+      <w:bookmarkEnd w:id="43"/>
     </w:p>
     <w:p>
       <w:pPr>
@@ -10532,15 +10461,15 @@
       </w:pPr>
       <w:bookmarkStart w:id="45" w:name="_Ref232774680"/>
       <w:bookmarkStart w:id="46" w:name="_Ref232774764"/>
-      <w:bookmarkStart w:id="47" w:name="rhem-benchmark"/>
-      <w:bookmarkStart w:id="48" w:name="_Toc233640839"/>
-      <w:bookmarkEnd w:id="43"/>
+      <w:bookmarkStart w:id="47" w:name="_Toc233640839"/>
+      <w:bookmarkStart w:id="48" w:name="rhem-benchmark"/>
+      <w:bookmarkEnd w:id="44"/>
       <w:r>
         <w:t>RHEM benchmark</w:t>
       </w:r>
       <w:bookmarkEnd w:id="45"/>
       <w:bookmarkEnd w:id="46"/>
-      <w:bookmarkEnd w:id="48"/>
+      <w:bookmarkEnd w:id="47"/>
     </w:p>
     <w:p>
       <w:pPr>
@@ -10669,9 +10598,9 @@
       <w:bookmarkStart w:id="52" w:name="_Ref232774649"/>
       <w:bookmarkStart w:id="53" w:name="_Ref232774672"/>
       <w:bookmarkStart w:id="54" w:name="_Ref232774832"/>
-      <w:bookmarkStart w:id="55" w:name="cross-dataset-replication"/>
-      <w:bookmarkStart w:id="56" w:name="_Toc233640840"/>
-      <w:bookmarkEnd w:id="47"/>
+      <w:bookmarkStart w:id="55" w:name="_Toc233640840"/>
+      <w:bookmarkStart w:id="56" w:name="cross-dataset-replication"/>
+      <w:bookmarkEnd w:id="48"/>
       <w:r>
         <w:t>Cross-dataset replication</w:t>
       </w:r>
@@ -10681,7 +10610,7 @@
       <w:bookmarkEnd w:id="52"/>
       <w:bookmarkEnd w:id="53"/>
       <w:bookmarkEnd w:id="54"/>
-      <w:bookmarkEnd w:id="56"/>
+      <w:bookmarkEnd w:id="55"/>
     </w:p>
     <w:p>
       <w:pPr>
@@ -10835,16 +10764,16 @@
       <w:bookmarkStart w:id="57" w:name="_Ref232774554"/>
       <w:bookmarkStart w:id="58" w:name="_Ref232774579"/>
       <w:bookmarkStart w:id="59" w:name="_Ref232774662"/>
-      <w:bookmarkStart w:id="60" w:name="X32f04f1dbe90b1c1090eb4357bcfe8be8c12f69"/>
-      <w:bookmarkStart w:id="61" w:name="_Toc233640841"/>
-      <w:bookmarkEnd w:id="55"/>
+      <w:bookmarkStart w:id="60" w:name="_Toc233640841"/>
+      <w:bookmarkStart w:id="61" w:name="X32f04f1dbe90b1c1090eb4357bcfe8be8c12f69"/>
+      <w:bookmarkEnd w:id="56"/>
       <w:r>
         <w:t>Acceptability rule and threshold determination</w:t>
       </w:r>
       <w:bookmarkEnd w:id="57"/>
       <w:bookmarkEnd w:id="58"/>
       <w:bookmarkEnd w:id="59"/>
-      <w:bookmarkEnd w:id="61"/>
+      <w:bookmarkEnd w:id="60"/>
     </w:p>
     <w:p>
       <w:pPr>
@@ -11752,8 +11681,8 @@
         <w:pStyle w:val="Heading2"/>
       </w:pPr>
       <w:bookmarkStart w:id="65" w:name="_Toc233640842"/>
-      <w:bookmarkEnd w:id="19"/>
-      <w:bookmarkEnd w:id="60"/>
+      <w:bookmarkEnd w:id="20"/>
+      <w:bookmarkEnd w:id="61"/>
       <w:bookmarkEnd w:id="64"/>
       <w:r>
         <w:t>Results and analysis</w:t>
@@ -11798,12 +11727,12 @@
       <w:pPr>
         <w:pStyle w:val="Heading3"/>
       </w:pPr>
-      <w:bookmarkStart w:id="66" w:name="per-effect-recovery-noise-bands"/>
-      <w:bookmarkStart w:id="67" w:name="_Toc233640843"/>
+      <w:bookmarkStart w:id="66" w:name="_Toc233640843"/>
+      <w:bookmarkStart w:id="67" w:name="per-effect-recovery-noise-bands"/>
       <w:r>
         <w:t>Per-effect recovery-noise bands</w:t>
       </w:r>
-      <w:bookmarkEnd w:id="67"/>
+      <w:bookmarkEnd w:id="66"/>
     </w:p>
     <w:p>
       <w:pPr>
@@ -12954,14 +12883,14 @@
         <w:pStyle w:val="Heading3"/>
       </w:pPr>
       <w:bookmarkStart w:id="69" w:name="_Ref232774710"/>
-      <w:bookmarkStart w:id="70" w:name="the-headline-threshold"/>
-      <w:bookmarkStart w:id="71" w:name="_Toc233640844"/>
-      <w:bookmarkEnd w:id="66"/>
+      <w:bookmarkStart w:id="70" w:name="_Toc233640844"/>
+      <w:bookmarkStart w:id="71" w:name="the-headline-threshold"/>
+      <w:bookmarkEnd w:id="67"/>
       <w:r>
         <w:t>The headline threshold</w:t>
       </w:r>
       <w:bookmarkEnd w:id="69"/>
-      <w:bookmarkEnd w:id="71"/>
+      <w:bookmarkEnd w:id="70"/>
     </w:p>
     <w:p>
       <w:pPr>
@@ -13319,16 +13248,16 @@
       <w:bookmarkStart w:id="72" w:name="_Ref232774699"/>
       <w:bookmarkStart w:id="73" w:name="_Ref232774716"/>
       <w:bookmarkStart w:id="74" w:name="_Ref232774814"/>
-      <w:bookmarkStart w:id="75" w:name="X30d72f27b33754429a8d32dda86dbc0fc5a1876"/>
-      <w:bookmarkStart w:id="76" w:name="_Toc233640845"/>
-      <w:bookmarkEnd w:id="70"/>
+      <w:bookmarkStart w:id="75" w:name="_Toc233640845"/>
+      <w:bookmarkStart w:id="76" w:name="X30d72f27b33754429a8d32dda86dbc0fc5a1876"/>
+      <w:bookmarkEnd w:id="71"/>
       <w:r>
         <w:t>Per-effect bias trajectories and the 12% boundary</w:t>
       </w:r>
       <w:bookmarkEnd w:id="72"/>
       <w:bookmarkEnd w:id="73"/>
       <w:bookmarkEnd w:id="74"/>
-      <w:bookmarkEnd w:id="76"/>
+      <w:bookmarkEnd w:id="75"/>
     </w:p>
     <w:p>
       <w:pPr>
@@ -14573,14 +14502,14 @@
         <w:pStyle w:val="Heading3"/>
       </w:pPr>
       <w:bookmarkStart w:id="77" w:name="_Ref232774734"/>
-      <w:bookmarkStart w:id="78" w:name="the-rhem-contextual-benchmark"/>
-      <w:bookmarkStart w:id="79" w:name="_Toc233640846"/>
-      <w:bookmarkEnd w:id="75"/>
+      <w:bookmarkStart w:id="78" w:name="_Toc233640846"/>
+      <w:bookmarkStart w:id="79" w:name="the-rhem-contextual-benchmark"/>
+      <w:bookmarkEnd w:id="76"/>
       <w:r>
         <w:t>The RHEM contextual benchmark</w:t>
       </w:r>
       <w:bookmarkEnd w:id="77"/>
-      <w:bookmarkEnd w:id="79"/>
+      <w:bookmarkEnd w:id="78"/>
     </w:p>
     <w:p>
       <w:pPr>
@@ -14785,15 +14714,15 @@
       </w:pPr>
       <w:bookmarkStart w:id="80" w:name="_Ref232774743"/>
       <w:bookmarkStart w:id="81" w:name="_Ref232774820"/>
-      <w:bookmarkStart w:id="82" w:name="the-baseline-rate"/>
-      <w:bookmarkStart w:id="83" w:name="_Toc233640847"/>
-      <w:bookmarkEnd w:id="78"/>
+      <w:bookmarkStart w:id="82" w:name="_Toc233640847"/>
+      <w:bookmarkStart w:id="83" w:name="the-baseline-rate"/>
+      <w:bookmarkEnd w:id="79"/>
       <w:r>
         <w:t>The baseline rate</w:t>
       </w:r>
       <w:bookmarkEnd w:id="80"/>
       <w:bookmarkEnd w:id="81"/>
-      <w:bookmarkEnd w:id="83"/>
+      <w:bookmarkEnd w:id="82"/>
     </w:p>
     <w:p>
       <w:pPr>
@@ -15312,13 +15241,13 @@
       <w:pPr>
         <w:pStyle w:val="Heading3"/>
       </w:pPr>
-      <w:bookmarkStart w:id="84" w:name="sensitivity-to-the-acceptability-rule"/>
-      <w:bookmarkStart w:id="85" w:name="_Toc233640848"/>
-      <w:bookmarkEnd w:id="82"/>
+      <w:bookmarkStart w:id="84" w:name="_Toc233640848"/>
+      <w:bookmarkStart w:id="85" w:name="sensitivity-to-the-acceptability-rule"/>
+      <w:bookmarkEnd w:id="83"/>
       <w:r>
         <w:t>Sensitivity to the acceptability rule</w:t>
       </w:r>
-      <w:bookmarkEnd w:id="85"/>
+      <w:bookmarkEnd w:id="84"/>
     </w:p>
     <w:p>
       <w:pPr>
@@ -15395,13 +15324,13 @@
       <w:pPr>
         <w:pStyle w:val="Heading2"/>
       </w:pPr>
-      <w:bookmarkStart w:id="86" w:name="conclusion-and-discussion"/>
-      <w:bookmarkStart w:id="87" w:name="_Toc233640849"/>
-      <w:bookmarkEnd w:id="84"/>
+      <w:bookmarkStart w:id="86" w:name="_Toc233640849"/>
+      <w:bookmarkStart w:id="87" w:name="conclusion-and-discussion"/>
+      <w:bookmarkEnd w:id="85"/>
       <w:r>
         <w:t>Conclusion and Discussion</w:t>
       </w:r>
-      <w:bookmarkEnd w:id="87"/>
+      <w:bookmarkEnd w:id="86"/>
     </w:p>
     <w:p>
       <w:pPr>
@@ -15424,13 +15353,13 @@
         <w:pStyle w:val="Heading3"/>
       </w:pPr>
       <w:bookmarkStart w:id="88" w:name="_Ref232774808"/>
-      <w:bookmarkStart w:id="89" w:name="X18afddcef9c7abf58b4728cf6836dba56af98ad"/>
-      <w:bookmarkStart w:id="90" w:name="_Toc233640850"/>
+      <w:bookmarkStart w:id="89" w:name="_Toc233640850"/>
+      <w:bookmarkStart w:id="90" w:name="X18afddcef9c7abf58b4728cf6836dba56af98ad"/>
       <w:r>
         <w:t>The multi-receiver threshold for parameter recovery</w:t>
       </w:r>
       <w:bookmarkEnd w:id="88"/>
-      <w:bookmarkEnd w:id="90"/>
+      <w:bookmarkEnd w:id="89"/>
     </w:p>
     <w:p>
       <w:pPr>
@@ -15489,14 +15418,14 @@
         <w:pStyle w:val="Heading3"/>
       </w:pPr>
       <w:bookmarkStart w:id="91" w:name="_Ref232774687"/>
-      <w:bookmarkStart w:id="92" w:name="Xfe9dfd041e7d1128c36ec0a589ca4a83b77570c"/>
-      <w:bookmarkStart w:id="93" w:name="_Toc233640851"/>
-      <w:bookmarkEnd w:id="89"/>
+      <w:bookmarkStart w:id="92" w:name="_Toc233640851"/>
+      <w:bookmarkStart w:id="93" w:name="Xfe9dfd041e7d1128c36ec0a589ca4a83b77570c"/>
+      <w:bookmarkEnd w:id="90"/>
       <w:r>
         <w:t>A three-zone operating range and the recommendation for applied work</w:t>
       </w:r>
       <w:bookmarkEnd w:id="91"/>
-      <w:bookmarkEnd w:id="93"/>
+      <w:bookmarkEnd w:id="92"/>
     </w:p>
     <w:p>
       <w:pPr>
@@ -15562,13 +15491,13 @@
       <w:pPr>
         <w:pStyle w:val="Heading3"/>
       </w:pPr>
-      <w:bookmarkStart w:id="94" w:name="implications-for-the-applied-domain"/>
-      <w:bookmarkStart w:id="95" w:name="_Toc233640852"/>
-      <w:bookmarkEnd w:id="92"/>
+      <w:bookmarkStart w:id="94" w:name="_Toc233640852"/>
+      <w:bookmarkStart w:id="95" w:name="implications-for-the-applied-domain"/>
+      <w:bookmarkEnd w:id="93"/>
       <w:r>
         <w:t>Implications for the applied domain</w:t>
       </w:r>
-      <w:bookmarkEnd w:id="95"/>
+      <w:bookmarkEnd w:id="94"/>
     </w:p>
     <w:p>
       <w:pPr>
@@ -15641,14 +15570,14 @@
         <w:pStyle w:val="Heading3"/>
       </w:pPr>
       <w:bookmarkStart w:id="96" w:name="_Ref232774753"/>
-      <w:bookmarkStart w:id="97" w:name="limitations"/>
-      <w:bookmarkStart w:id="98" w:name="_Toc233640853"/>
-      <w:bookmarkEnd w:id="94"/>
+      <w:bookmarkStart w:id="97" w:name="_Toc233640853"/>
+      <w:bookmarkStart w:id="98" w:name="limitations"/>
+      <w:bookmarkEnd w:id="95"/>
       <w:r>
         <w:t>Limitations</w:t>
       </w:r>
       <w:bookmarkEnd w:id="96"/>
-      <w:bookmarkEnd w:id="98"/>
+      <w:bookmarkEnd w:id="97"/>
     </w:p>
     <w:p>
       <w:pPr>
@@ -15744,7 +15673,38 @@
         </m:r>
       </m:oMath>
       <w:r>
-        <w:t xml:space="preserve"> grows (Table 3), and an exploratory check at </w:t>
+        <w:t xml:space="preserve"> grows (</w:t>
+      </w:r>
+      <w:r>
+        <w:fldChar w:fldCharType="begin"/>
+      </w:r>
+      <w:r>
+        <w:instrText xml:space="preserve"> REF _Ref232775201 \h </w:instrText>
+      </w:r>
+      <w:r>
+        <w:instrText xml:space="preserve"> \* MERGEFORMAT </w:instrText>
+      </w:r>
+      <w:r>
+        <w:fldChar w:fldCharType="separate"/>
+      </w:r>
+      <w:r>
+        <w:rPr>
+          <w:iCs/>
+        </w:rPr>
+        <w:t xml:space="preserve">Table </w:t>
+      </w:r>
+      <w:r>
+        <w:rPr>
+          <w:iCs/>
+          <w:noProof/>
+        </w:rPr>
+        <w:t>3</w:t>
+      </w:r>
+      <w:r>
+        <w:fldChar w:fldCharType="end"/>
+      </w:r>
+      <w:r>
+        <w:t xml:space="preserve">), and an exploratory check at </w:t>
       </w:r>
       <m:oMath>
         <m:r>
@@ -15844,15 +15804,7 @@
         </m:r>
       </m:oMath>
       <w:r>
-        <w:t xml:space="preserve"> setting rather than transported a</w:t>
-      </w:r>
-      <w:proofErr w:type="spellStart"/>
-      <w:r>
-        <w:t>s</w:t>
-      </w:r>
-      <w:proofErr w:type="spellEnd"/>
-      <w:r>
-        <w:t xml:space="preserve"> a constant. Every multi-receiver event here has exactly two receivers, so receiver-set cardinality is not varied. The small generating value of inertia is a property of cumulative-count inertia specifically; a decaying-memory operationalisation would bound the statistic and tolerate larger </w:t>
+        <w:t xml:space="preserve"> setting rather than transported as a constant. Every multi-receiver event here has exactly two receivers, so receiver-set cardinality is not varied. The small generating value of inertia is a property of cumulative-count inertia specifically; a decaying-memory operationalisation would bound the statistic and tolerate larger </w:t>
       </w:r>
       <w:proofErr w:type="gramStart"/>
       <w:r>
@@ -15867,13 +15819,13 @@
       <w:pPr>
         <w:pStyle w:val="Heading3"/>
       </w:pPr>
-      <w:bookmarkStart w:id="99" w:name="future-work"/>
-      <w:bookmarkStart w:id="100" w:name="_Toc233640854"/>
-      <w:bookmarkEnd w:id="97"/>
+      <w:bookmarkStart w:id="99" w:name="_Toc233640854"/>
+      <w:bookmarkStart w:id="100" w:name="future-work"/>
+      <w:bookmarkEnd w:id="98"/>
       <w:r>
         <w:t>Future work</w:t>
       </w:r>
-      <w:bookmarkEnd w:id="100"/>
+      <w:bookmarkEnd w:id="99"/>
     </w:p>
     <w:p>
       <w:pPr>
@@ -15931,13 +15883,13 @@
       <w:pPr>
         <w:pStyle w:val="Heading3"/>
       </w:pPr>
-      <w:bookmarkStart w:id="101" w:name="ethical-implications-and-considerations"/>
-      <w:bookmarkStart w:id="102" w:name="_Toc233640855"/>
-      <w:bookmarkEnd w:id="99"/>
+      <w:bookmarkStart w:id="101" w:name="_Toc233640855"/>
+      <w:bookmarkStart w:id="102" w:name="ethical-implications-and-considerations"/>
+      <w:bookmarkEnd w:id="100"/>
       <w:r>
         <w:t>Ethical implications and considerations</w:t>
       </w:r>
-      <w:bookmarkEnd w:id="102"/>
+      <w:bookmarkEnd w:id="101"/>
     </w:p>
     <w:p>
       <w:pPr>
@@ -15985,13 +15937,13 @@
       <w:pPr>
         <w:pStyle w:val="Heading3"/>
       </w:pPr>
-      <w:bookmarkStart w:id="103" w:name="conclusion"/>
-      <w:bookmarkStart w:id="104" w:name="_Toc233640856"/>
-      <w:bookmarkEnd w:id="101"/>
+      <w:bookmarkStart w:id="103" w:name="_Toc233640856"/>
+      <w:bookmarkStart w:id="104" w:name="conclusion"/>
+      <w:bookmarkEnd w:id="102"/>
       <w:r>
         <w:t>Conclusion</w:t>
       </w:r>
-      <w:bookmarkEnd w:id="104"/>
+      <w:bookmarkEnd w:id="103"/>
     </w:p>
     <w:p>
       <w:pPr>
@@ -16009,8 +15961,8 @@
         <w:t xml:space="preserve"> accordingly, are general. The result gives applied researchers a defensible reason to either keep using the familiar dyadic toolchain or to step beyond it, and a clear marker for which side of that line a given dataset falls on.</w:t>
       </w:r>
     </w:p>
-    <w:bookmarkEnd w:id="86"/>
-    <w:bookmarkEnd w:id="103"/>
+    <w:bookmarkEnd w:id="87"/>
+    <w:bookmarkEnd w:id="104"/>
     <w:p>
       <w:pPr>
         <w:jc w:val="left"/>
@@ -16019,7 +15971,7 @@
         <w:br w:type="page"/>
       </w:r>
     </w:p>
-    <w:bookmarkEnd w:id="5" w:displacedByCustomXml="next"/>
+    <w:bookmarkEnd w:id="6" w:displacedByCustomXml="next"/>
     <w:bookmarkStart w:id="105" w:name="_Toc233640857" w:displacedByCustomXml="next"/>
     <w:sdt>
       <w:sdtPr>
@@ -16937,12 +16889,12 @@
         </w:numPr>
         <w:ind w:left="397" w:hanging="397"/>
       </w:pPr>
-      <w:bookmarkStart w:id="129" w:name="Xda3e45e5656a73a30c0349908a7fadbced82d11"/>
-      <w:bookmarkStart w:id="130" w:name="_Toc233640858"/>
+      <w:bookmarkStart w:id="129" w:name="_Toc233640858"/>
+      <w:bookmarkStart w:id="130" w:name="Xda3e45e5656a73a30c0349908a7fadbced82d11"/>
       <w:r>
         <w:t>Appendix A. RHEM estimation configuration</w:t>
       </w:r>
-      <w:bookmarkEnd w:id="130"/>
+      <w:bookmarkEnd w:id="129"/>
     </w:p>
     <w:p>
       <w:pPr>
@@ -17188,9 +17140,9 @@
         </w:numPr>
         <w:ind w:left="397" w:hanging="397"/>
       </w:pPr>
-      <w:bookmarkStart w:id="131" w:name="X399cb8240eceeb6171121b8050db68d5b2c94a1"/>
-      <w:bookmarkStart w:id="132" w:name="_Toc233640859"/>
-      <w:bookmarkEnd w:id="129"/>
+      <w:bookmarkStart w:id="131" w:name="_Toc233640859"/>
+      <w:bookmarkStart w:id="132" w:name="X399cb8240eceeb6171121b8050db68d5b2c94a1"/>
+      <w:bookmarkEnd w:id="130"/>
       <w:r>
         <w:t xml:space="preserve">Appendix B. Derivation of the </w:t>
       </w:r>
@@ -17277,7 +17229,7 @@
           </m:sub>
         </m:sSub>
       </m:oMath>
-      <w:bookmarkEnd w:id="132"/>
+      <w:bookmarkEnd w:id="131"/>
     </w:p>
     <w:p>
       <w:pPr>
@@ -18081,13 +18033,13 @@
         </w:numPr>
         <w:ind w:left="397" w:hanging="397"/>
       </w:pPr>
-      <w:bookmarkStart w:id="133" w:name="appendix-c.-code-and-data-availability"/>
-      <w:bookmarkStart w:id="134" w:name="_Toc233640860"/>
-      <w:bookmarkEnd w:id="131"/>
+      <w:bookmarkStart w:id="133" w:name="_Toc233640860"/>
+      <w:bookmarkStart w:id="134" w:name="appendix-c.-code-and-data-availability"/>
+      <w:bookmarkEnd w:id="132"/>
       <w:r>
         <w:t>Appendix C. Code and data availability</w:t>
       </w:r>
-      <w:bookmarkEnd w:id="134"/>
+      <w:bookmarkEnd w:id="133"/>
     </w:p>
     <w:p>
       <w:pPr>
@@ -18104,19 +18056,7 @@
           <w:rPr>
             <w:rStyle w:val="Hyperlink"/>
           </w:rPr>
-          <w:t>https://github.com/GabrielSC92/Thesis-MSc-ADS-42</w:t>
-        </w:r>
-        <w:r>
-          <w:rPr>
-            <w:rStyle w:val="Hyperlink"/>
-          </w:rPr>
-          <w:t>6</w:t>
-        </w:r>
-        <w:r>
-          <w:rPr>
-            <w:rStyle w:val="Hyperlink"/>
-          </w:rPr>
-          <w:t>6390</w:t>
+          <w:t>https://github.com/GabrielSC92/Thesis-MSc-ADS-4266390</w:t>
         </w:r>
       </w:hyperlink>
       <w:r>
@@ -18140,7 +18080,7 @@
       <w:r>
         <w:t>), every number in the Results chapter can be regenerated from the seed list alone.</w:t>
       </w:r>
-      <w:bookmarkEnd w:id="133"/>
+      <w:bookmarkEnd w:id="134"/>
     </w:p>
     <w:p>
       <w:pPr>
@@ -18168,6 +18108,9 @@
         <w:pStyle w:val="BodyText"/>
       </w:pPr>
       <w:r>
+        <w:rPr>
+          <w:noProof/>
+        </w:rPr>
         <w:drawing>
           <wp:inline distT="0" distB="0" distL="0" distR="0" wp14:anchorId="1BB6C59E" wp14:editId="1C8028EE">
             <wp:extent cx="5943600" cy="6743700"/>
@@ -19222,6 +19165,7 @@
   <w:style w:type="character" w:default="1" w:styleId="DefaultParagraphFont">
     <w:name w:val="Default Paragraph Font"/>
     <w:uiPriority w:val="1"/>
+    <w:semiHidden/>
     <w:unhideWhenUsed/>
   </w:style>
   <w:style w:type="table" w:default="1" w:styleId="TableNormal">
@@ -20490,8 +20434,10 @@
     <w:rsid w:val="00705DF6"/>
     <w:rsid w:val="007C326E"/>
     <w:rsid w:val="007D7B9F"/>
+    <w:rsid w:val="00815691"/>
     <w:rsid w:val="00834CEE"/>
     <w:rsid w:val="008620EF"/>
+    <w:rsid w:val="00896BC6"/>
     <w:rsid w:val="009240A9"/>
     <w:rsid w:val="00A474B7"/>
     <w:rsid w:val="00A738BE"/>

--- a/thesis/Thesis_MSc_ADS_4266390.docx
+++ b/thesis/Thesis_MSc_ADS_4266390.docx
@@ -18,7 +18,7 @@
               <w:noProof/>
             </w:rPr>
             <w:drawing>
-              <wp:inline distT="0" distB="0" distL="0" distR="0" wp14:anchorId="329EC9F9" wp14:editId="497B9FE1">
+              <wp:inline distT="0" distB="0" distL="0" distR="0" wp14:anchorId="329EC9F9" wp14:editId="2AA831FD">
                 <wp:extent cx="4105664" cy="1621539"/>
                 <wp:effectExtent l="0" t="0" r="0" b="0"/>
                 <wp:docPr id="644019281" name="Picture 1"/>
@@ -10688,7 +10688,25 @@
         <w:fldChar w:fldCharType="end"/>
       </w:r>
       <w:r>
-        <w:t>) and the RHEM benchmark (Section 2.5) are fitted, writing the recovered coefficients to two long-format result tables, for REM and RHEM respectively, keyed by seed and MR level.</w:t>
+        <w:t xml:space="preserve">) and the RHEM benchmark (Section </w:t>
+      </w:r>
+      <w:r>
+        <w:fldChar w:fldCharType="begin"/>
+      </w:r>
+      <w:r>
+        <w:instrText xml:space="preserve"> REF _Ref232774680 \r \h </w:instrText>
+      </w:r>
+      <w:r>
+        <w:fldChar w:fldCharType="separate"/>
+      </w:r>
+      <w:r>
+        <w:t>2.5</w:t>
+      </w:r>
+      <w:r>
+        <w:fldChar w:fldCharType="end"/>
+      </w:r>
+      <w:r>
+        <w:t>) are fitted, writing the recovered coefficients to two long-format result tables, for REM and RHEM respectively, keyed by seed and MR level.</w:t>
       </w:r>
     </w:p>
     <w:p>
@@ -11565,7 +11583,38 @@
         <w:pStyle w:val="FirstParagraph"/>
       </w:pPr>
       <w:r>
-        <w:t>The per-effect recovery-noise band of Section 2.7.1 is applied on the pre-specified grid of multi-receiver proportions (Table 4). The headline threshold is the largest proportion on this grid at which every rule-governed REM coefficient stays inside its per-effect band.</w:t>
+        <w:t>The per-effect recovery-noise band of Section 2.7.1 is applied on the pre-specified grid of multi-receiver proportions (</w:t>
+      </w:r>
+      <w:r>
+        <w:fldChar w:fldCharType="begin"/>
+      </w:r>
+      <w:r>
+        <w:instrText xml:space="preserve"> REF _Ref232775232 \h </w:instrText>
+      </w:r>
+      <w:r>
+        <w:instrText xml:space="preserve"> \* MERGEFORMAT </w:instrText>
+      </w:r>
+      <w:r>
+        <w:fldChar w:fldCharType="separate"/>
+      </w:r>
+      <w:r>
+        <w:rPr>
+          <w:iCs/>
+        </w:rPr>
+        <w:t xml:space="preserve">Table </w:t>
+      </w:r>
+      <w:r>
+        <w:rPr>
+          <w:iCs/>
+          <w:noProof/>
+        </w:rPr>
+        <w:t>4</w:t>
+      </w:r>
+      <w:r>
+        <w:fldChar w:fldCharType="end"/>
+      </w:r>
+      <w:r>
+        <w:t>). The headline threshold is the largest proportion on this grid at which every rule-governed REM coefficient stays inside its per-effect band.</w:t>
       </w:r>
     </w:p>
     <w:p>
@@ -15679,10 +15728,7 @@
         <w:fldChar w:fldCharType="begin"/>
       </w:r>
       <w:r>
-        <w:instrText xml:space="preserve"> REF _Ref232775201 \h </w:instrText>
-      </w:r>
-      <w:r>
-        <w:instrText xml:space="preserve"> \* MERGEFORMAT </w:instrText>
+        <w:instrText xml:space="preserve"> REF _Ref232775201 \h  \* MERGEFORMAT </w:instrText>
       </w:r>
       <w:r>
         <w:fldChar w:fldCharType="separate"/>
@@ -18066,7 +18112,7 @@
         <w:fldChar w:fldCharType="begin"/>
       </w:r>
       <w:r>
-        <w:instrText xml:space="preserve"> REF _Ref232774832 \r \h </w:instrText>
+        <w:instrText xml:space="preserve"> REF _Ref232774533 \r \h </w:instrText>
       </w:r>
       <w:r>
         <w:fldChar w:fldCharType="separate"/>
@@ -20434,6 +20480,7 @@
     <w:rsid w:val="00705DF6"/>
     <w:rsid w:val="007C326E"/>
     <w:rsid w:val="007D7B9F"/>
+    <w:rsid w:val="007E45DA"/>
     <w:rsid w:val="00815691"/>
     <w:rsid w:val="00834CEE"/>
     <w:rsid w:val="008620EF"/>
@@ -20455,6 +20502,7 @@
     <w:rsid w:val="00E36D62"/>
     <w:rsid w:val="00E41137"/>
     <w:rsid w:val="00EE2CC8"/>
+    <w:rsid w:val="00EE66A5"/>
   </w:rsids>
   <m:mathPr>
     <m:mathFont m:val="Cambria Math"/>

--- a/thesis/Thesis_MSc_ADS_4266390.docx
+++ b/thesis/Thesis_MSc_ADS_4266390.docx
@@ -18,7 +18,7 @@
               <w:noProof/>
             </w:rPr>
             <w:drawing>
-              <wp:inline distT="0" distB="0" distL="0" distR="0" wp14:anchorId="329EC9F9" wp14:editId="2AA831FD">
+              <wp:inline distT="0" distB="0" distL="0" distR="0" wp14:anchorId="329EC9F9" wp14:editId="3C356246">
                 <wp:extent cx="4105664" cy="1621539"/>
                 <wp:effectExtent l="0" t="0" r="0" b="0"/>
                 <wp:docPr id="644019281" name="Picture 1"/>
@@ -295,47 +295,24 @@
                   </w:p>
                 </w:sdtContent>
               </w:sdt>
-              <w:sdt>
-                <w:sdtPr>
+              <w:p>
+                <w:pPr>
+                  <w:pStyle w:val="NoSpacing"/>
                   <w:rPr>
                     <w:sz w:val="28"/>
                     <w:szCs w:val="28"/>
                     <w:lang w:val="en-GB"/>
                   </w:rPr>
-                  <w:alias w:val="Date"/>
-                  <w:tag w:val="Date"/>
-                  <w:id w:val="13406932"/>
-                  <w:placeholder>
-                    <w:docPart w:val="B381164141B64278902E07471DF04FE8"/>
-                  </w:placeholder>
-                  <w:dataBinding w:prefixMappings="xmlns:ns0='http://schemas.microsoft.com/office/2006/coverPageProps'" w:xpath="/ns0:CoverPageProperties[1]/ns0:PublishDate[1]" w:storeItemID="{55AF091B-3C7A-41E3-B477-F2FDAA23CFDA}"/>
-                  <w:date w:fullDate="2026-06-29T00:00:00Z">
-                    <w:dateFormat w:val="M-d-yyyy"/>
-                    <w:lid w:val="en-US"/>
-                    <w:storeMappedDataAs w:val="dateTime"/>
-                    <w:calendar w:val="gregorian"/>
-                  </w:date>
-                </w:sdtPr>
-                <w:sdtContent>
-                  <w:p>
-                    <w:pPr>
-                      <w:pStyle w:val="NoSpacing"/>
-                      <w:rPr>
-                        <w:sz w:val="28"/>
-                        <w:szCs w:val="28"/>
-                        <w:lang w:val="en-GB"/>
-                      </w:rPr>
-                    </w:pPr>
-                    <w:r>
-                      <w:rPr>
-                        <w:sz w:val="28"/>
-                        <w:szCs w:val="28"/>
-                      </w:rPr>
-                      <w:t>6-29-2026</w:t>
-                    </w:r>
-                  </w:p>
-                </w:sdtContent>
-              </w:sdt>
+                </w:pPr>
+                <w:r>
+                  <w:rPr>
+                    <w:sz w:val="28"/>
+                    <w:szCs w:val="28"/>
+                    <w:lang w:val="en-GB"/>
+                  </w:rPr>
+                  <w:t>30.06.2026</w:t>
+                </w:r>
+              </w:p>
               <w:p>
                 <w:pPr>
                   <w:pStyle w:val="NoSpacing"/>
@@ -366,12 +343,14 @@
       </w:pPr>
       <w:bookmarkStart w:id="1" w:name="_Toc232774276"/>
       <w:bookmarkStart w:id="2" w:name="_Toc233640826"/>
+      <w:bookmarkStart w:id="3" w:name="_Toc233729279"/>
       <w:r>
         <w:lastRenderedPageBreak/>
         <w:t>Abstract</w:t>
       </w:r>
       <w:bookmarkEnd w:id="1"/>
       <w:bookmarkEnd w:id="2"/>
+      <w:bookmarkEnd w:id="3"/>
     </w:p>
     <w:p>
       <w:pPr>
@@ -445,7 +424,13 @@
         </m:r>
       </m:oMath>
       <w:r>
-        <w:t xml:space="preserve"> events) are perturbed by randomly tagging an additional receiver onto a controlled proportion of events, the dyadic transformation is applied, and the refitted REM coefficients are compared against the known truth across 28 independent baseline datasets, with a native Relational Hyperevent Model reported as a contextual benchmark. Acceptability is judged by a pre-specified per-effect recovery-noise band. The result is a three-zone operating range: recovery is reliable up to a multi-receiver share of about 8%, borderline between 8% and roughly 12%, and unreliable above 12%, with the triadic outgoing-two-paths effect binding first. For shares above roughly 12% we recommend a native multi-receiver model such as the relational hyperevent model, a restructuring of the data, or another estimator designed for polyadic events, in place of the dyadic transformation.</w:t>
+        <w:t xml:space="preserve"> events) are perturbed by randomly tagging an additional receiver onto a controlled proportion of events, the dyadic transformation is applied, and the refitted REM coefficients are compared against the known truth across 28 independent baseline datasets, with a native Relational Hyperevent Model reported as a contextual benchmark. Acceptability is judged by a pre-specified per-effect recovery-noise band. </w:t>
+      </w:r>
+      <w:r>
+        <w:t>The result is a three-zone operating range: recovery stays reliable below a multi-receiver share of about 8% and becomes unreliable above 12%, with a borderline band in between and the triadic outgoing-two-paths effect the first to fail.</w:t>
+      </w:r>
+      <w:r>
+        <w:t xml:space="preserve"> For shares above roughly 12% we recommend a native multi-receiver model such as the relational hyperevent model, a restructuring of the data, or another estimator designed for polyadic events, in place of the dyadic transformation.</w:t>
       </w:r>
     </w:p>
     <w:p>
@@ -476,8 +461,9 @@
         <w:br w:type="page"/>
       </w:r>
     </w:p>
-    <w:bookmarkStart w:id="3" w:name="_Toc232774277" w:displacedByCustomXml="next"/>
-    <w:bookmarkStart w:id="4" w:name="_Toc233640827" w:displacedByCustomXml="next"/>
+    <w:bookmarkStart w:id="4" w:name="_Toc232774277" w:displacedByCustomXml="next"/>
+    <w:bookmarkStart w:id="5" w:name="_Toc233640827" w:displacedByCustomXml="next"/>
+    <w:bookmarkStart w:id="6" w:name="_Toc233729280" w:displacedByCustomXml="next"/>
     <w:sdt>
       <w:sdtPr>
         <w:rPr>
@@ -494,7 +480,7 @@
         </w:docPartObj>
       </w:sdtPr>
       <w:sdtContent>
-        <w:bookmarkEnd w:id="3" w:displacedByCustomXml="prev"/>
+        <w:bookmarkEnd w:id="4" w:displacedByCustomXml="prev"/>
         <w:p>
           <w:pPr>
             <w:pStyle w:val="Heading2"/>
@@ -510,7 +496,8 @@
           <w:r>
             <w:t>Table of Contents</w:t>
           </w:r>
-          <w:bookmarkEnd w:id="4"/>
+          <w:bookmarkEnd w:id="6"/>
+          <w:bookmarkEnd w:id="5"/>
           <w:r>
             <w:rPr>
               <w:sz w:val="4"/>
@@ -548,7 +535,7 @@
               <w14:ligatures w14:val="standardContextual"/>
             </w:rPr>
           </w:pPr>
-          <w:hyperlink w:anchor="_Toc233640828" w:history="1">
+          <w:hyperlink w:anchor="_Toc233729281" w:history="1">
             <w:r>
               <w:rPr>
                 <w:rStyle w:val="Hyperlink"/>
@@ -602,7 +589,7 @@
                 <w:sz w:val="20"/>
                 <w:szCs w:val="20"/>
               </w:rPr>
-              <w:instrText xml:space="preserve"> PAGEREF _Toc233640828 \h </w:instrText>
+              <w:instrText xml:space="preserve"> PAGEREF _Toc233729281 \h </w:instrText>
             </w:r>
             <w:r>
               <w:rPr>
@@ -656,7 +643,7 @@
               <w14:ligatures w14:val="standardContextual"/>
             </w:rPr>
           </w:pPr>
-          <w:hyperlink w:anchor="_Toc233640829" w:history="1">
+          <w:hyperlink w:anchor="_Toc233729282" w:history="1">
             <w:r>
               <w:rPr>
                 <w:rStyle w:val="Hyperlink"/>
@@ -710,7 +697,7 @@
                 <w:sz w:val="20"/>
                 <w:szCs w:val="20"/>
               </w:rPr>
-              <w:instrText xml:space="preserve"> PAGEREF _Toc233640829 \h </w:instrText>
+              <w:instrText xml:space="preserve"> PAGEREF _Toc233729282 \h </w:instrText>
             </w:r>
             <w:r>
               <w:rPr>
@@ -736,7 +723,7 @@
                 <w:sz w:val="20"/>
                 <w:szCs w:val="20"/>
               </w:rPr>
-              <w:t>3</w:t>
+              <w:t>4</w:t>
             </w:r>
             <w:r>
               <w:rPr>
@@ -764,7 +751,7 @@
               <w14:ligatures w14:val="standardContextual"/>
             </w:rPr>
           </w:pPr>
-          <w:hyperlink w:anchor="_Toc233640830" w:history="1">
+          <w:hyperlink w:anchor="_Toc233729283" w:history="1">
             <w:r>
               <w:rPr>
                 <w:rStyle w:val="Hyperlink"/>
@@ -818,7 +805,7 @@
                 <w:sz w:val="20"/>
                 <w:szCs w:val="20"/>
               </w:rPr>
-              <w:instrText xml:space="preserve"> PAGEREF _Toc233640830 \h </w:instrText>
+              <w:instrText xml:space="preserve"> PAGEREF _Toc233729283 \h </w:instrText>
             </w:r>
             <w:r>
               <w:rPr>
@@ -844,7 +831,7 @@
                 <w:sz w:val="20"/>
                 <w:szCs w:val="20"/>
               </w:rPr>
-              <w:t>4</w:t>
+              <w:t>5</w:t>
             </w:r>
             <w:r>
               <w:rPr>
@@ -872,7 +859,7 @@
               <w14:ligatures w14:val="standardContextual"/>
             </w:rPr>
           </w:pPr>
-          <w:hyperlink w:anchor="_Toc233640831" w:history="1">
+          <w:hyperlink w:anchor="_Toc233729284" w:history="1">
             <w:r>
               <w:rPr>
                 <w:rStyle w:val="Hyperlink"/>
@@ -926,7 +913,7 @@
                 <w:sz w:val="20"/>
                 <w:szCs w:val="20"/>
               </w:rPr>
-              <w:instrText xml:space="preserve"> PAGEREF _Toc233640831 \h </w:instrText>
+              <w:instrText xml:space="preserve"> PAGEREF _Toc233729284 \h </w:instrText>
             </w:r>
             <w:r>
               <w:rPr>
@@ -980,7 +967,7 @@
               <w14:ligatures w14:val="standardContextual"/>
             </w:rPr>
           </w:pPr>
-          <w:hyperlink w:anchor="_Toc233640832" w:history="1">
+          <w:hyperlink w:anchor="_Toc233729285" w:history="1">
             <w:r>
               <w:rPr>
                 <w:rStyle w:val="Hyperlink"/>
@@ -1034,7 +1021,7 @@
                 <w:sz w:val="20"/>
                 <w:szCs w:val="20"/>
               </w:rPr>
-              <w:instrText xml:space="preserve"> PAGEREF _Toc233640832 \h </w:instrText>
+              <w:instrText xml:space="preserve"> PAGEREF _Toc233729285 \h </w:instrText>
             </w:r>
             <w:r>
               <w:rPr>
@@ -1088,7 +1075,7 @@
               <w14:ligatures w14:val="standardContextual"/>
             </w:rPr>
           </w:pPr>
-          <w:hyperlink w:anchor="_Toc233640833" w:history="1">
+          <w:hyperlink w:anchor="_Toc233729286" w:history="1">
             <w:r>
               <w:rPr>
                 <w:rStyle w:val="Hyperlink"/>
@@ -1142,7 +1129,7 @@
                 <w:sz w:val="20"/>
                 <w:szCs w:val="20"/>
               </w:rPr>
-              <w:instrText xml:space="preserve"> PAGEREF _Toc233640833 \h </w:instrText>
+              <w:instrText xml:space="preserve"> PAGEREF _Toc233729286 \h </w:instrText>
             </w:r>
             <w:r>
               <w:rPr>
@@ -1196,7 +1183,7 @@
               <w14:ligatures w14:val="standardContextual"/>
             </w:rPr>
           </w:pPr>
-          <w:hyperlink w:anchor="_Toc233640834" w:history="1">
+          <w:hyperlink w:anchor="_Toc233729287" w:history="1">
             <w:r>
               <w:rPr>
                 <w:rStyle w:val="Hyperlink"/>
@@ -1250,7 +1237,7 @@
                 <w:sz w:val="20"/>
                 <w:szCs w:val="20"/>
               </w:rPr>
-              <w:instrText xml:space="preserve"> PAGEREF _Toc233640834 \h </w:instrText>
+              <w:instrText xml:space="preserve"> PAGEREF _Toc233729287 \h </w:instrText>
             </w:r>
             <w:r>
               <w:rPr>
@@ -1304,7 +1291,7 @@
               <w14:ligatures w14:val="standardContextual"/>
             </w:rPr>
           </w:pPr>
-          <w:hyperlink w:anchor="_Toc233640835" w:history="1">
+          <w:hyperlink w:anchor="_Toc233729288" w:history="1">
             <w:r>
               <w:rPr>
                 <w:rStyle w:val="Hyperlink"/>
@@ -1358,7 +1345,7 @@
                 <w:sz w:val="20"/>
                 <w:szCs w:val="20"/>
               </w:rPr>
-              <w:instrText xml:space="preserve"> PAGEREF _Toc233640835 \h </w:instrText>
+              <w:instrText xml:space="preserve"> PAGEREF _Toc233729288 \h </w:instrText>
             </w:r>
             <w:r>
               <w:rPr>
@@ -1384,7 +1371,7 @@
                 <w:sz w:val="20"/>
                 <w:szCs w:val="20"/>
               </w:rPr>
-              <w:t>8</w:t>
+              <w:t>9</w:t>
             </w:r>
             <w:r>
               <w:rPr>
@@ -1412,7 +1399,7 @@
               <w14:ligatures w14:val="standardContextual"/>
             </w:rPr>
           </w:pPr>
-          <w:hyperlink w:anchor="_Toc233640836" w:history="1">
+          <w:hyperlink w:anchor="_Toc233729289" w:history="1">
             <w:r>
               <w:rPr>
                 <w:rStyle w:val="Hyperlink"/>
@@ -1466,7 +1453,7 @@
                 <w:sz w:val="20"/>
                 <w:szCs w:val="20"/>
               </w:rPr>
-              <w:instrText xml:space="preserve"> PAGEREF _Toc233640836 \h </w:instrText>
+              <w:instrText xml:space="preserve"> PAGEREF _Toc233729289 \h </w:instrText>
             </w:r>
             <w:r>
               <w:rPr>
@@ -1520,7 +1507,7 @@
               <w14:ligatures w14:val="standardContextual"/>
             </w:rPr>
           </w:pPr>
-          <w:hyperlink w:anchor="_Toc233640837" w:history="1">
+          <w:hyperlink w:anchor="_Toc233729290" w:history="1">
             <w:r>
               <w:rPr>
                 <w:rStyle w:val="Hyperlink"/>
@@ -1574,7 +1561,7 @@
                 <w:sz w:val="20"/>
                 <w:szCs w:val="20"/>
               </w:rPr>
-              <w:instrText xml:space="preserve"> PAGEREF _Toc233640837 \h </w:instrText>
+              <w:instrText xml:space="preserve"> PAGEREF _Toc233729290 \h </w:instrText>
             </w:r>
             <w:r>
               <w:rPr>
@@ -1628,7 +1615,7 @@
               <w14:ligatures w14:val="standardContextual"/>
             </w:rPr>
           </w:pPr>
-          <w:hyperlink w:anchor="_Toc233640838" w:history="1">
+          <w:hyperlink w:anchor="_Toc233729291" w:history="1">
             <w:r>
               <w:rPr>
                 <w:rStyle w:val="Hyperlink"/>
@@ -1682,7 +1669,7 @@
                 <w:sz w:val="20"/>
                 <w:szCs w:val="20"/>
               </w:rPr>
-              <w:instrText xml:space="preserve"> PAGEREF _Toc233640838 \h </w:instrText>
+              <w:instrText xml:space="preserve"> PAGEREF _Toc233729291 \h </w:instrText>
             </w:r>
             <w:r>
               <w:rPr>
@@ -1736,7 +1723,7 @@
               <w14:ligatures w14:val="standardContextual"/>
             </w:rPr>
           </w:pPr>
-          <w:hyperlink w:anchor="_Toc233640839" w:history="1">
+          <w:hyperlink w:anchor="_Toc233729292" w:history="1">
             <w:r>
               <w:rPr>
                 <w:rStyle w:val="Hyperlink"/>
@@ -1790,7 +1777,7 @@
                 <w:sz w:val="20"/>
                 <w:szCs w:val="20"/>
               </w:rPr>
-              <w:instrText xml:space="preserve"> PAGEREF _Toc233640839 \h </w:instrText>
+              <w:instrText xml:space="preserve"> PAGEREF _Toc233729292 \h </w:instrText>
             </w:r>
             <w:r>
               <w:rPr>
@@ -1844,7 +1831,7 @@
               <w14:ligatures w14:val="standardContextual"/>
             </w:rPr>
           </w:pPr>
-          <w:hyperlink w:anchor="_Toc233640840" w:history="1">
+          <w:hyperlink w:anchor="_Toc233729293" w:history="1">
             <w:r>
               <w:rPr>
                 <w:rStyle w:val="Hyperlink"/>
@@ -1898,7 +1885,7 @@
                 <w:sz w:val="20"/>
                 <w:szCs w:val="20"/>
               </w:rPr>
-              <w:instrText xml:space="preserve"> PAGEREF _Toc233640840 \h </w:instrText>
+              <w:instrText xml:space="preserve"> PAGEREF _Toc233729293 \h </w:instrText>
             </w:r>
             <w:r>
               <w:rPr>
@@ -1952,7 +1939,7 @@
               <w14:ligatures w14:val="standardContextual"/>
             </w:rPr>
           </w:pPr>
-          <w:hyperlink w:anchor="_Toc233640841" w:history="1">
+          <w:hyperlink w:anchor="_Toc233729294" w:history="1">
             <w:r>
               <w:rPr>
                 <w:rStyle w:val="Hyperlink"/>
@@ -2006,7 +1993,7 @@
                 <w:sz w:val="20"/>
                 <w:szCs w:val="20"/>
               </w:rPr>
-              <w:instrText xml:space="preserve"> PAGEREF _Toc233640841 \h </w:instrText>
+              <w:instrText xml:space="preserve"> PAGEREF _Toc233729294 \h </w:instrText>
             </w:r>
             <w:r>
               <w:rPr>
@@ -2060,7 +2047,7 @@
               <w14:ligatures w14:val="standardContextual"/>
             </w:rPr>
           </w:pPr>
-          <w:hyperlink w:anchor="_Toc233640842" w:history="1">
+          <w:hyperlink w:anchor="_Toc233729295" w:history="1">
             <w:r>
               <w:rPr>
                 <w:rStyle w:val="Hyperlink"/>
@@ -2114,7 +2101,7 @@
                 <w:sz w:val="20"/>
                 <w:szCs w:val="20"/>
               </w:rPr>
-              <w:instrText xml:space="preserve"> PAGEREF _Toc233640842 \h </w:instrText>
+              <w:instrText xml:space="preserve"> PAGEREF _Toc233729295 \h </w:instrText>
             </w:r>
             <w:r>
               <w:rPr>
@@ -2168,7 +2155,7 @@
               <w14:ligatures w14:val="standardContextual"/>
             </w:rPr>
           </w:pPr>
-          <w:hyperlink w:anchor="_Toc233640843" w:history="1">
+          <w:hyperlink w:anchor="_Toc233729296" w:history="1">
             <w:r>
               <w:rPr>
                 <w:rStyle w:val="Hyperlink"/>
@@ -2222,7 +2209,7 @@
                 <w:sz w:val="20"/>
                 <w:szCs w:val="20"/>
               </w:rPr>
-              <w:instrText xml:space="preserve"> PAGEREF _Toc233640843 \h </w:instrText>
+              <w:instrText xml:space="preserve"> PAGEREF _Toc233729296 \h </w:instrText>
             </w:r>
             <w:r>
               <w:rPr>
@@ -2276,7 +2263,7 @@
               <w14:ligatures w14:val="standardContextual"/>
             </w:rPr>
           </w:pPr>
-          <w:hyperlink w:anchor="_Toc233640844" w:history="1">
+          <w:hyperlink w:anchor="_Toc233729297" w:history="1">
             <w:r>
               <w:rPr>
                 <w:rStyle w:val="Hyperlink"/>
@@ -2330,7 +2317,7 @@
                 <w:sz w:val="20"/>
                 <w:szCs w:val="20"/>
               </w:rPr>
-              <w:instrText xml:space="preserve"> PAGEREF _Toc233640844 \h </w:instrText>
+              <w:instrText xml:space="preserve"> PAGEREF _Toc233729297 \h </w:instrText>
             </w:r>
             <w:r>
               <w:rPr>
@@ -2384,7 +2371,7 @@
               <w14:ligatures w14:val="standardContextual"/>
             </w:rPr>
           </w:pPr>
-          <w:hyperlink w:anchor="_Toc233640845" w:history="1">
+          <w:hyperlink w:anchor="_Toc233729298" w:history="1">
             <w:r>
               <w:rPr>
                 <w:rStyle w:val="Hyperlink"/>
@@ -2438,7 +2425,7 @@
                 <w:sz w:val="20"/>
                 <w:szCs w:val="20"/>
               </w:rPr>
-              <w:instrText xml:space="preserve"> PAGEREF _Toc233640845 \h </w:instrText>
+              <w:instrText xml:space="preserve"> PAGEREF _Toc233729298 \h </w:instrText>
             </w:r>
             <w:r>
               <w:rPr>
@@ -2492,7 +2479,7 @@
               <w14:ligatures w14:val="standardContextual"/>
             </w:rPr>
           </w:pPr>
-          <w:hyperlink w:anchor="_Toc233640846" w:history="1">
+          <w:hyperlink w:anchor="_Toc233729299" w:history="1">
             <w:r>
               <w:rPr>
                 <w:rStyle w:val="Hyperlink"/>
@@ -2546,7 +2533,7 @@
                 <w:sz w:val="20"/>
                 <w:szCs w:val="20"/>
               </w:rPr>
-              <w:instrText xml:space="preserve"> PAGEREF _Toc233640846 \h </w:instrText>
+              <w:instrText xml:space="preserve"> PAGEREF _Toc233729299 \h </w:instrText>
             </w:r>
             <w:r>
               <w:rPr>
@@ -2572,7 +2559,7 @@
                 <w:sz w:val="20"/>
                 <w:szCs w:val="20"/>
               </w:rPr>
-              <w:t>17</w:t>
+              <w:t>18</w:t>
             </w:r>
             <w:r>
               <w:rPr>
@@ -2600,7 +2587,7 @@
               <w14:ligatures w14:val="standardContextual"/>
             </w:rPr>
           </w:pPr>
-          <w:hyperlink w:anchor="_Toc233640847" w:history="1">
+          <w:hyperlink w:anchor="_Toc233729300" w:history="1">
             <w:r>
               <w:rPr>
                 <w:rStyle w:val="Hyperlink"/>
@@ -2654,7 +2641,7 @@
                 <w:sz w:val="20"/>
                 <w:szCs w:val="20"/>
               </w:rPr>
-              <w:instrText xml:space="preserve"> PAGEREF _Toc233640847 \h </w:instrText>
+              <w:instrText xml:space="preserve"> PAGEREF _Toc233729300 \h </w:instrText>
             </w:r>
             <w:r>
               <w:rPr>
@@ -2680,7 +2667,7 @@
                 <w:sz w:val="20"/>
                 <w:szCs w:val="20"/>
               </w:rPr>
-              <w:t>18</w:t>
+              <w:t>19</w:t>
             </w:r>
             <w:r>
               <w:rPr>
@@ -2708,7 +2695,7 @@
               <w14:ligatures w14:val="standardContextual"/>
             </w:rPr>
           </w:pPr>
-          <w:hyperlink w:anchor="_Toc233640848" w:history="1">
+          <w:hyperlink w:anchor="_Toc233729301" w:history="1">
             <w:r>
               <w:rPr>
                 <w:rStyle w:val="Hyperlink"/>
@@ -2762,7 +2749,7 @@
                 <w:sz w:val="20"/>
                 <w:szCs w:val="20"/>
               </w:rPr>
-              <w:instrText xml:space="preserve"> PAGEREF _Toc233640848 \h </w:instrText>
+              <w:instrText xml:space="preserve"> PAGEREF _Toc233729301 \h </w:instrText>
             </w:r>
             <w:r>
               <w:rPr>
@@ -2788,7 +2775,7 @@
                 <w:sz w:val="20"/>
                 <w:szCs w:val="20"/>
               </w:rPr>
-              <w:t>18</w:t>
+              <w:t>19</w:t>
             </w:r>
             <w:r>
               <w:rPr>
@@ -2816,7 +2803,7 @@
               <w14:ligatures w14:val="standardContextual"/>
             </w:rPr>
           </w:pPr>
-          <w:hyperlink w:anchor="_Toc233640849" w:history="1">
+          <w:hyperlink w:anchor="_Toc233729302" w:history="1">
             <w:r>
               <w:rPr>
                 <w:rStyle w:val="Hyperlink"/>
@@ -2870,7 +2857,7 @@
                 <w:sz w:val="20"/>
                 <w:szCs w:val="20"/>
               </w:rPr>
-              <w:instrText xml:space="preserve"> PAGEREF _Toc233640849 \h </w:instrText>
+              <w:instrText xml:space="preserve"> PAGEREF _Toc233729302 \h </w:instrText>
             </w:r>
             <w:r>
               <w:rPr>
@@ -2924,7 +2911,7 @@
               <w14:ligatures w14:val="standardContextual"/>
             </w:rPr>
           </w:pPr>
-          <w:hyperlink w:anchor="_Toc233640850" w:history="1">
+          <w:hyperlink w:anchor="_Toc233729303" w:history="1">
             <w:r>
               <w:rPr>
                 <w:rStyle w:val="Hyperlink"/>
@@ -2978,7 +2965,7 @@
                 <w:sz w:val="20"/>
                 <w:szCs w:val="20"/>
               </w:rPr>
-              <w:instrText xml:space="preserve"> PAGEREF _Toc233640850 \h </w:instrText>
+              <w:instrText xml:space="preserve"> PAGEREF _Toc233729303 \h </w:instrText>
             </w:r>
             <w:r>
               <w:rPr>
@@ -3032,7 +3019,7 @@
               <w14:ligatures w14:val="standardContextual"/>
             </w:rPr>
           </w:pPr>
-          <w:hyperlink w:anchor="_Toc233640851" w:history="1">
+          <w:hyperlink w:anchor="_Toc233729304" w:history="1">
             <w:r>
               <w:rPr>
                 <w:rStyle w:val="Hyperlink"/>
@@ -3086,7 +3073,7 @@
                 <w:sz w:val="20"/>
                 <w:szCs w:val="20"/>
               </w:rPr>
-              <w:instrText xml:space="preserve"> PAGEREF _Toc233640851 \h </w:instrText>
+              <w:instrText xml:space="preserve"> PAGEREF _Toc233729304 \h </w:instrText>
             </w:r>
             <w:r>
               <w:rPr>
@@ -3112,7 +3099,7 @@
                 <w:sz w:val="20"/>
                 <w:szCs w:val="20"/>
               </w:rPr>
-              <w:t>19</w:t>
+              <w:t>20</w:t>
             </w:r>
             <w:r>
               <w:rPr>
@@ -3140,7 +3127,7 @@
               <w14:ligatures w14:val="standardContextual"/>
             </w:rPr>
           </w:pPr>
-          <w:hyperlink w:anchor="_Toc233640852" w:history="1">
+          <w:hyperlink w:anchor="_Toc233729305" w:history="1">
             <w:r>
               <w:rPr>
                 <w:rStyle w:val="Hyperlink"/>
@@ -3194,7 +3181,7 @@
                 <w:sz w:val="20"/>
                 <w:szCs w:val="20"/>
               </w:rPr>
-              <w:instrText xml:space="preserve"> PAGEREF _Toc233640852 \h </w:instrText>
+              <w:instrText xml:space="preserve"> PAGEREF _Toc233729305 \h </w:instrText>
             </w:r>
             <w:r>
               <w:rPr>
@@ -3248,7 +3235,7 @@
               <w14:ligatures w14:val="standardContextual"/>
             </w:rPr>
           </w:pPr>
-          <w:hyperlink w:anchor="_Toc233640853" w:history="1">
+          <w:hyperlink w:anchor="_Toc233729306" w:history="1">
             <w:r>
               <w:rPr>
                 <w:rStyle w:val="Hyperlink"/>
@@ -3302,7 +3289,7 @@
                 <w:sz w:val="20"/>
                 <w:szCs w:val="20"/>
               </w:rPr>
-              <w:instrText xml:space="preserve"> PAGEREF _Toc233640853 \h </w:instrText>
+              <w:instrText xml:space="preserve"> PAGEREF _Toc233729306 \h </w:instrText>
             </w:r>
             <w:r>
               <w:rPr>
@@ -3356,7 +3343,7 @@
               <w14:ligatures w14:val="standardContextual"/>
             </w:rPr>
           </w:pPr>
-          <w:hyperlink w:anchor="_Toc233640854" w:history="1">
+          <w:hyperlink w:anchor="_Toc233729307" w:history="1">
             <w:r>
               <w:rPr>
                 <w:rStyle w:val="Hyperlink"/>
@@ -3410,7 +3397,7 @@
                 <w:sz w:val="20"/>
                 <w:szCs w:val="20"/>
               </w:rPr>
-              <w:instrText xml:space="preserve"> PAGEREF _Toc233640854 \h </w:instrText>
+              <w:instrText xml:space="preserve"> PAGEREF _Toc233729307 \h </w:instrText>
             </w:r>
             <w:r>
               <w:rPr>
@@ -3464,7 +3451,7 @@
               <w14:ligatures w14:val="standardContextual"/>
             </w:rPr>
           </w:pPr>
-          <w:hyperlink w:anchor="_Toc233640855" w:history="1">
+          <w:hyperlink w:anchor="_Toc233729308" w:history="1">
             <w:r>
               <w:rPr>
                 <w:rStyle w:val="Hyperlink"/>
@@ -3518,7 +3505,7 @@
                 <w:sz w:val="20"/>
                 <w:szCs w:val="20"/>
               </w:rPr>
-              <w:instrText xml:space="preserve"> PAGEREF _Toc233640855 \h </w:instrText>
+              <w:instrText xml:space="preserve"> PAGEREF _Toc233729308 \h </w:instrText>
             </w:r>
             <w:r>
               <w:rPr>
@@ -3544,7 +3531,7 @@
                 <w:sz w:val="20"/>
                 <w:szCs w:val="20"/>
               </w:rPr>
-              <w:t>21</w:t>
+              <w:t>22</w:t>
             </w:r>
             <w:r>
               <w:rPr>
@@ -3572,7 +3559,7 @@
               <w14:ligatures w14:val="standardContextual"/>
             </w:rPr>
           </w:pPr>
-          <w:hyperlink w:anchor="_Toc233640856" w:history="1">
+          <w:hyperlink w:anchor="_Toc233729309" w:history="1">
             <w:r>
               <w:rPr>
                 <w:rStyle w:val="Hyperlink"/>
@@ -3626,7 +3613,7 @@
                 <w:sz w:val="20"/>
                 <w:szCs w:val="20"/>
               </w:rPr>
-              <w:instrText xml:space="preserve"> PAGEREF _Toc233640856 \h </w:instrText>
+              <w:instrText xml:space="preserve"> PAGEREF _Toc233729309 \h </w:instrText>
             </w:r>
             <w:r>
               <w:rPr>
@@ -3679,7 +3666,7 @@
               <w14:ligatures w14:val="standardContextual"/>
             </w:rPr>
           </w:pPr>
-          <w:hyperlink w:anchor="_Toc233640857" w:history="1">
+          <w:hyperlink w:anchor="_Toc233729310" w:history="1">
             <w:r>
               <w:rPr>
                 <w:rStyle w:val="Hyperlink"/>
@@ -3714,7 +3701,7 @@
                 <w:sz w:val="20"/>
                 <w:szCs w:val="20"/>
               </w:rPr>
-              <w:instrText xml:space="preserve"> PAGEREF _Toc233640857 \h </w:instrText>
+              <w:instrText xml:space="preserve"> PAGEREF _Toc233729310 \h </w:instrText>
             </w:r>
             <w:r>
               <w:rPr>
@@ -3767,7 +3754,7 @@
               <w14:ligatures w14:val="standardContextual"/>
             </w:rPr>
           </w:pPr>
-          <w:hyperlink w:anchor="_Toc233640858" w:history="1">
+          <w:hyperlink w:anchor="_Toc233729311" w:history="1">
             <w:r>
               <w:rPr>
                 <w:rStyle w:val="Hyperlink"/>
@@ -3802,7 +3789,7 @@
                 <w:sz w:val="20"/>
                 <w:szCs w:val="20"/>
               </w:rPr>
-              <w:instrText xml:space="preserve"> PAGEREF _Toc233640858 \h </w:instrText>
+              <w:instrText xml:space="preserve"> PAGEREF _Toc233729311 \h </w:instrText>
             </w:r>
             <w:r>
               <w:rPr>
@@ -3855,7 +3842,7 @@
               <w14:ligatures w14:val="standardContextual"/>
             </w:rPr>
           </w:pPr>
-          <w:hyperlink w:anchor="_Toc233640859" w:history="1">
+          <w:hyperlink w:anchor="_Toc233729312" w:history="1">
             <w:r>
               <w:rPr>
                 <w:rStyle w:val="Hyperlink"/>
@@ -4007,7 +3994,7 @@
                 <w:sz w:val="20"/>
                 <w:szCs w:val="20"/>
               </w:rPr>
-              <w:instrText xml:space="preserve"> PAGEREF _Toc233640859 \h </w:instrText>
+              <w:instrText xml:space="preserve"> PAGEREF _Toc233729312 \h </w:instrText>
             </w:r>
             <w:r>
               <w:rPr>
@@ -4060,7 +4047,7 @@
               <w14:ligatures w14:val="standardContextual"/>
             </w:rPr>
           </w:pPr>
-          <w:hyperlink w:anchor="_Toc233640860" w:history="1">
+          <w:hyperlink w:anchor="_Toc233729313" w:history="1">
             <w:r>
               <w:rPr>
                 <w:rStyle w:val="Hyperlink"/>
@@ -4095,7 +4082,7 @@
                 <w:sz w:val="20"/>
                 <w:szCs w:val="20"/>
               </w:rPr>
-              <w:instrText xml:space="preserve"> PAGEREF _Toc233640860 \h </w:instrText>
+              <w:instrText xml:space="preserve"> PAGEREF _Toc233729313 \h </w:instrText>
             </w:r>
             <w:r>
               <w:rPr>
@@ -4148,7 +4135,7 @@
               <w14:ligatures w14:val="standardContextual"/>
             </w:rPr>
           </w:pPr>
-          <w:hyperlink w:anchor="_Toc233640861" w:history="1">
+          <w:hyperlink w:anchor="_Toc233729314" w:history="1">
             <w:r>
               <w:rPr>
                 <w:rStyle w:val="Hyperlink"/>
@@ -4156,7 +4143,7 @@
                 <w:sz w:val="20"/>
                 <w:szCs w:val="20"/>
               </w:rPr>
-              <w:t>Appendix D. AI-Statement</w:t>
+              <w:t>Appendix D. Model AI Disclosure Statement</w:t>
             </w:r>
             <w:r>
               <w:rPr>
@@ -4183,7 +4170,7 @@
                 <w:sz w:val="20"/>
                 <w:szCs w:val="20"/>
               </w:rPr>
-              <w:instrText xml:space="preserve"> PAGEREF _Toc233640861 \h </w:instrText>
+              <w:instrText xml:space="preserve"> PAGEREF _Toc233729314 \h </w:instrText>
             </w:r>
             <w:r>
               <w:rPr>
@@ -4237,13 +4224,13 @@
       <w:pPr>
         <w:pStyle w:val="Heading2"/>
       </w:pPr>
-      <w:bookmarkStart w:id="5" w:name="_Toc233640828"/>
-      <w:bookmarkStart w:id="6" w:name="current-research"/>
+      <w:bookmarkStart w:id="7" w:name="_Toc233729281"/>
+      <w:bookmarkStart w:id="8" w:name="current-research"/>
       <w:bookmarkEnd w:id="0"/>
       <w:r>
         <w:t>Introduction</w:t>
       </w:r>
-      <w:bookmarkEnd w:id="5"/>
+      <w:bookmarkEnd w:id="7"/>
     </w:p>
     <w:p>
       <w:pPr>
@@ -4370,22 +4357,25 @@
         </w:r>
       </w:hyperlink>
       <w:r>
-        <w:t xml:space="preserve"> report a better fit for RHEM than for a REM fitted to the dyadically transformed version of the same data. What has not been established is the size of the multi-receiver share up to which dyadic transformation still recovers the underlying REM parameters reliably. This is a clear gap: although the qualitative cost of dyadic transformation is documented, there is no controlled measurement of how much multi-receiver content the transformation can absorb before its estimates can no longer be trusted. Using a controlled simulation experiment with known dyadic generating parameters, this thesis estimates that share: the proportion of multi-receiver events up to which the dyadic transformation can still be relied upon for REM parameter recovery, and beyond which it cannot.</w:t>
+        <w:t xml:space="preserve"> </w:t>
+      </w:r>
+      <w:r>
+        <w:t>report a better fit for RHEM than for a REM fitted to the dyadically transformed version of the same data. What has not been established is the size of the multi-receiver share up to which dyadic transformation still recovers the underlying REM parameters reliably. This is a clear gap: although the qualitative cost of dyadic transformation is documented, there is no controlled measurement of how much multi-receiver content the transformation can absorb before its estimates can no longer be trusted. Using a controlled simulation experiment with known dyadic generating parameters, this thesis estimates that share: the proportion of multi-receiver events up to which the dyadic transformation can still be relied upon for REM parameter recovery, and beyond which it cannot.</w:t>
       </w:r>
     </w:p>
     <w:p>
       <w:pPr>
         <w:pStyle w:val="Heading3"/>
       </w:pPr>
-      <w:bookmarkStart w:id="7" w:name="_Toc233640829"/>
-      <w:bookmarkStart w:id="8" w:name="X842e24002b9edf666c3e01219695761036f973c"/>
+      <w:bookmarkStart w:id="9" w:name="_Toc233729282"/>
+      <w:bookmarkStart w:id="10" w:name="X842e24002b9edf666c3e01219695761036f973c"/>
       <w:r>
         <w:t>Social</w:t>
       </w:r>
       <w:r>
         <w:t xml:space="preserve"> networks and relational event history data</w:t>
       </w:r>
-      <w:bookmarkEnd w:id="7"/>
+      <w:bookmarkEnd w:id="9"/>
     </w:p>
     <w:p>
       <w:pPr>
@@ -4901,302 +4891,11 @@
       <w:pPr>
         <w:pStyle w:val="Heading3"/>
       </w:pPr>
-      <w:bookmarkStart w:id="9" w:name="_Toc233640830"/>
-      <w:bookmarkStart w:id="10" w:name="the-relational-event-model"/>
-      <w:bookmarkEnd w:id="8"/>
+      <w:bookmarkStart w:id="11" w:name="_Toc233729283"/>
+      <w:bookmarkStart w:id="12" w:name="the-relational-event-model"/>
+      <w:bookmarkEnd w:id="10"/>
       <w:r>
         <w:t>The relational event model</w:t>
-      </w:r>
-      <w:bookmarkEnd w:id="9"/>
-    </w:p>
-    <w:p>
-      <w:pPr>
-        <w:pStyle w:val="FirstParagraph"/>
-      </w:pPr>
-      <w:r>
-        <w:t xml:space="preserve">REM, introduced by </w:t>
-      </w:r>
-      <w:hyperlink w:anchor="ref_Butts_2008" w:history="1">
-        <w:r>
-          <w:t>Butts (2008)</w:t>
-        </w:r>
-      </w:hyperlink>
-      <w:r>
-        <w:t xml:space="preserve">, is the most widely used framework for analysing REH data; for a recent comprehensive survey, see </w:t>
-      </w:r>
-      <w:hyperlink w:anchor="ref_Bianchi_2024" w:history="1">
-        <w:r>
-          <w:t>Bianchi et al. (2024)</w:t>
-        </w:r>
-      </w:hyperlink>
-      <w:r>
-        <w:t xml:space="preserve">. REM treats each potential directed dyad as competing to fire next: at any moment in continuous time, every dyad has an instantaneous rate (a hazard) of producing the next event, and these competing rates are what the model parameterises. The rate for each dyad is a log-linear function of statistics computed from past events and from actor or dyad covariates; the formal hazard expression, together with the baseline pacing constant </w:t>
-      </w:r>
-      <m:oMath>
-        <m:sSub>
-          <m:sSubPr>
-            <m:ctrlPr>
-              <w:rPr>
-                <w:rFonts w:ascii="Cambria Math" w:hAnsi="Cambria Math"/>
-              </w:rPr>
-            </m:ctrlPr>
-          </m:sSubPr>
-          <m:e>
-            <m:r>
-              <w:rPr>
-                <w:rFonts w:ascii="Cambria Math" w:hAnsi="Cambria Math"/>
-              </w:rPr>
-              <m:t>β</m:t>
-            </m:r>
-          </m:e>
-          <m:sub>
-            <m:r>
-              <w:rPr>
-                <w:rFonts w:ascii="Cambria Math" w:hAnsi="Cambria Math"/>
-              </w:rPr>
-              <m:t>0</m:t>
-            </m:r>
-          </m:sub>
-        </m:sSub>
-      </m:oMath>
-      <w:r>
-        <w:t>, is given with the data-generating process in Section</w:t>
-      </w:r>
-      <w:r>
-        <w:t xml:space="preserve"> </w:t>
-      </w:r>
-      <w:r>
-        <w:fldChar w:fldCharType="begin"/>
-      </w:r>
-      <w:r>
-        <w:instrText xml:space="preserve"> REF _Ref232773975 \r \h </w:instrText>
-      </w:r>
-      <w:r>
-        <w:fldChar w:fldCharType="separate"/>
-      </w:r>
-      <w:r>
-        <w:t>2.1</w:t>
-      </w:r>
-      <w:r>
-        <w:fldChar w:fldCharType="end"/>
-      </w:r>
-      <w:r>
-        <w:t xml:space="preserve">. The log-linear form is a standard hazard-model choice: the exponential keeps the rate strictly positive for any combination of statistic values, and each statistic contributes multiplicatively to the rate, so its parameter has a direct effect-size reading. The risk set at time </w:t>
-      </w:r>
-      <m:oMath>
-        <m:r>
-          <w:rPr>
-            <w:rFonts w:ascii="Cambria Math" w:hAnsi="Cambria Math"/>
-          </w:rPr>
-          <m:t>t</m:t>
-        </m:r>
-      </m:oMath>
-      <w:r>
-        <w:t xml:space="preserve"> is the collection of all dyads that could fire at that moment; for a closed network of </w:t>
-      </w:r>
-      <m:oMath>
-        <m:r>
-          <w:rPr>
-            <w:rFonts w:ascii="Cambria Math" w:hAnsi="Cambria Math"/>
-          </w:rPr>
-          <m:t>N</m:t>
-        </m:r>
-      </m:oMath>
-      <w:r>
-        <w:t xml:space="preserve"> actors, it contains </w:t>
-      </w:r>
-      <m:oMath>
-        <m:r>
-          <w:rPr>
-            <w:rFonts w:ascii="Cambria Math" w:hAnsi="Cambria Math"/>
-          </w:rPr>
-          <m:t>N</m:t>
-        </m:r>
-        <m:r>
-          <m:rPr>
-            <m:sty m:val="p"/>
-          </m:rPr>
-          <w:rPr>
-            <w:rFonts w:ascii="Cambria Math" w:hAnsi="Cambria Math"/>
-          </w:rPr>
-          <m:t>(</m:t>
-        </m:r>
-        <m:r>
-          <w:rPr>
-            <w:rFonts w:ascii="Cambria Math" w:hAnsi="Cambria Math"/>
-          </w:rPr>
-          <m:t>N</m:t>
-        </m:r>
-        <m:r>
-          <m:rPr>
-            <m:sty m:val="p"/>
-          </m:rPr>
-          <w:rPr>
-            <w:rFonts w:ascii="Cambria Math" w:hAnsi="Cambria Math"/>
-          </w:rPr>
-          <m:t>-</m:t>
-        </m:r>
-        <m:r>
-          <w:rPr>
-            <w:rFonts w:ascii="Cambria Math" w:hAnsi="Cambria Math"/>
-          </w:rPr>
-          <m:t>1</m:t>
-        </m:r>
-        <m:r>
-          <m:rPr>
-            <m:sty m:val="p"/>
-          </m:rPr>
-          <w:rPr>
-            <w:rFonts w:ascii="Cambria Math" w:hAnsi="Cambria Math"/>
-          </w:rPr>
-          <m:t>)</m:t>
-        </m:r>
-      </m:oMath>
-      <w:r>
-        <w:t xml:space="preserve"> directed dyads. Between events the rates stay fixed; when an event fires, the statistics are updated to reflect the new history and the rates are recomputed.</w:t>
-      </w:r>
-    </w:p>
-    <w:p>
-      <w:pPr>
-        <w:pStyle w:val="BodyText"/>
-      </w:pPr>
-      <w:r>
-        <w:t xml:space="preserve">The statistics in the rate function fall into two classes. Endogenous statistics are computed from the history of past events. Examples include inertia, the standardised count of past events from </w:t>
-      </w:r>
-      <m:oMath>
-        <m:r>
-          <w:rPr>
-            <w:rFonts w:ascii="Cambria Math" w:hAnsi="Cambria Math"/>
-          </w:rPr>
-          <m:t>i</m:t>
-        </m:r>
-      </m:oMath>
-      <w:r>
-        <w:t xml:space="preserve"> to </w:t>
-      </w:r>
-      <m:oMath>
-        <m:r>
-          <w:rPr>
-            <w:rFonts w:ascii="Cambria Math" w:hAnsi="Cambria Math"/>
-          </w:rPr>
-          <m:t>j</m:t>
-        </m:r>
-      </m:oMath>
-      <w:r>
-        <w:t xml:space="preserve">, which captures the tendency to repeat past interactions; reciprocity, the count of past events from </w:t>
-      </w:r>
-      <m:oMath>
-        <m:r>
-          <w:rPr>
-            <w:rFonts w:ascii="Cambria Math" w:hAnsi="Cambria Math"/>
-          </w:rPr>
-          <m:t>j</m:t>
-        </m:r>
-      </m:oMath>
-      <w:r>
-        <w:t xml:space="preserve"> to </w:t>
-      </w:r>
-      <m:oMath>
-        <m:r>
-          <w:rPr>
-            <w:rFonts w:ascii="Cambria Math" w:hAnsi="Cambria Math"/>
-          </w:rPr>
-          <m:t>i</m:t>
-        </m:r>
-      </m:oMath>
-      <w:r>
-        <w:t>, which captures the tendency to return them; and triadic closure effects such as outgoing two-paths or transitive closure (</w:t>
-      </w:r>
-      <w:hyperlink w:anchor="ref_Butts_2008" w:history="1">
-        <w:r>
-          <w:t>Butts, 2008</w:t>
-        </w:r>
-      </w:hyperlink>
-      <w:r>
-        <w:t>). Exogenous statistics encode actor or dyad attributes that do not change with the event history, such as gender, role, department, or pairwise homophily on a categorical variable.</w:t>
-      </w:r>
-    </w:p>
-    <w:p>
-      <w:pPr>
-        <w:pStyle w:val="BodyText"/>
-      </w:pPr>
-      <w:r>
-        <w:t>Two likelihood forms are standard (</w:t>
-      </w:r>
-      <w:hyperlink w:anchor="ref_Butts_2008" w:history="1">
-        <w:r>
-          <w:t>Butts, 2008</w:t>
-        </w:r>
-      </w:hyperlink>
-      <w:r>
-        <w:t xml:space="preserve">): the full likelihood, which uses inter-event durations explicitly and identifies the absolute rate scale (and therefore </w:t>
-      </w:r>
-      <m:oMath>
-        <m:sSub>
-          <m:sSubPr>
-            <m:ctrlPr>
-              <w:rPr>
-                <w:rFonts w:ascii="Cambria Math" w:hAnsi="Cambria Math"/>
-              </w:rPr>
-            </m:ctrlPr>
-          </m:sSubPr>
-          <m:e>
-            <m:r>
-              <w:rPr>
-                <w:rFonts w:ascii="Cambria Math" w:hAnsi="Cambria Math"/>
-              </w:rPr>
-              <m:t>β</m:t>
-            </m:r>
-          </m:e>
-          <m:sub>
-            <m:r>
-              <w:rPr>
-                <w:rFonts w:ascii="Cambria Math" w:hAnsi="Cambria Math"/>
-              </w:rPr>
-              <m:t>0</m:t>
-            </m:r>
-          </m:sub>
-        </m:sSub>
-      </m:oMath>
-      <w:r>
-        <w:t>), and the ordinal likelihood, which conditions only on event order and discards the timing information that is available when exact timestamps are known (</w:t>
-      </w:r>
-      <w:hyperlink w:anchor="ref_MeijerinkBosman_2022_Back" w:history="1">
-        <w:r>
-          <w:t>Meijerink-Bosman, Back, et al., 2022</w:t>
-        </w:r>
-      </w:hyperlink>
-      <w:r>
-        <w:t xml:space="preserve">). This thesis uses the full likelihood throughout. Because the full likelihood reads information from the exact time elapsed between consecutive events, it requires that no two events share a timestamp; the multi-receiver transformation introduced in this thesis is designed so that this requirement continues to hold (Section </w:t>
-      </w:r>
-      <w:r>
-        <w:fldChar w:fldCharType="begin"/>
-      </w:r>
-      <w:r>
-        <w:instrText xml:space="preserve"> REF _Ref232774500 \r \h </w:instrText>
-      </w:r>
-      <w:r>
-        <w:fldChar w:fldCharType="separate"/>
-      </w:r>
-      <w:r>
-        <w:t>2.3</w:t>
-      </w:r>
-      <w:r>
-        <w:fldChar w:fldCharType="end"/>
-      </w:r>
-      <w:r>
-        <w:t>).</w:t>
-      </w:r>
-    </w:p>
-    <w:p>
-      <w:pPr>
-        <w:pStyle w:val="Heading3"/>
-      </w:pPr>
-      <w:bookmarkStart w:id="11" w:name="_Toc233640831"/>
-      <w:bookmarkStart w:id="12" w:name="X0bb47a851f2f05886a451ca564bb808ff9705e5"/>
-      <w:bookmarkEnd w:id="10"/>
-      <w:r>
-        <w:t>The multi-receiver challenge and the Relational Hyperevent Model</w:t>
       </w:r>
       <w:bookmarkEnd w:id="11"/>
     </w:p>
@@ -5205,9 +4904,104 @@
         <w:pStyle w:val="FirstParagraph"/>
       </w:pPr>
       <w:r>
-        <w:t xml:space="preserve">REM is defined entirely on dyads: the risk set, the rate function, and the entire family of endogenous statistics are all defined on directed pairs </w:t>
+        <w:t xml:space="preserve">REM, introduced by </w:t>
+      </w:r>
+      <w:hyperlink w:anchor="ref_Butts_2008" w:history="1">
+        <w:r>
+          <w:t>Butts (2008)</w:t>
+        </w:r>
+      </w:hyperlink>
+      <w:r>
+        <w:t xml:space="preserve">, is the most widely used framework for analysing REH data; for a recent comprehensive survey, see </w:t>
+      </w:r>
+      <w:hyperlink w:anchor="ref_Bianchi_2024" w:history="1">
+        <w:r>
+          <w:t>Bianchi et al. (2024)</w:t>
+        </w:r>
+      </w:hyperlink>
+      <w:r>
+        <w:t xml:space="preserve">. REM treats each potential directed dyad as competing to fire next: at any moment in continuous time, every dyad has an instantaneous rate (a hazard) of producing the next event. These competing rates are what the model parameterises. The rate for each dyad is a log-linear function of statistics computed from past events and from actor or dyad covariates; the formal hazard expression, together with the baseline pacing constant </w:t>
       </w:r>
       <m:oMath>
+        <m:sSub>
+          <m:sSubPr>
+            <m:ctrlPr>
+              <w:rPr>
+                <w:rFonts w:ascii="Cambria Math" w:hAnsi="Cambria Math"/>
+              </w:rPr>
+            </m:ctrlPr>
+          </m:sSubPr>
+          <m:e>
+            <m:r>
+              <w:rPr>
+                <w:rFonts w:ascii="Cambria Math" w:hAnsi="Cambria Math"/>
+              </w:rPr>
+              <m:t>β</m:t>
+            </m:r>
+          </m:e>
+          <m:sub>
+            <m:r>
+              <w:rPr>
+                <w:rFonts w:ascii="Cambria Math" w:hAnsi="Cambria Math"/>
+              </w:rPr>
+              <m:t>0</m:t>
+            </m:r>
+          </m:sub>
+        </m:sSub>
+      </m:oMath>
+      <w:r>
+        <w:t>, is given with the data-generating process in Section</w:t>
+      </w:r>
+      <w:r>
+        <w:t xml:space="preserve"> </w:t>
+      </w:r>
+      <w:r>
+        <w:fldChar w:fldCharType="begin"/>
+      </w:r>
+      <w:r>
+        <w:instrText xml:space="preserve"> REF _Ref232773975 \r \h </w:instrText>
+      </w:r>
+      <w:r>
+        <w:fldChar w:fldCharType="separate"/>
+      </w:r>
+      <w:r>
+        <w:t>2.1</w:t>
+      </w:r>
+      <w:r>
+        <w:fldChar w:fldCharType="end"/>
+      </w:r>
+      <w:r>
+        <w:t xml:space="preserve">. The log-linear form is a standard hazard-model choice: the exponential keeps the rate strictly positive for any combination of statistic values, and each statistic contributes multiplicatively to the rate, so its parameter has a direct effect-size reading. The risk set at time </w:t>
+      </w:r>
+      <m:oMath>
+        <m:r>
+          <w:rPr>
+            <w:rFonts w:ascii="Cambria Math" w:hAnsi="Cambria Math"/>
+          </w:rPr>
+          <m:t>t</m:t>
+        </m:r>
+      </m:oMath>
+      <w:r>
+        <w:t xml:space="preserve"> is the collection of all dyads that could fire at that moment; for a closed network of </w:t>
+      </w:r>
+      <m:oMath>
+        <m:r>
+          <w:rPr>
+            <w:rFonts w:ascii="Cambria Math" w:hAnsi="Cambria Math"/>
+          </w:rPr>
+          <m:t>N</m:t>
+        </m:r>
+      </m:oMath>
+      <w:r>
+        <w:t xml:space="preserve"> actors, it contains </w:t>
+      </w:r>
+      <m:oMath>
+        <m:r>
+          <w:rPr>
+            <w:rFonts w:ascii="Cambria Math" w:hAnsi="Cambria Math"/>
+          </w:rPr>
+          <m:t>N</m:t>
+        </m:r>
         <m:r>
           <m:rPr>
             <m:sty m:val="p"/>
@@ -5221,7 +5015,7 @@
           <w:rPr>
             <w:rFonts w:ascii="Cambria Math" w:hAnsi="Cambria Math"/>
           </w:rPr>
-          <m:t>i</m:t>
+          <m:t>N</m:t>
         </m:r>
         <m:r>
           <m:rPr>
@@ -5230,13 +5024,13 @@
           <w:rPr>
             <w:rFonts w:ascii="Cambria Math" w:hAnsi="Cambria Math"/>
           </w:rPr>
-          <m:t>,</m:t>
-        </m:r>
-        <m:r>
-          <w:rPr>
-            <w:rFonts w:ascii="Cambria Math" w:hAnsi="Cambria Math"/>
-          </w:rPr>
-          <m:t>j</m:t>
+          <m:t>-</m:t>
+        </m:r>
+        <m:r>
+          <w:rPr>
+            <w:rFonts w:ascii="Cambria Math" w:hAnsi="Cambria Math"/>
+          </w:rPr>
+          <m:t>1</m:t>
         </m:r>
         <m:r>
           <m:rPr>
@@ -5249,7 +5043,59 @@
         </m:r>
       </m:oMath>
       <w:r>
-        <w:t xml:space="preserve"> (</w:t>
+        <w:t xml:space="preserve"> directed dyads. Between events the rates stay fixed; when an event fires, the statistics are updated to reflect the new history and the rates are recomputed.</w:t>
+      </w:r>
+    </w:p>
+    <w:p>
+      <w:pPr>
+        <w:pStyle w:val="BodyText"/>
+      </w:pPr>
+      <w:r>
+        <w:t xml:space="preserve">The statistics in the rate function fall into two classes. Endogenous statistics are computed from the history of past events. Examples include inertia, the standardised count of past events from </w:t>
+      </w:r>
+      <m:oMath>
+        <m:r>
+          <w:rPr>
+            <w:rFonts w:ascii="Cambria Math" w:hAnsi="Cambria Math"/>
+          </w:rPr>
+          <m:t>i</m:t>
+        </m:r>
+      </m:oMath>
+      <w:r>
+        <w:t xml:space="preserve"> to </w:t>
+      </w:r>
+      <m:oMath>
+        <m:r>
+          <w:rPr>
+            <w:rFonts w:ascii="Cambria Math" w:hAnsi="Cambria Math"/>
+          </w:rPr>
+          <m:t>j</m:t>
+        </m:r>
+      </m:oMath>
+      <w:r>
+        <w:t xml:space="preserve">, which captures the tendency to repeat past interactions; reciprocity, the count of past events from </w:t>
+      </w:r>
+      <m:oMath>
+        <m:r>
+          <w:rPr>
+            <w:rFonts w:ascii="Cambria Math" w:hAnsi="Cambria Math"/>
+          </w:rPr>
+          <m:t>j</m:t>
+        </m:r>
+      </m:oMath>
+      <w:r>
+        <w:t xml:space="preserve"> to </w:t>
+      </w:r>
+      <m:oMath>
+        <m:r>
+          <w:rPr>
+            <w:rFonts w:ascii="Cambria Math" w:hAnsi="Cambria Math"/>
+          </w:rPr>
+          <m:t>i</m:t>
+        </m:r>
+      </m:oMath>
+      <w:r>
+        <w:t>, which captures the tendency to return them; and triadic closure effects such as outgoing two-paths or transitive closure (</w:t>
       </w:r>
       <w:hyperlink w:anchor="ref_Butts_2008" w:history="1">
         <w:r>
@@ -5257,6 +5103,150 @@
         </w:r>
       </w:hyperlink>
       <w:r>
+        <w:t>). Exogenous statistics encode actor or dyad attributes that do not change with the event history, such as gender, role, department, or pairwise homophily on a categorical variable.</w:t>
+      </w:r>
+    </w:p>
+    <w:p>
+      <w:pPr>
+        <w:pStyle w:val="BodyText"/>
+      </w:pPr>
+      <w:r>
+        <w:t>Two likelihood forms are standard (</w:t>
+      </w:r>
+      <w:hyperlink w:anchor="ref_Butts_2008" w:history="1">
+        <w:r>
+          <w:t>Butts, 2008</w:t>
+        </w:r>
+      </w:hyperlink>
+      <w:r>
+        <w:t xml:space="preserve">): the full likelihood, which uses inter-event durations explicitly and identifies the absolute rate scale (and therefore </w:t>
+      </w:r>
+      <m:oMath>
+        <m:sSub>
+          <m:sSubPr>
+            <m:ctrlPr>
+              <w:rPr>
+                <w:rFonts w:ascii="Cambria Math" w:hAnsi="Cambria Math"/>
+              </w:rPr>
+            </m:ctrlPr>
+          </m:sSubPr>
+          <m:e>
+            <m:r>
+              <w:rPr>
+                <w:rFonts w:ascii="Cambria Math" w:hAnsi="Cambria Math"/>
+              </w:rPr>
+              <m:t>β</m:t>
+            </m:r>
+          </m:e>
+          <m:sub>
+            <m:r>
+              <w:rPr>
+                <w:rFonts w:ascii="Cambria Math" w:hAnsi="Cambria Math"/>
+              </w:rPr>
+              <m:t>0</m:t>
+            </m:r>
+          </m:sub>
+        </m:sSub>
+      </m:oMath>
+      <w:r>
+        <w:t>), and the ordinal likelihood, which conditions only on event order and discards the timing information that is available when exact timestamps are known (</w:t>
+      </w:r>
+      <w:hyperlink w:anchor="ref_MeijerinkBosman_2022_Back" w:history="1">
+        <w:r>
+          <w:t>Meijerink-Bosman, Back, et al., 2022</w:t>
+        </w:r>
+      </w:hyperlink>
+      <w:r>
+        <w:t xml:space="preserve">). This thesis uses the full likelihood throughout. Because the full likelihood reads information from the exact time elapsed between consecutive events, it requires that no two events share a timestamp; the multi-receiver transformation introduced in this thesis is designed so that this requirement continues to hold (Section </w:t>
+      </w:r>
+      <w:r>
+        <w:fldChar w:fldCharType="begin"/>
+      </w:r>
+      <w:r>
+        <w:instrText xml:space="preserve"> REF _Ref232774500 \r \h </w:instrText>
+      </w:r>
+      <w:r>
+        <w:fldChar w:fldCharType="separate"/>
+      </w:r>
+      <w:r>
+        <w:t>2.3</w:t>
+      </w:r>
+      <w:r>
+        <w:fldChar w:fldCharType="end"/>
+      </w:r>
+      <w:r>
+        <w:t>).</w:t>
+      </w:r>
+    </w:p>
+    <w:p>
+      <w:pPr>
+        <w:pStyle w:val="Heading3"/>
+      </w:pPr>
+      <w:bookmarkStart w:id="13" w:name="_Toc233729284"/>
+      <w:bookmarkStart w:id="14" w:name="X0bb47a851f2f05886a451ca564bb808ff9705e5"/>
+      <w:bookmarkEnd w:id="12"/>
+      <w:r>
+        <w:t>The multi-receiver challenge and the Relational Hyperevent Model</w:t>
+      </w:r>
+      <w:bookmarkEnd w:id="13"/>
+    </w:p>
+    <w:p>
+      <w:pPr>
+        <w:pStyle w:val="FirstParagraph"/>
+      </w:pPr>
+      <w:r>
+        <w:t xml:space="preserve">REM is defined entirely on dyads: the risk set, the rate function, and the entire family of endogenous statistics are all defined on directed pairs </w:t>
+      </w:r>
+      <m:oMath>
+        <m:r>
+          <m:rPr>
+            <m:sty m:val="p"/>
+          </m:rPr>
+          <w:rPr>
+            <w:rFonts w:ascii="Cambria Math" w:hAnsi="Cambria Math"/>
+          </w:rPr>
+          <m:t>(</m:t>
+        </m:r>
+        <m:r>
+          <w:rPr>
+            <w:rFonts w:ascii="Cambria Math" w:hAnsi="Cambria Math"/>
+          </w:rPr>
+          <m:t>i</m:t>
+        </m:r>
+        <m:r>
+          <m:rPr>
+            <m:sty m:val="p"/>
+          </m:rPr>
+          <w:rPr>
+            <w:rFonts w:ascii="Cambria Math" w:hAnsi="Cambria Math"/>
+          </w:rPr>
+          <m:t>,</m:t>
+        </m:r>
+        <m:r>
+          <w:rPr>
+            <w:rFonts w:ascii="Cambria Math" w:hAnsi="Cambria Math"/>
+          </w:rPr>
+          <m:t>j</m:t>
+        </m:r>
+        <m:r>
+          <m:rPr>
+            <m:sty m:val="p"/>
+          </m:rPr>
+          <w:rPr>
+            <w:rFonts w:ascii="Cambria Math" w:hAnsi="Cambria Math"/>
+          </w:rPr>
+          <m:t>)</m:t>
+        </m:r>
+      </m:oMath>
+      <w:r>
+        <w:t xml:space="preserve"> (</w:t>
+      </w:r>
+      <w:hyperlink w:anchor="ref_Butts_2008" w:history="1">
+        <w:r>
+          <w:t>Butts, 2008</w:t>
+        </w:r>
+      </w:hyperlink>
+      <w:r>
         <w:t xml:space="preserve">). Many real interaction systems do not satisfy this assumption. </w:t>
       </w:r>
       <w:hyperlink w:anchor="ref_Lerner_2023" w:history="1">
@@ -5265,7 +5255,10 @@
         </w:r>
       </w:hyperlink>
       <w:r>
-        <w:t xml:space="preserve"> refer to interaction processes that involve more than two actors per event as polyadic, and document them across a wide range of social-science settings, from scientific citation networks to legal precedent chains and group-mediated disease transmission. </w:t>
+        <w:t xml:space="preserve"> </w:t>
+      </w:r>
+      <w:r>
+        <w:t xml:space="preserve">refer to interaction processes that involve more than two actors per event as polyadic, and document them across a wide range of social-science settings, from scientific citation networks to legal precedent chains and group-mediated disease transmission. </w:t>
       </w:r>
       <w:hyperlink w:anchor="ref_Mulder_2024" w:history="1">
         <w:r>
@@ -5273,7 +5266,10 @@
         </w:r>
       </w:hyperlink>
       <w:r>
-        <w:t xml:space="preserve"> report that 31% of all messages in the Enron email dataset are multicast (a single sender addressing multiple receivers) with </w:t>
+        <w:t xml:space="preserve"> </w:t>
+      </w:r>
+      <w:r>
+        <w:t xml:space="preserve">report that 31% of all messages in the Enron email dataset are multicast (a single sender addressing multiple receivers) with </w:t>
       </w:r>
       <m:oMath>
         <m:r>
@@ -5364,7 +5360,7 @@
         </w:r>
       </w:hyperlink>
       <w:r>
-        <w:t xml:space="preserve"> document this replication as the standard workaround in applied work and identify it as the proximate source of the information losses critiqued in their paper. The replication duplicates the receiver-set composition into an unordered collection of pairs, and because the duplicated dyads share the original event time, it creates simultaneous events that violate the exact-timing likelihood. The most common practice keeps these tied timestamps and works with event order alone; the variant adopted in this thesis instead adds small random perturbations so that the events fire sequentially, which preserves identifiability of the pacing constant required by the full likelihood of </w:t>
+        <w:t xml:space="preserve"> document this replication as the standard workaround in applied work and identify it as the proximate source of the information losses critiqued in their paper. The replication duplicates the receiver-set composition into an unordered collection of pairs, and because the duplicated dyads share the original event time, it creates simultaneous events that violate the exact-timing likelihood. The most common practice keeps these tied timestamps and works with event order alone. The variant adopted in this thesis instead adds small random perturbations so that the events fire sequentially. This preserves identifiability of the pacing constant required by the full likelihood of </w:t>
       </w:r>
       <w:hyperlink w:anchor="ref_Butts_2008" w:history="1">
         <w:r>
@@ -5372,7 +5368,7 @@
         </w:r>
       </w:hyperlink>
       <w:r>
-        <w:t xml:space="preserve"> at the cost of introducing an arbitrary ordering among the co-receivers of each multi-receiver event. Table 2 illustrates this transformation on a single event.</w:t>
+        <w:t>, at the cost of introducing an arbitrary ordering among the co-receivers of each multi-receiver event. Table 2 illustrates this transformation on a single event.</w:t>
       </w:r>
     </w:p>
     <w:p>
@@ -5852,15 +5848,15 @@
       <w:pPr>
         <w:pStyle w:val="Heading3"/>
       </w:pPr>
-      <w:bookmarkStart w:id="13" w:name="_Ref232774783"/>
-      <w:bookmarkStart w:id="14" w:name="_Toc233640832"/>
-      <w:bookmarkStart w:id="15" w:name="methodological-grounding"/>
-      <w:bookmarkEnd w:id="12"/>
+      <w:bookmarkStart w:id="15" w:name="_Ref232774783"/>
+      <w:bookmarkStart w:id="16" w:name="_Toc233729285"/>
+      <w:bookmarkStart w:id="17" w:name="methodological-grounding"/>
+      <w:bookmarkEnd w:id="14"/>
       <w:r>
         <w:t>Methodological grounding</w:t>
       </w:r>
-      <w:bookmarkEnd w:id="13"/>
-      <w:bookmarkEnd w:id="14"/>
+      <w:bookmarkEnd w:id="15"/>
+      <w:bookmarkEnd w:id="16"/>
     </w:p>
     <w:p>
       <w:pPr>
@@ -5997,159 +5993,11 @@
       <w:pPr>
         <w:pStyle w:val="Heading3"/>
       </w:pPr>
-      <w:bookmarkStart w:id="16" w:name="_Ref232774725"/>
-      <w:bookmarkStart w:id="17" w:name="_Toc233640833"/>
-      <w:bookmarkEnd w:id="15"/>
+      <w:bookmarkStart w:id="18" w:name="_Ref232774725"/>
+      <w:bookmarkStart w:id="19" w:name="_Toc233729286"/>
+      <w:bookmarkEnd w:id="17"/>
       <w:r>
         <w:t>Current research</w:t>
-      </w:r>
-      <w:bookmarkEnd w:id="16"/>
-      <w:bookmarkEnd w:id="17"/>
-    </w:p>
-    <w:p>
-      <w:pPr>
-        <w:pStyle w:val="FirstParagraph"/>
-      </w:pPr>
-      <w:r>
-        <w:t>REM is a well-established framework for dyadic interaction sequences, with mature applied workflows and dynamic extensions that allow for time-varying parameters. Its dyadic assumption, however, is incompatible with the many communication settings in which a single sender addresses several receivers in one event. RHEM (</w:t>
-      </w:r>
-      <w:hyperlink w:anchor="ref_Lerner_2023" w:history="1">
-        <w:r>
-          <w:t>Lerner &amp; Lomi, 2023</w:t>
-        </w:r>
-      </w:hyperlink>
-      <w:r>
-        <w:t xml:space="preserve">) provides a native polyadic alternative within the hazard framework, and </w:t>
-      </w:r>
-      <w:hyperlink w:anchor="ref_Mulder_2024" w:history="1">
-        <w:r>
-          <w:t>Mulder and Hoff (2024)</w:t>
-        </w:r>
-      </w:hyperlink>
-      <w:r>
-        <w:t xml:space="preserve"> set out the information losses that dyadic separation incurs. Even so, the dyadic REM remains the default in applied work: it has mature and well-documented software (</w:t>
-      </w:r>
-      <w:hyperlink w:anchor="ref_MeijerinkBosman_2023" w:history="1">
-        <w:r>
-          <w:t>Meijerink-Bosman et al., 2023</w:t>
-        </w:r>
-      </w:hyperlink>
-      <w:r>
-        <w:t xml:space="preserve">; </w:t>
-      </w:r>
-      <w:hyperlink w:anchor="ref_Arena_2023" w:history="1">
-        <w:r>
-          <w:t>Arena et al., 2023</w:t>
-        </w:r>
-      </w:hyperlink>
-      <w:r>
-        <w:t xml:space="preserve">, </w:t>
-      </w:r>
-      <w:hyperlink w:anchor="ref_Arena_2024" w:history="1">
-        <w:r>
-          <w:t>2024</w:t>
-        </w:r>
-      </w:hyperlink>
-      <w:r>
-        <w:t>), a large body of methodological guidance (</w:t>
-      </w:r>
-      <w:hyperlink w:anchor="ref_Butts_2008" w:history="1">
-        <w:r>
-          <w:t>Butts, 2008</w:t>
-        </w:r>
-      </w:hyperlink>
-      <w:r>
-        <w:t xml:space="preserve">; </w:t>
-      </w:r>
-      <w:hyperlink w:anchor="ref_MeijerinkBosman_2022_Back" w:history="1">
-        <w:r>
-          <w:t>Meijerink-Bosman, Back, et al., 2022</w:t>
-        </w:r>
-      </w:hyperlink>
-      <w:r>
-        <w:t xml:space="preserve">; </w:t>
-      </w:r>
-      <w:hyperlink w:anchor="ref_Bianchi_2024" w:history="1">
-        <w:r>
-          <w:t>Bianchi et al., 2024</w:t>
-        </w:r>
-      </w:hyperlink>
-      <w:r>
-        <w:t>), and a familiar interpretation, and the dyadic transformation lets applied researchers reuse that entire toolchain on multi-receiver data without committing to a less established model. What the field still lacks is a controlled, quantitative answer to the question this convenience raises: the proportion of multi-receiver events up to which dyadic transformation can still be relied upon for REM parameter recovery, and beyond which it cannot.</w:t>
-      </w:r>
-    </w:p>
-    <w:p>
-      <w:pPr>
-        <w:pStyle w:val="BodyText"/>
-      </w:pPr>
-      <w:r>
-        <w:t>This thesis aims to provide an answer. The primary research question is:</w:t>
-      </w:r>
-    </w:p>
-    <w:p>
-      <w:pPr>
-        <w:pStyle w:val="BlockText"/>
-      </w:pPr>
-      <w:r>
-        <w:t>Up to what proportion of multi-receiver events does separating each multi-receiver event into dyadic events with a small tie-breaking timestamp noise preserve REM parameter estimates that remain close to the known dyadic generating parameters?</w:t>
-      </w:r>
-    </w:p>
-    <w:p>
-      <w:pPr>
-        <w:pStyle w:val="FirstParagraph"/>
-      </w:pPr>
-      <w:r>
-        <w:t xml:space="preserve">The study uses a simulation-first design with known data-generating parameters (the generating model and its parameter values are given in Section </w:t>
-      </w:r>
-      <w:r>
-        <w:fldChar w:fldCharType="begin"/>
-      </w:r>
-      <w:r>
-        <w:instrText xml:space="preserve"> REF _Ref232773975 \r \h </w:instrText>
-      </w:r>
-      <w:r>
-        <w:fldChar w:fldCharType="separate"/>
-      </w:r>
-      <w:r>
-        <w:t>2.1</w:t>
-      </w:r>
-      <w:r>
-        <w:fldChar w:fldCharType="end"/>
-      </w:r>
-      <w:proofErr w:type="gramStart"/>
-      <w:r>
-        <w:t>), and</w:t>
-      </w:r>
-      <w:proofErr w:type="gramEnd"/>
-      <w:r>
-        <w:t xml:space="preserve"> evaluates the recovered REM estimates against those parameters across a controlled range of multi-receiver proportions. The threshold rule, the per-effect band against which it is applied, and the cross-dataset averaging that smooths the estimate across independent baseline generations are specified in the Methodology chapter.</w:t>
-      </w:r>
-    </w:p>
-    <w:p>
-      <w:pPr>
-        <w:pStyle w:val="BodyText"/>
-      </w:pPr>
-      <w:r>
-        <w:t>The threshold is the contribution this thesis offers to researchers and analysts working with communication data that includes multi-receiver events: the multi-receiver proportion below which dyadic REM with a tie-breaking timestamp noise still recovers parameters close to the truth, and above which it can no longer be relied upon. The simulation is designed to identify where the dyadic transformation fails; what to do once that point is passed is outside the scope of the experiment and is taken up in the Discussion.</w:t>
-      </w:r>
-    </w:p>
-    <w:p>
-      <w:pPr>
-        <w:pStyle w:val="BodyText"/>
-      </w:pPr>
-      <w:r>
-        <w:t>The remainder of the thesis develops the study as follows. The Methodology chapter describes the synthetic-generation procedure, the multi-receiver construction, the REM and RHEM estimation pipelines, and the acceptability rule under which the threshold is determined. The Results chapter reports the threshold finding and its sensitivity to the baseline generation. Finally, the Conclusion and Discussion chapter considers what this finding implies for applied research with communication data, the limitations under which the recommendation holds, and the ethical considerations attached to applying it.</w:t>
-      </w:r>
-    </w:p>
-    <w:p>
-      <w:pPr>
-        <w:pStyle w:val="Heading2"/>
-      </w:pPr>
-      <w:bookmarkStart w:id="18" w:name="_Ref232774773"/>
-      <w:bookmarkStart w:id="19" w:name="_Toc233640834"/>
-      <w:bookmarkStart w:id="20" w:name="results-and-analysis"/>
-      <w:r>
-        <w:t>Methodology</w:t>
       </w:r>
       <w:bookmarkEnd w:id="18"/>
       <w:bookmarkEnd w:id="19"/>
@@ -6159,6 +6007,154 @@
         <w:pStyle w:val="FirstParagraph"/>
       </w:pPr>
       <w:r>
+        <w:t>REM is a well-established framework for dyadic interaction sequences, with mature applied workflows and dynamic extensions that allow for time-varying parameters. Its dyadic assumption, however, is incompatible with the many communication settings in which a single sender addresses several receivers in one event. RHEM (</w:t>
+      </w:r>
+      <w:hyperlink w:anchor="ref_Lerner_2023" w:history="1">
+        <w:r>
+          <w:t>Lerner &amp; Lomi, 2023</w:t>
+        </w:r>
+      </w:hyperlink>
+      <w:r>
+        <w:t xml:space="preserve">) provides a native polyadic alternative within the hazard framework, and </w:t>
+      </w:r>
+      <w:hyperlink w:anchor="ref_Mulder_2024" w:history="1">
+        <w:r>
+          <w:t>Mulder and Hoff (2024)</w:t>
+        </w:r>
+      </w:hyperlink>
+      <w:r>
+        <w:t xml:space="preserve"> set out the information losses that dyadic separation incurs. Even so, the dyadic REM remains the default in applied work: it has mature and well-documented software (</w:t>
+      </w:r>
+      <w:hyperlink w:anchor="ref_MeijerinkBosman_2023" w:history="1">
+        <w:r>
+          <w:t>Meijerink-Bosman et al., 2023</w:t>
+        </w:r>
+      </w:hyperlink>
+      <w:r>
+        <w:t xml:space="preserve">; </w:t>
+      </w:r>
+      <w:hyperlink w:anchor="ref_Arena_2023" w:history="1">
+        <w:r>
+          <w:t>Arena et al., 2023</w:t>
+        </w:r>
+      </w:hyperlink>
+      <w:r>
+        <w:t xml:space="preserve">, </w:t>
+      </w:r>
+      <w:hyperlink w:anchor="ref_Arena_2024" w:history="1">
+        <w:r>
+          <w:t>2024</w:t>
+        </w:r>
+      </w:hyperlink>
+      <w:r>
+        <w:t>), a large body of methodological guidance (</w:t>
+      </w:r>
+      <w:hyperlink w:anchor="ref_Butts_2008" w:history="1">
+        <w:r>
+          <w:t>Butts, 2008</w:t>
+        </w:r>
+      </w:hyperlink>
+      <w:r>
+        <w:t xml:space="preserve">; </w:t>
+      </w:r>
+      <w:hyperlink w:anchor="ref_MeijerinkBosman_2022_Back" w:history="1">
+        <w:r>
+          <w:t>Meijerink-Bosman, Back, et al., 2022</w:t>
+        </w:r>
+      </w:hyperlink>
+      <w:r>
+        <w:t xml:space="preserve">; </w:t>
+      </w:r>
+      <w:hyperlink w:anchor="ref_Bianchi_2024" w:history="1">
+        <w:r>
+          <w:t>Bianchi et al., 2024</w:t>
+        </w:r>
+      </w:hyperlink>
+      <w:r>
+        <w:t>), and a familiar interpretation. The dyadic transformation lets applied researchers reuse that entire toolchain on multi-receiver data without committing to a less established model. What the field still lacks is a controlled, quantitative answer to the question this convenience raises: the proportion of multi-receiver events up to which dyadic transformation can still be relied upon for REM parameter recovery, and beyond which it cannot.</w:t>
+      </w:r>
+    </w:p>
+    <w:p>
+      <w:pPr>
+        <w:pStyle w:val="BodyText"/>
+      </w:pPr>
+      <w:r>
+        <w:t>This thesis aims to provide an answer. The primary research question is:</w:t>
+      </w:r>
+    </w:p>
+    <w:p>
+      <w:pPr>
+        <w:pStyle w:val="BlockText"/>
+      </w:pPr>
+      <w:r>
+        <w:t>Up to what proportion of multi-receiver events does separating each multi-receiver event into dyadic events with a small tie-breaking timestamp noise preserve REM parameter estimates that remain close to the known dyadic generating parameters?</w:t>
+      </w:r>
+    </w:p>
+    <w:p>
+      <w:pPr>
+        <w:pStyle w:val="FirstParagraph"/>
+      </w:pPr>
+      <w:r>
+        <w:t xml:space="preserve">The study uses a simulation-first design with known data-generating parameters (the generating model and its parameter values are given in Section </w:t>
+      </w:r>
+      <w:r>
+        <w:fldChar w:fldCharType="begin"/>
+      </w:r>
+      <w:r>
+        <w:instrText xml:space="preserve"> REF _Ref232773975 \r \h </w:instrText>
+      </w:r>
+      <w:r>
+        <w:fldChar w:fldCharType="separate"/>
+      </w:r>
+      <w:r>
+        <w:t>2.1</w:t>
+      </w:r>
+      <w:r>
+        <w:fldChar w:fldCharType="end"/>
+      </w:r>
+      <w:proofErr w:type="gramStart"/>
+      <w:r>
+        <w:t>), and</w:t>
+      </w:r>
+      <w:proofErr w:type="gramEnd"/>
+      <w:r>
+        <w:t xml:space="preserve"> evaluates the recovered REM estimates against those parameters across a controlled range of multi-receiver proportions. The threshold rule, the per-effect band against which it is applied, and the cross-dataset averaging that smooths the estimate across independent baseline generations are specified in the Methodology chapter.</w:t>
+      </w:r>
+    </w:p>
+    <w:p>
+      <w:pPr>
+        <w:pStyle w:val="BodyText"/>
+      </w:pPr>
+      <w:r>
+        <w:t>The threshold is the contribution this thesis offers to researchers and analysts working with communication data that includes multi-receiver events: the multi-receiver proportion below which dyadic REM with a tie-breaking timestamp noise still recovers parameters close to the truth, and above which it can no longer be relied upon. The simulation is designed to identify where the dyadic transformation fails; what to do once that point is passed is outside the scope of the experiment and is taken up in the Discussion.</w:t>
+      </w:r>
+    </w:p>
+    <w:p>
+      <w:pPr>
+        <w:pStyle w:val="BodyText"/>
+      </w:pPr>
+      <w:r>
+        <w:t>The remainder of the thesis develops the study as follows. The Methodology chapter describes the synthetic-generation procedure, the multi-receiver construction, the REM and RHEM estimation pipelines, and the acceptability rule under which the threshold is determined. The Results chapter reports the threshold finding and its sensitivity to the baseline generation. Finally, the Conclusion and Discussion chapter considers what this finding implies for applied research with communication data, the limitations under which the recommendation holds, and the ethical considerations attached to applying it.</w:t>
+      </w:r>
+    </w:p>
+    <w:p>
+      <w:pPr>
+        <w:pStyle w:val="Heading2"/>
+      </w:pPr>
+      <w:bookmarkStart w:id="20" w:name="_Ref232774773"/>
+      <w:bookmarkStart w:id="21" w:name="_Toc233729287"/>
+      <w:bookmarkStart w:id="22" w:name="results-and-analysis"/>
+      <w:r>
+        <w:t>Methodology</w:t>
+      </w:r>
+      <w:bookmarkEnd w:id="20"/>
+      <w:bookmarkEnd w:id="21"/>
+    </w:p>
+    <w:p>
+      <w:pPr>
+        <w:pStyle w:val="FirstParagraph"/>
+      </w:pPr>
+      <w:r>
         <w:t>This chapter describes the synthetic data used in the thesis and the methods applied to it: the baseline data-generating process, the multi-receiver construction, the tie-breaking transformation back to dyadic form, the dyadic REM and RHEM estimation pipelines, the cross-dataset replication, and the acceptability rule under which the threshold is determined.</w:t>
       </w:r>
     </w:p>
@@ -6166,27 +6162,27 @@
       <w:pPr>
         <w:pStyle w:val="Heading3"/>
       </w:pPr>
-      <w:bookmarkStart w:id="21" w:name="_Ref232773975"/>
-      <w:bookmarkStart w:id="22" w:name="_Ref232773982"/>
-      <w:bookmarkStart w:id="23" w:name="_Ref232773985"/>
-      <w:bookmarkStart w:id="24" w:name="_Ref232774004"/>
-      <w:bookmarkStart w:id="25" w:name="_Toc233640835"/>
-      <w:bookmarkStart w:id="26" w:name="X1cfe71ebbba0d487465ebd65418b93ffaea6582"/>
+      <w:bookmarkStart w:id="23" w:name="_Ref232773975"/>
+      <w:bookmarkStart w:id="24" w:name="_Ref232773982"/>
+      <w:bookmarkStart w:id="25" w:name="_Ref232773985"/>
+      <w:bookmarkStart w:id="26" w:name="_Ref232774004"/>
+      <w:bookmarkStart w:id="27" w:name="_Toc233729288"/>
+      <w:bookmarkStart w:id="28" w:name="X1cfe71ebbba0d487465ebd65418b93ffaea6582"/>
       <w:r>
         <w:t>Data source and baseline data-generating process</w:t>
       </w:r>
-      <w:bookmarkEnd w:id="21"/>
-      <w:bookmarkEnd w:id="22"/>
       <w:bookmarkEnd w:id="23"/>
       <w:bookmarkEnd w:id="24"/>
       <w:bookmarkEnd w:id="25"/>
+      <w:bookmarkEnd w:id="26"/>
+      <w:bookmarkEnd w:id="27"/>
     </w:p>
     <w:p>
       <w:pPr>
         <w:pStyle w:val="FirstParagraph"/>
       </w:pPr>
       <w:r>
-        <w:t xml:space="preserve">This thesis uses synthetic relational event history (REH) data exclusively; no empirical dataset is analysed. The unit of analysis is a baseline dataset: a single dyadic REH, that is, one event sequence in which every event has exactly one receiver, that serves as the unaltered starting point before any multi-receiver events are added. The study generates many such baseline datasets, one per independent simulation seed (Section </w:t>
+        <w:t xml:space="preserve">This thesis uses synthetic relational event history (REH) data exclusively; no empirical dataset is analysed. The unit of analysis is a baseline dataset: a single dyadic REH in which every event has exactly one receiver. It serves as the unaltered starting point before any multi-receiver events are added. The study generates many such baseline datasets, one per independent simulation seed (Section </w:t>
       </w:r>
       <w:r>
         <w:fldChar w:fldCharType="begin"/>
@@ -6986,7 +6982,7 @@
           <w:iCs/>
         </w:rPr>
       </w:pPr>
-      <w:bookmarkStart w:id="27" w:name="_Ref232775201"/>
+      <w:bookmarkStart w:id="29" w:name="_Ref232775201"/>
       <w:r>
         <w:rPr>
           <w:b/>
@@ -7042,7 +7038,7 @@
         </w:rPr>
         <w:fldChar w:fldCharType="end"/>
       </w:r>
-      <w:bookmarkEnd w:id="27"/>
+      <w:bookmarkEnd w:id="29"/>
     </w:p>
     <w:p>
       <w:pPr>
@@ -8064,23 +8060,23 @@
       <w:pPr>
         <w:pStyle w:val="Heading3"/>
       </w:pPr>
-      <w:bookmarkStart w:id="28" w:name="_Ref232774586"/>
-      <w:bookmarkStart w:id="29" w:name="_Ref232774613"/>
-      <w:bookmarkStart w:id="30" w:name="_Ref232774637"/>
-      <w:bookmarkStart w:id="31" w:name="_Ref232774791"/>
-      <w:bookmarkStart w:id="32" w:name="_Ref232774797"/>
-      <w:bookmarkStart w:id="33" w:name="_Toc233640836"/>
-      <w:bookmarkStart w:id="34" w:name="multi-receiver-construction"/>
-      <w:bookmarkEnd w:id="26"/>
+      <w:bookmarkStart w:id="30" w:name="_Ref232774586"/>
+      <w:bookmarkStart w:id="31" w:name="_Ref232774613"/>
+      <w:bookmarkStart w:id="32" w:name="_Ref232774637"/>
+      <w:bookmarkStart w:id="33" w:name="_Ref232774791"/>
+      <w:bookmarkStart w:id="34" w:name="_Ref232774797"/>
+      <w:bookmarkStart w:id="35" w:name="_Toc233729289"/>
+      <w:bookmarkStart w:id="36" w:name="multi-receiver-construction"/>
+      <w:bookmarkEnd w:id="28"/>
       <w:r>
         <w:t>Multi-receiver construction</w:t>
       </w:r>
-      <w:bookmarkEnd w:id="28"/>
-      <w:bookmarkEnd w:id="29"/>
       <w:bookmarkEnd w:id="30"/>
       <w:bookmarkEnd w:id="31"/>
       <w:bookmarkEnd w:id="32"/>
       <w:bookmarkEnd w:id="33"/>
+      <w:bookmarkEnd w:id="34"/>
+      <w:bookmarkEnd w:id="35"/>
     </w:p>
     <w:p>
       <w:pPr>
@@ -8305,7 +8301,10 @@
         </w:r>
       </w:hyperlink>
       <w:r>
-        <w:t xml:space="preserve"> report for the Enron corpus, so the grid covers the region where an analyst is most likely to expect the dyadic transformation to hold. The recommendation derived from the grid is correspondingly bounded above by </w:t>
+        <w:t xml:space="preserve"> </w:t>
+      </w:r>
+      <w:r>
+        <w:t xml:space="preserve">report for the Enron corpus, so the grid covers the region where an analyst is most likely to expect the dyadic transformation to hold. The recommendation derived from the grid is correspondingly bounded above by </w:t>
       </w:r>
       <m:oMath>
         <m:r>
@@ -8345,7 +8344,7 @@
           <w:iCs/>
         </w:rPr>
       </w:pPr>
-      <w:bookmarkStart w:id="35" w:name="_Ref232775232"/>
+      <w:bookmarkStart w:id="37" w:name="_Ref232775232"/>
       <w:r>
         <w:rPr>
           <w:b/>
@@ -8401,7 +8400,7 @@
         </w:rPr>
         <w:fldChar w:fldCharType="end"/>
       </w:r>
-      <w:bookmarkEnd w:id="35"/>
+      <w:bookmarkEnd w:id="37"/>
     </w:p>
     <w:p>
       <w:pPr>
@@ -9056,21 +9055,21 @@
       <w:pPr>
         <w:pStyle w:val="Heading3"/>
       </w:pPr>
-      <w:bookmarkStart w:id="36" w:name="_Ref232774500"/>
-      <w:bookmarkStart w:id="37" w:name="_Ref232774511"/>
-      <w:bookmarkStart w:id="38" w:name="_Ref232774543"/>
-      <w:bookmarkStart w:id="39" w:name="_Ref232774591"/>
-      <w:bookmarkStart w:id="40" w:name="_Toc233640837"/>
-      <w:bookmarkStart w:id="41" w:name="X2e0d55024ebbbe1beb2d890b82baea5782cff15"/>
-      <w:bookmarkEnd w:id="34"/>
+      <w:bookmarkStart w:id="38" w:name="_Ref232774500"/>
+      <w:bookmarkStart w:id="39" w:name="_Ref232774511"/>
+      <w:bookmarkStart w:id="40" w:name="_Ref232774543"/>
+      <w:bookmarkStart w:id="41" w:name="_Ref232774591"/>
+      <w:bookmarkStart w:id="42" w:name="_Toc233729290"/>
+      <w:bookmarkStart w:id="43" w:name="X2e0d55024ebbbe1beb2d890b82baea5782cff15"/>
+      <w:bookmarkEnd w:id="36"/>
       <w:r>
         <w:t>Tie-breaking timestamp-noise transformation</w:t>
       </w:r>
-      <w:bookmarkEnd w:id="36"/>
-      <w:bookmarkEnd w:id="37"/>
       <w:bookmarkEnd w:id="38"/>
       <w:bookmarkEnd w:id="39"/>
       <w:bookmarkEnd w:id="40"/>
+      <w:bookmarkEnd w:id="41"/>
+      <w:bookmarkEnd w:id="42"/>
     </w:p>
     <w:p>
       <w:pPr>
@@ -10032,15 +10031,15 @@
       <w:pPr>
         <w:pStyle w:val="Heading3"/>
       </w:pPr>
-      <w:bookmarkStart w:id="42" w:name="_Ref232774597"/>
-      <w:bookmarkStart w:id="43" w:name="_Toc233640838"/>
-      <w:bookmarkStart w:id="44" w:name="dyadic-rem-estimation"/>
-      <w:bookmarkEnd w:id="41"/>
+      <w:bookmarkStart w:id="44" w:name="_Ref232774597"/>
+      <w:bookmarkStart w:id="45" w:name="_Toc233729291"/>
+      <w:bookmarkStart w:id="46" w:name="dyadic-rem-estimation"/>
+      <w:bookmarkEnd w:id="43"/>
       <w:r>
         <w:t>Dyadic REM estimation</w:t>
       </w:r>
-      <w:bookmarkEnd w:id="42"/>
-      <w:bookmarkEnd w:id="43"/>
+      <w:bookmarkEnd w:id="44"/>
+      <w:bookmarkEnd w:id="45"/>
     </w:p>
     <w:p>
       <w:pPr>
@@ -10459,17 +10458,17 @@
       <w:pPr>
         <w:pStyle w:val="Heading3"/>
       </w:pPr>
-      <w:bookmarkStart w:id="45" w:name="_Ref232774680"/>
-      <w:bookmarkStart w:id="46" w:name="_Ref232774764"/>
-      <w:bookmarkStart w:id="47" w:name="_Toc233640839"/>
-      <w:bookmarkStart w:id="48" w:name="rhem-benchmark"/>
-      <w:bookmarkEnd w:id="44"/>
+      <w:bookmarkStart w:id="47" w:name="_Ref232774680"/>
+      <w:bookmarkStart w:id="48" w:name="_Ref232774764"/>
+      <w:bookmarkStart w:id="49" w:name="_Toc233729292"/>
+      <w:bookmarkStart w:id="50" w:name="rhem-benchmark"/>
+      <w:bookmarkEnd w:id="46"/>
       <w:r>
         <w:t>RHEM benchmark</w:t>
       </w:r>
-      <w:bookmarkEnd w:id="45"/>
-      <w:bookmarkEnd w:id="46"/>
       <w:bookmarkEnd w:id="47"/>
+      <w:bookmarkEnd w:id="48"/>
+      <w:bookmarkEnd w:id="49"/>
     </w:p>
     <w:p>
       <w:pPr>
@@ -10536,7 +10535,28 @@
         </w:r>
       </w:hyperlink>
       <w:r>
-        <w:t xml:space="preserve">). The estimates obtained this way are on the same RHEM coefficient scale used by Lerner and Lomi (2020, 2023). Stratification convention and pipeline details are given in Appendix A. The </w:t>
+        <w:t>). The estimates obtained this way are on the same RHEM coefficient scale used by Lerner and Lomi (2020, 2023). Stratification convention and pipeline details are given in</w:t>
+      </w:r>
+      <w:r>
+        <w:t xml:space="preserve"> </w:t>
+      </w:r>
+      <w:r>
+        <w:fldChar w:fldCharType="begin"/>
+      </w:r>
+      <w:r>
+        <w:instrText xml:space="preserve"> REF _Ref233728761 \r \h </w:instrText>
+      </w:r>
+      <w:r>
+        <w:fldChar w:fldCharType="separate"/>
+      </w:r>
+      <w:r>
+        <w:t>Appendix A</w:t>
+      </w:r>
+      <w:r>
+        <w:fldChar w:fldCharType="end"/>
+      </w:r>
+      <w:r>
+        <w:t xml:space="preserve">. The </w:t>
       </w:r>
       <w:r>
         <w:rPr>
@@ -10592,25 +10612,25 @@
       <w:pPr>
         <w:pStyle w:val="Heading3"/>
       </w:pPr>
-      <w:bookmarkStart w:id="49" w:name="_Ref232774533"/>
-      <w:bookmarkStart w:id="50" w:name="_Ref232774571"/>
-      <w:bookmarkStart w:id="51" w:name="_Ref232774607"/>
-      <w:bookmarkStart w:id="52" w:name="_Ref232774649"/>
-      <w:bookmarkStart w:id="53" w:name="_Ref232774672"/>
-      <w:bookmarkStart w:id="54" w:name="_Ref232774832"/>
-      <w:bookmarkStart w:id="55" w:name="_Toc233640840"/>
-      <w:bookmarkStart w:id="56" w:name="cross-dataset-replication"/>
-      <w:bookmarkEnd w:id="48"/>
+      <w:bookmarkStart w:id="51" w:name="_Ref232774533"/>
+      <w:bookmarkStart w:id="52" w:name="_Ref232774571"/>
+      <w:bookmarkStart w:id="53" w:name="_Ref232774607"/>
+      <w:bookmarkStart w:id="54" w:name="_Ref232774649"/>
+      <w:bookmarkStart w:id="55" w:name="_Ref232774672"/>
+      <w:bookmarkStart w:id="56" w:name="_Ref232774832"/>
+      <w:bookmarkStart w:id="57" w:name="_Toc233729293"/>
+      <w:bookmarkStart w:id="58" w:name="cross-dataset-replication"/>
+      <w:bookmarkEnd w:id="50"/>
       <w:r>
         <w:t>Cross-dataset replication</w:t>
       </w:r>
-      <w:bookmarkEnd w:id="49"/>
-      <w:bookmarkEnd w:id="50"/>
       <w:bookmarkEnd w:id="51"/>
       <w:bookmarkEnd w:id="52"/>
       <w:bookmarkEnd w:id="53"/>
       <w:bookmarkEnd w:id="54"/>
       <w:bookmarkEnd w:id="55"/>
+      <w:bookmarkEnd w:id="56"/>
+      <w:bookmarkEnd w:id="57"/>
     </w:p>
     <w:p>
       <w:pPr>
@@ -10779,19 +10799,19 @@
       <w:pPr>
         <w:pStyle w:val="Heading3"/>
       </w:pPr>
-      <w:bookmarkStart w:id="57" w:name="_Ref232774554"/>
-      <w:bookmarkStart w:id="58" w:name="_Ref232774579"/>
-      <w:bookmarkStart w:id="59" w:name="_Ref232774662"/>
-      <w:bookmarkStart w:id="60" w:name="_Toc233640841"/>
-      <w:bookmarkStart w:id="61" w:name="X32f04f1dbe90b1c1090eb4357bcfe8be8c12f69"/>
-      <w:bookmarkEnd w:id="56"/>
+      <w:bookmarkStart w:id="59" w:name="_Ref232774554"/>
+      <w:bookmarkStart w:id="60" w:name="_Ref232774579"/>
+      <w:bookmarkStart w:id="61" w:name="_Ref232774662"/>
+      <w:bookmarkStart w:id="62" w:name="_Toc233729294"/>
+      <w:bookmarkStart w:id="63" w:name="X32f04f1dbe90b1c1090eb4357bcfe8be8c12f69"/>
+      <w:bookmarkEnd w:id="58"/>
       <w:r>
         <w:t>Acceptability rule and threshold determination</w:t>
       </w:r>
-      <w:bookmarkEnd w:id="57"/>
-      <w:bookmarkEnd w:id="58"/>
       <w:bookmarkEnd w:id="59"/>
       <w:bookmarkEnd w:id="60"/>
+      <w:bookmarkEnd w:id="61"/>
+      <w:bookmarkEnd w:id="62"/>
     </w:p>
     <w:p>
       <w:pPr>
@@ -10819,7 +10839,7 @@
       <w:pPr>
         <w:pStyle w:val="Heading4"/>
       </w:pPr>
-      <w:bookmarkStart w:id="62" w:name="per-effect-recovery-noise-band"/>
+      <w:bookmarkStart w:id="64" w:name="per-effect-recovery-noise-band"/>
       <w:r>
         <w:t>2.7.1</w:t>
       </w:r>
@@ -11557,7 +11577,7 @@
         </m:r>
       </m:oMath>
       <w:r>
-        <w:t xml:space="preserve">; it therefore measures event-count inflation rather than a recovery </w:t>
+        <w:t xml:space="preserve">. It therefore measures event-count inflation rather than a recovery </w:t>
       </w:r>
       <w:proofErr w:type="gramStart"/>
       <w:r>
@@ -11565,15 +11585,36 @@
       </w:r>
       <w:proofErr w:type="gramEnd"/>
       <w:r>
-        <w:t xml:space="preserve"> answers a different question from the one the threshold poses. The derivation, its numerical predictions, and the conditions under which the shift is exact are given in Appendix B.</w:t>
+        <w:t xml:space="preserve"> answers a different question from the one the threshold poses. The derivation, its numerical predictions, and the conditions under which the shift is exact are given in</w:t>
+      </w:r>
+      <w:r>
+        <w:t xml:space="preserve"> </w:t>
+      </w:r>
+      <w:r>
+        <w:fldChar w:fldCharType="begin"/>
+      </w:r>
+      <w:r>
+        <w:instrText xml:space="preserve"> REF _Ref233728804 \r \h </w:instrText>
+      </w:r>
+      <w:r>
+        <w:fldChar w:fldCharType="separate"/>
+      </w:r>
+      <w:r>
+        <w:t>Appendix B</w:t>
+      </w:r>
+      <w:r>
+        <w:fldChar w:fldCharType="end"/>
+      </w:r>
+      <w:r>
+        <w:t>.</w:t>
       </w:r>
     </w:p>
     <w:p>
       <w:pPr>
         <w:pStyle w:val="Heading4"/>
       </w:pPr>
-      <w:bookmarkStart w:id="63" w:name="the-rule-defining-grid"/>
-      <w:bookmarkEnd w:id="62"/>
+      <w:bookmarkStart w:id="65" w:name="the-rule-defining-grid"/>
+      <w:bookmarkEnd w:id="64"/>
       <w:r>
         <w:t>2.7.2 The rule-defining grid</w:t>
       </w:r>
@@ -11589,10 +11630,7 @@
         <w:fldChar w:fldCharType="begin"/>
       </w:r>
       <w:r>
-        <w:instrText xml:space="preserve"> REF _Ref232775232 \h </w:instrText>
-      </w:r>
-      <w:r>
-        <w:instrText xml:space="preserve"> \* MERGEFORMAT </w:instrText>
+        <w:instrText xml:space="preserve"> REF _Ref232775232 \h  \* MERGEFORMAT </w:instrText>
       </w:r>
       <w:r>
         <w:fldChar w:fldCharType="separate"/>
@@ -11669,15 +11707,21 @@
         </m:r>
       </m:oMath>
       <w:r>
-        <w:t xml:space="preserve"> cell in the 8%–16% gap.</w:t>
+        <w:t xml:space="preserve"> cell in the 8%</w:t>
+      </w:r>
+      <w:r>
+        <w:t>-</w:t>
+      </w:r>
+      <w:r>
+        <w:t>16% gap.</w:t>
       </w:r>
     </w:p>
     <w:p>
       <w:pPr>
         <w:pStyle w:val="Heading4"/>
       </w:pPr>
-      <w:bookmarkStart w:id="64" w:name="Xb4abf0894dd3cc4733e62073c326c108f3a9a45"/>
-      <w:bookmarkEnd w:id="63"/>
+      <w:bookmarkStart w:id="66" w:name="Xb4abf0894dd3cc4733e62073c326c108f3a9a45"/>
+      <w:bookmarkEnd w:id="65"/>
       <w:r>
         <w:t>2.7.3 Sensitivity to the choice of acceptability rule</w:t>
       </w:r>
@@ -11729,14 +11773,14 @@
       <w:pPr>
         <w:pStyle w:val="Heading2"/>
       </w:pPr>
-      <w:bookmarkStart w:id="65" w:name="_Toc233640842"/>
-      <w:bookmarkEnd w:id="20"/>
-      <w:bookmarkEnd w:id="61"/>
-      <w:bookmarkEnd w:id="64"/>
+      <w:bookmarkStart w:id="67" w:name="_Toc233729295"/>
+      <w:bookmarkEnd w:id="22"/>
+      <w:bookmarkEnd w:id="63"/>
+      <w:bookmarkEnd w:id="66"/>
       <w:r>
         <w:t>Results and analysis</w:t>
       </w:r>
-      <w:bookmarkEnd w:id="65"/>
+      <w:bookmarkEnd w:id="67"/>
     </w:p>
     <w:p>
       <w:pPr>
@@ -11776,12 +11820,12 @@
       <w:pPr>
         <w:pStyle w:val="Heading3"/>
       </w:pPr>
-      <w:bookmarkStart w:id="66" w:name="_Toc233640843"/>
-      <w:bookmarkStart w:id="67" w:name="per-effect-recovery-noise-bands"/>
+      <w:bookmarkStart w:id="68" w:name="_Toc233729296"/>
+      <w:bookmarkStart w:id="69" w:name="per-effect-recovery-noise-bands"/>
       <w:r>
         <w:t>Per-effect recovery-noise bands</w:t>
       </w:r>
-      <w:bookmarkEnd w:id="66"/>
+      <w:bookmarkEnd w:id="68"/>
     </w:p>
     <w:p>
       <w:pPr>
@@ -11951,7 +11995,7 @@
         </m:r>
       </m:oMath>
       <w:r>
-        <w:t xml:space="preserve"> for same-group homophily, which is the spread the per-effect calibration is designed to absorb: a single absolute cap wide enough for same-group homophily would be more than twenty times the recovery dispersion of outgoing two-paths.</w:t>
+        <w:t xml:space="preserve"> for same-group homophily. This is the spread the per-effect calibration is designed to absorb: a single absolute cap wide enough for same-group homophily would be more than twenty times the recovery dispersion of outgoing two-paths.</w:t>
       </w:r>
     </w:p>
     <w:p>
@@ -11965,7 +12009,7 @@
           <w:iCs/>
         </w:rPr>
       </w:pPr>
-      <w:bookmarkStart w:id="68" w:name="_Ref232775085"/>
+      <w:bookmarkStart w:id="70" w:name="_Ref232775085"/>
       <w:r>
         <w:rPr>
           <w:b/>
@@ -12021,7 +12065,7 @@
         </w:rPr>
         <w:fldChar w:fldCharType="end"/>
       </w:r>
-      <w:bookmarkEnd w:id="68"/>
+      <w:bookmarkEnd w:id="70"/>
     </w:p>
     <w:p>
       <w:pPr>
@@ -12931,15 +12975,15 @@
       <w:pPr>
         <w:pStyle w:val="Heading3"/>
       </w:pPr>
-      <w:bookmarkStart w:id="69" w:name="_Ref232774710"/>
-      <w:bookmarkStart w:id="70" w:name="_Toc233640844"/>
-      <w:bookmarkStart w:id="71" w:name="the-headline-threshold"/>
-      <w:bookmarkEnd w:id="67"/>
+      <w:bookmarkStart w:id="71" w:name="_Ref232774710"/>
+      <w:bookmarkStart w:id="72" w:name="_Toc233729297"/>
+      <w:bookmarkStart w:id="73" w:name="the-headline-threshold"/>
+      <w:bookmarkEnd w:id="69"/>
       <w:r>
         <w:t>The headline threshold</w:t>
       </w:r>
-      <w:bookmarkEnd w:id="69"/>
-      <w:bookmarkEnd w:id="70"/>
+      <w:bookmarkEnd w:id="71"/>
+      <w:bookmarkEnd w:id="72"/>
     </w:p>
     <w:p>
       <w:pPr>
@@ -13294,19 +13338,19 @@
       <w:pPr>
         <w:pStyle w:val="Heading3"/>
       </w:pPr>
-      <w:bookmarkStart w:id="72" w:name="_Ref232774699"/>
-      <w:bookmarkStart w:id="73" w:name="_Ref232774716"/>
-      <w:bookmarkStart w:id="74" w:name="_Ref232774814"/>
-      <w:bookmarkStart w:id="75" w:name="_Toc233640845"/>
-      <w:bookmarkStart w:id="76" w:name="X30d72f27b33754429a8d32dda86dbc0fc5a1876"/>
-      <w:bookmarkEnd w:id="71"/>
+      <w:bookmarkStart w:id="74" w:name="_Ref232774699"/>
+      <w:bookmarkStart w:id="75" w:name="_Ref232774716"/>
+      <w:bookmarkStart w:id="76" w:name="_Ref232774814"/>
+      <w:bookmarkStart w:id="77" w:name="_Toc233729298"/>
+      <w:bookmarkStart w:id="78" w:name="X30d72f27b33754429a8d32dda86dbc0fc5a1876"/>
+      <w:bookmarkEnd w:id="73"/>
       <w:r>
         <w:t>Per-effect bias trajectories and the 12% boundary</w:t>
       </w:r>
-      <w:bookmarkEnd w:id="72"/>
-      <w:bookmarkEnd w:id="73"/>
       <w:bookmarkEnd w:id="74"/>
       <w:bookmarkEnd w:id="75"/>
+      <w:bookmarkEnd w:id="76"/>
+      <w:bookmarkEnd w:id="77"/>
     </w:p>
     <w:p>
       <w:pPr>
@@ -13368,7 +13412,7 @@
         </m:r>
       </m:oMath>
       <w:r>
-        <w:t xml:space="preserve"> at 24%. The direction of the bias is consistent: difference, reciprocity, outgoing two-paths, and same-group homophily all attenuate towards zero as multi-receiver events are added, whereas inertia is recovered marginally low at baseline (</w:t>
+        <w:t xml:space="preserve"> at 24%. The direction of the bias is consistent: difference, reciprocity, outgoing two-paths, and same-group homophily all attenuate towards zero as multi-receiver events are added. Inertia, by contrast, is recovered marginally low at baseline (</w:t>
       </w:r>
       <m:oMath>
         <m:r>
@@ -13409,7 +13453,13 @@
         </m:r>
       </m:oMath>
       <w:r>
-        <w:t xml:space="preserve"> at 8%. The transition from reliable to unreliable therefore falls in the 8%–16% interval, with 12% marginal and driven by outgoing two-paths.</w:t>
+        <w:t xml:space="preserve"> at 8%. The transition from reliable to unreliable therefore falls in the 8%</w:t>
+      </w:r>
+      <w:r>
+        <w:t>-</w:t>
+      </w:r>
+      <w:r>
+        <w:t>16% interval, with 12% marginal and driven by outgoing two-paths.</w:t>
       </w:r>
     </w:p>
     <w:p>
@@ -14550,15 +14600,15 @@
       <w:pPr>
         <w:pStyle w:val="Heading3"/>
       </w:pPr>
-      <w:bookmarkStart w:id="77" w:name="_Ref232774734"/>
-      <w:bookmarkStart w:id="78" w:name="_Toc233640846"/>
-      <w:bookmarkStart w:id="79" w:name="the-rhem-contextual-benchmark"/>
-      <w:bookmarkEnd w:id="76"/>
+      <w:bookmarkStart w:id="79" w:name="_Ref232774734"/>
+      <w:bookmarkStart w:id="80" w:name="_Toc233729299"/>
+      <w:bookmarkStart w:id="81" w:name="the-rhem-contextual-benchmark"/>
+      <w:bookmarkEnd w:id="78"/>
       <w:r>
         <w:t>The RHEM contextual benchmark</w:t>
       </w:r>
-      <w:bookmarkEnd w:id="77"/>
-      <w:bookmarkEnd w:id="78"/>
+      <w:bookmarkEnd w:id="79"/>
+      <w:bookmarkEnd w:id="80"/>
     </w:p>
     <w:p>
       <w:pPr>
@@ -14574,7 +14624,25 @@
         <w:t>eventnet</w:t>
       </w:r>
       <w:r>
-        <w:t xml:space="preserve"> coefficient scale (Appendix A). Where the dyadic REM attenuates, the RHEM estimate stays close to its baseline value as the multi-receiver proportion grows. Same-group homophily is the clearest case, holding near </w:t>
+        <w:t xml:space="preserve"> coefficient scale (</w:t>
+      </w:r>
+      <w:r>
+        <w:fldChar w:fldCharType="begin"/>
+      </w:r>
+      <w:r>
+        <w:instrText xml:space="preserve"> REF _Ref233728775 \r \h </w:instrText>
+      </w:r>
+      <w:r>
+        <w:fldChar w:fldCharType="separate"/>
+      </w:r>
+      <w:r>
+        <w:t>Appendix A</w:t>
+      </w:r>
+      <w:r>
+        <w:fldChar w:fldCharType="end"/>
+      </w:r>
+      <w:r>
+        <w:t xml:space="preserve">). Where the dyadic REM attenuates, the RHEM estimate stays close to its baseline value as the multi-receiver proportion grows. Same-group homophily is the clearest case, holding near </w:t>
       </w:r>
       <m:oMath>
         <m:r>
@@ -14585,7 +14653,7 @@
         </m:r>
       </m:oMath>
       <w:r>
-        <w:t>–</w:t>
+        <w:t>-</w:t>
       </w:r>
       <m:oMath>
         <m:r>
@@ -14677,7 +14745,25 @@
         </m:r>
       </m:oMath>
       <w:r>
-        <w:t xml:space="preserve"> at 24%), the signature of a deterministic counting-convention difference between the dyadic and hyperedge implementations rather than a transformation-induced effect (Appendix A). Under RHEM, inertia sits above its generating value (around </w:t>
+        <w:t xml:space="preserve"> at 24%), which indicates a deterministic counting-convention difference between the dyadic and hyperedge implementations rather than a transformation-induced effect (</w:t>
+      </w:r>
+      <w:r>
+        <w:fldChar w:fldCharType="begin"/>
+      </w:r>
+      <w:r>
+        <w:instrText xml:space="preserve"> REF _Ref233728786 \r \h </w:instrText>
+      </w:r>
+      <w:r>
+        <w:fldChar w:fldCharType="separate"/>
+      </w:r>
+      <w:r>
+        <w:t>Appendix A</w:t>
+      </w:r>
+      <w:r>
+        <w:fldChar w:fldCharType="end"/>
+      </w:r>
+      <w:r>
+        <w:t xml:space="preserve">). Under RHEM, inertia sits above its generating value (around </w:t>
       </w:r>
       <m:oMath>
         <m:r>
@@ -14688,7 +14774,7 @@
         </m:r>
       </m:oMath>
       <w:r>
-        <w:t>–</w:t>
+        <w:t>-</w:t>
       </w:r>
       <m:oMath>
         <m:r>
@@ -14710,7 +14796,7 @@
         </m:r>
       </m:oMath>
       <w:r>
-        <w:t xml:space="preserve">); unlike the outgoing-two-paths offset this gap is smaller and drifts mildly across the grid, so we report it as where the coefficient lands on RHEM’s raw scale rather than attributing it to a single constant offset. Neither enters the threshold, which is judged against truth on the REM side (Section </w:t>
+        <w:t xml:space="preserve">). Unlike the outgoing-two-paths offset, this gap is smaller and drifts mildly across the grid, so we report it as where the coefficient falls on RHEM’s raw scale rather than attributing it to a single constant offset. Neither enters the threshold, which is judged against truth on the REM side (Section </w:t>
       </w:r>
       <w:r>
         <w:fldChar w:fldCharType="begin"/>
@@ -14761,541 +14847,16 @@
       <w:pPr>
         <w:pStyle w:val="Heading3"/>
       </w:pPr>
-      <w:bookmarkStart w:id="80" w:name="_Ref232774743"/>
-      <w:bookmarkStart w:id="81" w:name="_Ref232774820"/>
-      <w:bookmarkStart w:id="82" w:name="_Toc233640847"/>
-      <w:bookmarkStart w:id="83" w:name="the-baseline-rate"/>
-      <w:bookmarkEnd w:id="79"/>
+      <w:bookmarkStart w:id="82" w:name="_Ref232774743"/>
+      <w:bookmarkStart w:id="83" w:name="_Ref232774820"/>
+      <w:bookmarkStart w:id="84" w:name="_Toc233729300"/>
+      <w:bookmarkStart w:id="85" w:name="the-baseline-rate"/>
+      <w:bookmarkEnd w:id="81"/>
       <w:r>
         <w:t>The baseline rate</w:t>
       </w:r>
-      <w:bookmarkEnd w:id="80"/>
-      <w:bookmarkEnd w:id="81"/>
       <w:bookmarkEnd w:id="82"/>
-    </w:p>
-    <w:p>
-      <w:pPr>
-        <w:pStyle w:val="FirstParagraph"/>
-      </w:pPr>
-      <w:r>
-        <w:t xml:space="preserve">The log baseline rate </w:t>
-      </w:r>
-      <m:oMath>
-        <m:sSub>
-          <m:sSubPr>
-            <m:ctrlPr>
-              <w:rPr>
-                <w:rFonts w:ascii="Cambria Math" w:hAnsi="Cambria Math"/>
-              </w:rPr>
-            </m:ctrlPr>
-          </m:sSubPr>
-          <m:e>
-            <m:r>
-              <w:rPr>
-                <w:rFonts w:ascii="Cambria Math" w:hAnsi="Cambria Math"/>
-              </w:rPr>
-              <m:t>β</m:t>
-            </m:r>
-          </m:e>
-          <m:sub>
-            <m:r>
-              <w:rPr>
-                <w:rFonts w:ascii="Cambria Math" w:hAnsi="Cambria Math"/>
-              </w:rPr>
-              <m:t>0</m:t>
-            </m:r>
-          </m:sub>
-        </m:sSub>
-      </m:oMath>
-      <w:r>
-        <w:t xml:space="preserve"> is excluded from the acceptability rule (Section 2.7.1); its trajectory is reported here as a check on the </w:t>
-      </w:r>
-      <m:oMath>
-        <m:r>
-          <m:rPr>
-            <m:sty m:val="p"/>
-          </m:rPr>
-          <w:rPr>
-            <w:rFonts w:ascii="Cambria Math" w:hAnsi="Cambria Math"/>
-          </w:rPr>
-          <m:t>log(</m:t>
-        </m:r>
-        <m:r>
-          <w:rPr>
-            <w:rFonts w:ascii="Cambria Math" w:hAnsi="Cambria Math"/>
-          </w:rPr>
-          <m:t>1</m:t>
-        </m:r>
-        <m:r>
-          <m:rPr>
-            <m:sty m:val="p"/>
-          </m:rPr>
-          <w:rPr>
-            <w:rFonts w:ascii="Cambria Math" w:hAnsi="Cambria Math"/>
-          </w:rPr>
-          <m:t>+</m:t>
-        </m:r>
-        <m:r>
-          <w:rPr>
-            <w:rFonts w:ascii="Cambria Math" w:hAnsi="Cambria Math"/>
-          </w:rPr>
-          <m:t>p</m:t>
-        </m:r>
-        <m:r>
-          <m:rPr>
-            <m:sty m:val="p"/>
-          </m:rPr>
-          <w:rPr>
-            <w:rFonts w:ascii="Cambria Math" w:hAnsi="Cambria Math"/>
-          </w:rPr>
-          <m:t>)</m:t>
-        </m:r>
-      </m:oMath>
-      <w:r>
-        <w:t xml:space="preserve"> prediction of Appendix B. At the 0% condition </w:t>
-      </w:r>
-      <m:oMath>
-        <m:sSub>
-          <m:sSubPr>
-            <m:ctrlPr>
-              <w:rPr>
-                <w:rFonts w:ascii="Cambria Math" w:hAnsi="Cambria Math"/>
-              </w:rPr>
-            </m:ctrlPr>
-          </m:sSubPr>
-          <m:e>
-            <m:r>
-              <w:rPr>
-                <w:rFonts w:ascii="Cambria Math" w:hAnsi="Cambria Math"/>
-              </w:rPr>
-              <m:t>β</m:t>
-            </m:r>
-          </m:e>
-          <m:sub>
-            <m:r>
-              <w:rPr>
-                <w:rFonts w:ascii="Cambria Math" w:hAnsi="Cambria Math"/>
-              </w:rPr>
-              <m:t>0</m:t>
-            </m:r>
-          </m:sub>
-        </m:sSub>
-      </m:oMath>
-      <w:r>
-        <w:t xml:space="preserve"> is recovered close to its generating value (</w:t>
-      </w:r>
-      <m:oMath>
-        <m:r>
-          <m:rPr>
-            <m:sty m:val="p"/>
-          </m:rPr>
-          <w:rPr>
-            <w:rFonts w:ascii="Cambria Math" w:hAnsi="Cambria Math"/>
-          </w:rPr>
-          <m:t>-</m:t>
-        </m:r>
-        <m:r>
-          <w:rPr>
-            <w:rFonts w:ascii="Cambria Math" w:hAnsi="Cambria Math"/>
-          </w:rPr>
-          <m:t>5.02</m:t>
-        </m:r>
-      </m:oMath>
-      <w:r>
-        <w:t xml:space="preserve"> against </w:t>
-      </w:r>
-      <m:oMath>
-        <m:r>
-          <m:rPr>
-            <m:sty m:val="p"/>
-          </m:rPr>
-          <w:rPr>
-            <w:rFonts w:ascii="Cambria Math" w:hAnsi="Cambria Math"/>
-          </w:rPr>
-          <m:t>-</m:t>
-        </m:r>
-        <m:r>
-          <w:rPr>
-            <w:rFonts w:ascii="Cambria Math" w:hAnsi="Cambria Math"/>
-          </w:rPr>
-          <m:t>5.00</m:t>
-        </m:r>
-      </m:oMath>
-      <w:r>
-        <w:t xml:space="preserve">). As the multi-receiver proportion increases, the recovered </w:t>
-      </w:r>
-      <m:oMath>
-        <m:sSub>
-          <m:sSubPr>
-            <m:ctrlPr>
-              <w:rPr>
-                <w:rFonts w:ascii="Cambria Math" w:hAnsi="Cambria Math"/>
-              </w:rPr>
-            </m:ctrlPr>
-          </m:sSubPr>
-          <m:e>
-            <m:r>
-              <w:rPr>
-                <w:rFonts w:ascii="Cambria Math" w:hAnsi="Cambria Math"/>
-              </w:rPr>
-              <m:t>β</m:t>
-            </m:r>
-          </m:e>
-          <m:sub>
-            <m:r>
-              <w:rPr>
-                <w:rFonts w:ascii="Cambria Math" w:hAnsi="Cambria Math"/>
-              </w:rPr>
-              <m:t>0</m:t>
-            </m:r>
-          </m:sub>
-        </m:sSub>
-      </m:oMath>
-      <w:r>
-        <w:t xml:space="preserve"> rises monotonically, by </w:t>
-      </w:r>
-      <m:oMath>
-        <m:r>
-          <w:rPr>
-            <w:rFonts w:ascii="Cambria Math" w:hAnsi="Cambria Math"/>
-          </w:rPr>
-          <m:t>0.106</m:t>
-        </m:r>
-      </m:oMath>
-      <w:r>
-        <w:t xml:space="preserve"> at 8% and </w:t>
-      </w:r>
-      <m:oMath>
-        <m:r>
-          <w:rPr>
-            <w:rFonts w:ascii="Cambria Math" w:hAnsi="Cambria Math"/>
-          </w:rPr>
-          <m:t>0.276</m:t>
-        </m:r>
-      </m:oMath>
-      <w:r>
-        <w:t xml:space="preserve"> at 24% relative to the 0% mean. The first-order prediction </w:t>
-      </w:r>
-      <m:oMath>
-        <m:r>
-          <m:rPr>
-            <m:sty m:val="p"/>
-          </m:rPr>
-          <w:rPr>
-            <w:rFonts w:ascii="Cambria Math" w:hAnsi="Cambria Math"/>
-          </w:rPr>
-          <m:t>log(</m:t>
-        </m:r>
-        <m:r>
-          <w:rPr>
-            <w:rFonts w:ascii="Cambria Math" w:hAnsi="Cambria Math"/>
-          </w:rPr>
-          <m:t>1</m:t>
-        </m:r>
-        <m:r>
-          <m:rPr>
-            <m:sty m:val="p"/>
-          </m:rPr>
-          <w:rPr>
-            <w:rFonts w:ascii="Cambria Math" w:hAnsi="Cambria Math"/>
-          </w:rPr>
-          <m:t>+</m:t>
-        </m:r>
-        <m:r>
-          <w:rPr>
-            <w:rFonts w:ascii="Cambria Math" w:hAnsi="Cambria Math"/>
-          </w:rPr>
-          <m:t>p</m:t>
-        </m:r>
-        <m:r>
-          <m:rPr>
-            <m:sty m:val="p"/>
-          </m:rPr>
-          <w:rPr>
-            <w:rFonts w:ascii="Cambria Math" w:hAnsi="Cambria Math"/>
-          </w:rPr>
-          <m:t>)</m:t>
-        </m:r>
-      </m:oMath>
-      <w:r>
-        <w:t xml:space="preserve"> gives </w:t>
-      </w:r>
-      <m:oMath>
-        <m:r>
-          <w:rPr>
-            <w:rFonts w:ascii="Cambria Math" w:hAnsi="Cambria Math"/>
-          </w:rPr>
-          <m:t>0.077</m:t>
-        </m:r>
-      </m:oMath>
-      <w:r>
-        <w:t xml:space="preserve"> and </w:t>
-      </w:r>
-      <m:oMath>
-        <m:r>
-          <w:rPr>
-            <w:rFonts w:ascii="Cambria Math" w:hAnsi="Cambria Math"/>
-          </w:rPr>
-          <m:t>0.215</m:t>
-        </m:r>
-      </m:oMath>
-      <w:r>
-        <w:t xml:space="preserve"> at the same proportions, so the empirical shift has the predicted sign and shape but runs consistently above it, by about </w:t>
-      </w:r>
-      <m:oMath>
-        <m:r>
-          <w:rPr>
-            <w:rFonts w:ascii="Cambria Math" w:hAnsi="Cambria Math"/>
-          </w:rPr>
-          <m:t>0.06</m:t>
-        </m:r>
-      </m:oMath>
-      <w:r>
-        <w:t xml:space="preserve"> at 24%. This over-shift is the expected consequence of the attenuation reported in Section </w:t>
-      </w:r>
-      <w:r>
-        <w:fldChar w:fldCharType="begin"/>
-      </w:r>
-      <w:r>
-        <w:instrText xml:space="preserve"> REF _Ref232774699 \r \h </w:instrText>
-      </w:r>
-      <w:r>
-        <w:fldChar w:fldCharType="separate"/>
-      </w:r>
-      <w:r>
-        <w:t>3.3</w:t>
-      </w:r>
-      <w:r>
-        <w:fldChar w:fldCharType="end"/>
-      </w:r>
-      <w:r>
-        <w:t xml:space="preserve">: as the </w:t>
-      </w:r>
-      <w:proofErr w:type="gramStart"/>
-      <w:r>
-        <w:t>positively-signed</w:t>
-      </w:r>
-      <w:proofErr w:type="gramEnd"/>
-      <w:r>
-        <w:t xml:space="preserve"> effects shrink towards zero, their average contribution to the linear predictor falls, so </w:t>
-      </w:r>
-      <m:oMath>
-        <m:sSub>
-          <m:sSubPr>
-            <m:ctrlPr>
-              <w:rPr>
-                <w:rFonts w:ascii="Cambria Math" w:hAnsi="Cambria Math"/>
-              </w:rPr>
-            </m:ctrlPr>
-          </m:sSubPr>
-          <m:e>
-            <m:r>
-              <w:rPr>
-                <w:rFonts w:ascii="Cambria Math" w:hAnsi="Cambria Math"/>
-              </w:rPr>
-              <m:t>β</m:t>
-            </m:r>
-          </m:e>
-          <m:sub>
-            <m:r>
-              <w:rPr>
-                <w:rFonts w:ascii="Cambria Math" w:hAnsi="Cambria Math"/>
-              </w:rPr>
-              <m:t>0</m:t>
-            </m:r>
-          </m:sub>
-        </m:sSub>
-      </m:oMath>
-      <w:r>
-        <w:t xml:space="preserve"> </w:t>
-      </w:r>
-      <w:proofErr w:type="gramStart"/>
-      <w:r>
-        <w:t>has to</w:t>
-      </w:r>
-      <w:proofErr w:type="gramEnd"/>
-      <w:r>
-        <w:t xml:space="preserve"> rise beyond </w:t>
-      </w:r>
-      <m:oMath>
-        <m:r>
-          <m:rPr>
-            <m:sty m:val="p"/>
-          </m:rPr>
-          <w:rPr>
-            <w:rFonts w:ascii="Cambria Math" w:hAnsi="Cambria Math"/>
-          </w:rPr>
-          <m:t>log(</m:t>
-        </m:r>
-        <m:r>
-          <w:rPr>
-            <w:rFonts w:ascii="Cambria Math" w:hAnsi="Cambria Math"/>
-          </w:rPr>
-          <m:t>1</m:t>
-        </m:r>
-        <m:r>
-          <m:rPr>
-            <m:sty m:val="p"/>
-          </m:rPr>
-          <w:rPr>
-            <w:rFonts w:ascii="Cambria Math" w:hAnsi="Cambria Math"/>
-          </w:rPr>
-          <m:t>+</m:t>
-        </m:r>
-        <m:r>
-          <w:rPr>
-            <w:rFonts w:ascii="Cambria Math" w:hAnsi="Cambria Math"/>
-          </w:rPr>
-          <m:t>p</m:t>
-        </m:r>
-        <m:r>
-          <m:rPr>
-            <m:sty m:val="p"/>
-          </m:rPr>
-          <w:rPr>
-            <w:rFonts w:ascii="Cambria Math" w:hAnsi="Cambria Math"/>
-          </w:rPr>
-          <m:t>)</m:t>
-        </m:r>
-      </m:oMath>
-      <w:r>
-        <w:t xml:space="preserve"> to keep the fitted rate matched to the </w:t>
-      </w:r>
-      <m:oMath>
-        <m:r>
-          <m:rPr>
-            <m:sty m:val="p"/>
-          </m:rPr>
-          <w:rPr>
-            <w:rFonts w:ascii="Cambria Math" w:hAnsi="Cambria Math"/>
-          </w:rPr>
-          <m:t>(</m:t>
-        </m:r>
-        <m:r>
-          <w:rPr>
-            <w:rFonts w:ascii="Cambria Math" w:hAnsi="Cambria Math"/>
-          </w:rPr>
-          <m:t>1</m:t>
-        </m:r>
-        <m:r>
-          <m:rPr>
-            <m:sty m:val="p"/>
-          </m:rPr>
-          <w:rPr>
-            <w:rFonts w:ascii="Cambria Math" w:hAnsi="Cambria Math"/>
-          </w:rPr>
-          <m:t>+</m:t>
-        </m:r>
-        <m:r>
-          <w:rPr>
-            <w:rFonts w:ascii="Cambria Math" w:hAnsi="Cambria Math"/>
-          </w:rPr>
-          <m:t>p</m:t>
-        </m:r>
-        <m:r>
-          <m:rPr>
-            <m:sty m:val="p"/>
-          </m:rPr>
-          <w:rPr>
-            <w:rFonts w:ascii="Cambria Math" w:hAnsi="Cambria Math"/>
-          </w:rPr>
-          <m:t>)</m:t>
-        </m:r>
-        <m:r>
-          <w:rPr>
-            <w:rFonts w:ascii="Cambria Math" w:hAnsi="Cambria Math"/>
-          </w:rPr>
-          <m:t> M</m:t>
-        </m:r>
-      </m:oMath>
-      <w:r>
-        <w:t xml:space="preserve"> observed rows. The same-group attenuation alone, a drop of roughly </w:t>
-      </w:r>
-      <m:oMath>
-        <m:r>
-          <w:rPr>
-            <w:rFonts w:ascii="Cambria Math" w:hAnsi="Cambria Math"/>
-          </w:rPr>
-          <m:t>0.11</m:t>
-        </m:r>
-      </m:oMath>
-      <w:r>
-        <w:t xml:space="preserve"> on an indicator with mean near </w:t>
-      </w:r>
-      <m:oMath>
-        <m:r>
-          <w:rPr>
-            <w:rFonts w:ascii="Cambria Math" w:hAnsi="Cambria Math"/>
-          </w:rPr>
-          <m:t>0.5</m:t>
-        </m:r>
-      </m:oMath>
-      <w:r>
-        <w:t xml:space="preserve">, accounts for about </w:t>
-      </w:r>
-      <m:oMath>
-        <m:r>
-          <w:rPr>
-            <w:rFonts w:ascii="Cambria Math" w:hAnsi="Cambria Math"/>
-          </w:rPr>
-          <m:t>0.05</m:t>
-        </m:r>
-      </m:oMath>
-      <w:r>
-        <w:t xml:space="preserve"> of the </w:t>
-      </w:r>
-      <m:oMath>
-        <m:r>
-          <w:rPr>
-            <w:rFonts w:ascii="Cambria Math" w:hAnsi="Cambria Math"/>
-          </w:rPr>
-          <m:t>0.06</m:t>
-        </m:r>
-      </m:oMath>
-      <w:r>
-        <w:t xml:space="preserve"> over-shift at 24%. Folding the coefficient attenuation into the accounting argument of Appendix B therefore reproduces the trajectory, and the exclusion of </w:t>
-      </w:r>
-      <m:oMath>
-        <m:sSub>
-          <m:sSubPr>
-            <m:ctrlPr>
-              <w:rPr>
-                <w:rFonts w:ascii="Cambria Math" w:hAnsi="Cambria Math"/>
-              </w:rPr>
-            </m:ctrlPr>
-          </m:sSubPr>
-          <m:e>
-            <m:r>
-              <w:rPr>
-                <w:rFonts w:ascii="Cambria Math" w:hAnsi="Cambria Math"/>
-              </w:rPr>
-              <m:t>β</m:t>
-            </m:r>
-          </m:e>
-          <m:sub>
-            <m:r>
-              <w:rPr>
-                <w:rFonts w:ascii="Cambria Math" w:hAnsi="Cambria Math"/>
-              </w:rPr>
-              <m:t>0</m:t>
-            </m:r>
-          </m:sub>
-        </m:sSub>
-      </m:oMath>
-      <w:r>
-        <w:t xml:space="preserve"> from the threshold rule stands.</w:t>
-      </w:r>
-    </w:p>
-    <w:p>
-      <w:pPr>
-        <w:pStyle w:val="Heading3"/>
-      </w:pPr>
-      <w:bookmarkStart w:id="84" w:name="_Toc233640848"/>
-      <w:bookmarkStart w:id="85" w:name="sensitivity-to-the-acceptability-rule"/>
       <w:bookmarkEnd w:id="83"/>
-      <w:r>
-        <w:t>Sensitivity to the acceptability rule</w:t>
-      </w:r>
       <w:bookmarkEnd w:id="84"/>
     </w:p>
     <w:p>
@@ -15303,7 +14864,37 @@
         <w:pStyle w:val="FirstParagraph"/>
       </w:pPr>
       <w:r>
-        <w:t xml:space="preserve">The headline threshold is reported under the per-effect recovery-noise band. Re-applying the earlier specification, a single absolute log-rate cap of </w:t>
+        <w:t xml:space="preserve">The log baseline rate </w:t>
+      </w:r>
+      <m:oMath>
+        <m:sSub>
+          <m:sSubPr>
+            <m:ctrlPr>
+              <w:rPr>
+                <w:rFonts w:ascii="Cambria Math" w:hAnsi="Cambria Math"/>
+              </w:rPr>
+            </m:ctrlPr>
+          </m:sSubPr>
+          <m:e>
+            <m:r>
+              <w:rPr>
+                <w:rFonts w:ascii="Cambria Math" w:hAnsi="Cambria Math"/>
+              </w:rPr>
+              <m:t>β</m:t>
+            </m:r>
+          </m:e>
+          <m:sub>
+            <m:r>
+              <w:rPr>
+                <w:rFonts w:ascii="Cambria Math" w:hAnsi="Cambria Math"/>
+              </w:rPr>
+              <m:t>0</m:t>
+            </m:r>
+          </m:sub>
+        </m:sSub>
+      </m:oMath>
+      <w:r>
+        <w:t xml:space="preserve"> is excluded from the acceptability rule (Section 2.7.1); its trajectory is reported here as a check on the </w:t>
       </w:r>
       <m:oMath>
         <m:r>
@@ -15313,13 +14904,13 @@
           <w:rPr>
             <w:rFonts w:ascii="Cambria Math" w:hAnsi="Cambria Math"/>
           </w:rPr>
-          <m:t>|</m:t>
-        </m:r>
-        <m:r>
-          <m:rPr>
-            <m:nor/>
-          </m:rPr>
-          <m:t>bias</m:t>
+          <m:t>log(</m:t>
+        </m:r>
+        <m:r>
+          <w:rPr>
+            <w:rFonts w:ascii="Cambria Math" w:hAnsi="Cambria Math"/>
+          </w:rPr>
+          <m:t>1</m:t>
         </m:r>
         <m:r>
           <m:rPr>
@@ -15328,8 +14919,428 @@
           <w:rPr>
             <w:rFonts w:ascii="Cambria Math" w:hAnsi="Cambria Math"/>
           </w:rPr>
-          <m:t>|≤</m:t>
-        </m:r>
+          <m:t>+</m:t>
+        </m:r>
+        <m:r>
+          <w:rPr>
+            <w:rFonts w:ascii="Cambria Math" w:hAnsi="Cambria Math"/>
+          </w:rPr>
+          <m:t>p</m:t>
+        </m:r>
+        <m:r>
+          <m:rPr>
+            <m:sty m:val="p"/>
+          </m:rPr>
+          <w:rPr>
+            <w:rFonts w:ascii="Cambria Math" w:hAnsi="Cambria Math"/>
+          </w:rPr>
+          <m:t>)</m:t>
+        </m:r>
+      </m:oMath>
+      <w:r>
+        <w:t xml:space="preserve"> prediction of</w:t>
+      </w:r>
+      <w:r>
+        <w:t xml:space="preserve"> </w:t>
+      </w:r>
+      <w:r>
+        <w:fldChar w:fldCharType="begin"/>
+      </w:r>
+      <w:r>
+        <w:instrText xml:space="preserve"> REF _Ref233728814 \r \h </w:instrText>
+      </w:r>
+      <w:r>
+        <w:fldChar w:fldCharType="separate"/>
+      </w:r>
+      <w:r>
+        <w:t>Appendix B</w:t>
+      </w:r>
+      <w:r>
+        <w:fldChar w:fldCharType="end"/>
+      </w:r>
+      <w:r>
+        <w:t xml:space="preserve">. At the 0% condition </w:t>
+      </w:r>
+      <m:oMath>
+        <m:sSub>
+          <m:sSubPr>
+            <m:ctrlPr>
+              <w:rPr>
+                <w:rFonts w:ascii="Cambria Math" w:hAnsi="Cambria Math"/>
+              </w:rPr>
+            </m:ctrlPr>
+          </m:sSubPr>
+          <m:e>
+            <m:r>
+              <w:rPr>
+                <w:rFonts w:ascii="Cambria Math" w:hAnsi="Cambria Math"/>
+              </w:rPr>
+              <m:t>β</m:t>
+            </m:r>
+          </m:e>
+          <m:sub>
+            <m:r>
+              <w:rPr>
+                <w:rFonts w:ascii="Cambria Math" w:hAnsi="Cambria Math"/>
+              </w:rPr>
+              <m:t>0</m:t>
+            </m:r>
+          </m:sub>
+        </m:sSub>
+      </m:oMath>
+      <w:r>
+        <w:t xml:space="preserve"> is recovered close to its generating value (</w:t>
+      </w:r>
+      <m:oMath>
+        <m:r>
+          <m:rPr>
+            <m:sty m:val="p"/>
+          </m:rPr>
+          <w:rPr>
+            <w:rFonts w:ascii="Cambria Math" w:hAnsi="Cambria Math"/>
+          </w:rPr>
+          <m:t>-</m:t>
+        </m:r>
+        <m:r>
+          <w:rPr>
+            <w:rFonts w:ascii="Cambria Math" w:hAnsi="Cambria Math"/>
+          </w:rPr>
+          <m:t>5.02</m:t>
+        </m:r>
+      </m:oMath>
+      <w:r>
+        <w:t xml:space="preserve"> against </w:t>
+      </w:r>
+      <m:oMath>
+        <m:r>
+          <m:rPr>
+            <m:sty m:val="p"/>
+          </m:rPr>
+          <w:rPr>
+            <w:rFonts w:ascii="Cambria Math" w:hAnsi="Cambria Math"/>
+          </w:rPr>
+          <m:t>-</m:t>
+        </m:r>
+        <m:r>
+          <w:rPr>
+            <w:rFonts w:ascii="Cambria Math" w:hAnsi="Cambria Math"/>
+          </w:rPr>
+          <m:t>5.00</m:t>
+        </m:r>
+      </m:oMath>
+      <w:r>
+        <w:t xml:space="preserve">). As the multi-receiver proportion increases, the recovered </w:t>
+      </w:r>
+      <m:oMath>
+        <m:sSub>
+          <m:sSubPr>
+            <m:ctrlPr>
+              <w:rPr>
+                <w:rFonts w:ascii="Cambria Math" w:hAnsi="Cambria Math"/>
+              </w:rPr>
+            </m:ctrlPr>
+          </m:sSubPr>
+          <m:e>
+            <m:r>
+              <w:rPr>
+                <w:rFonts w:ascii="Cambria Math" w:hAnsi="Cambria Math"/>
+              </w:rPr>
+              <m:t>β</m:t>
+            </m:r>
+          </m:e>
+          <m:sub>
+            <m:r>
+              <w:rPr>
+                <w:rFonts w:ascii="Cambria Math" w:hAnsi="Cambria Math"/>
+              </w:rPr>
+              <m:t>0</m:t>
+            </m:r>
+          </m:sub>
+        </m:sSub>
+      </m:oMath>
+      <w:r>
+        <w:t xml:space="preserve"> rises monotonically, by </w:t>
+      </w:r>
+      <m:oMath>
+        <m:r>
+          <w:rPr>
+            <w:rFonts w:ascii="Cambria Math" w:hAnsi="Cambria Math"/>
+          </w:rPr>
+          <m:t>0.106</m:t>
+        </m:r>
+      </m:oMath>
+      <w:r>
+        <w:t xml:space="preserve"> at 8% and </w:t>
+      </w:r>
+      <m:oMath>
+        <m:r>
+          <w:rPr>
+            <w:rFonts w:ascii="Cambria Math" w:hAnsi="Cambria Math"/>
+          </w:rPr>
+          <m:t>0.276</m:t>
+        </m:r>
+      </m:oMath>
+      <w:r>
+        <w:t xml:space="preserve"> at 24% relative to the 0% mean. The first-order prediction </w:t>
+      </w:r>
+      <m:oMath>
+        <m:r>
+          <m:rPr>
+            <m:sty m:val="p"/>
+          </m:rPr>
+          <w:rPr>
+            <w:rFonts w:ascii="Cambria Math" w:hAnsi="Cambria Math"/>
+          </w:rPr>
+          <m:t>log(</m:t>
+        </m:r>
+        <m:r>
+          <w:rPr>
+            <w:rFonts w:ascii="Cambria Math" w:hAnsi="Cambria Math"/>
+          </w:rPr>
+          <m:t>1</m:t>
+        </m:r>
+        <m:r>
+          <m:rPr>
+            <m:sty m:val="p"/>
+          </m:rPr>
+          <w:rPr>
+            <w:rFonts w:ascii="Cambria Math" w:hAnsi="Cambria Math"/>
+          </w:rPr>
+          <m:t>+</m:t>
+        </m:r>
+        <m:r>
+          <w:rPr>
+            <w:rFonts w:ascii="Cambria Math" w:hAnsi="Cambria Math"/>
+          </w:rPr>
+          <m:t>p</m:t>
+        </m:r>
+        <m:r>
+          <m:rPr>
+            <m:sty m:val="p"/>
+          </m:rPr>
+          <w:rPr>
+            <w:rFonts w:ascii="Cambria Math" w:hAnsi="Cambria Math"/>
+          </w:rPr>
+          <m:t>)</m:t>
+        </m:r>
+      </m:oMath>
+      <w:r>
+        <w:t xml:space="preserve"> gives </w:t>
+      </w:r>
+      <m:oMath>
+        <m:r>
+          <w:rPr>
+            <w:rFonts w:ascii="Cambria Math" w:hAnsi="Cambria Math"/>
+          </w:rPr>
+          <m:t>0.077</m:t>
+        </m:r>
+      </m:oMath>
+      <w:r>
+        <w:t xml:space="preserve"> and </w:t>
+      </w:r>
+      <m:oMath>
+        <m:r>
+          <w:rPr>
+            <w:rFonts w:ascii="Cambria Math" w:hAnsi="Cambria Math"/>
+          </w:rPr>
+          <m:t>0.215</m:t>
+        </m:r>
+      </m:oMath>
+      <w:r>
+        <w:t xml:space="preserve"> at the same proportions, so the empirical shift has the predicted sign and shape but runs consistently above it, by about </w:t>
+      </w:r>
+      <m:oMath>
+        <m:r>
+          <w:rPr>
+            <w:rFonts w:ascii="Cambria Math" w:hAnsi="Cambria Math"/>
+          </w:rPr>
+          <m:t>0.06</m:t>
+        </m:r>
+      </m:oMath>
+      <w:r>
+        <w:t xml:space="preserve"> at 24%. This over-shift is the expected consequence of the attenuation reported in Section </w:t>
+      </w:r>
+      <w:r>
+        <w:fldChar w:fldCharType="begin"/>
+      </w:r>
+      <w:r>
+        <w:instrText xml:space="preserve"> REF _Ref232774699 \r \h </w:instrText>
+      </w:r>
+      <w:r>
+        <w:fldChar w:fldCharType="separate"/>
+      </w:r>
+      <w:r>
+        <w:t>3.3</w:t>
+      </w:r>
+      <w:r>
+        <w:fldChar w:fldCharType="end"/>
+      </w:r>
+      <w:r>
+        <w:t xml:space="preserve">: as the </w:t>
+      </w:r>
+      <w:proofErr w:type="gramStart"/>
+      <w:r>
+        <w:t>positively-signed</w:t>
+      </w:r>
+      <w:proofErr w:type="gramEnd"/>
+      <w:r>
+        <w:t xml:space="preserve"> effects shrink towards zero, their average contribution to the linear predictor falls, so </w:t>
+      </w:r>
+      <m:oMath>
+        <m:sSub>
+          <m:sSubPr>
+            <m:ctrlPr>
+              <w:rPr>
+                <w:rFonts w:ascii="Cambria Math" w:hAnsi="Cambria Math"/>
+              </w:rPr>
+            </m:ctrlPr>
+          </m:sSubPr>
+          <m:e>
+            <m:r>
+              <w:rPr>
+                <w:rFonts w:ascii="Cambria Math" w:hAnsi="Cambria Math"/>
+              </w:rPr>
+              <m:t>β</m:t>
+            </m:r>
+          </m:e>
+          <m:sub>
+            <m:r>
+              <w:rPr>
+                <w:rFonts w:ascii="Cambria Math" w:hAnsi="Cambria Math"/>
+              </w:rPr>
+              <m:t>0</m:t>
+            </m:r>
+          </m:sub>
+        </m:sSub>
+      </m:oMath>
+      <w:r>
+        <w:t xml:space="preserve"> </w:t>
+      </w:r>
+      <w:proofErr w:type="gramStart"/>
+      <w:r>
+        <w:t>has to</w:t>
+      </w:r>
+      <w:proofErr w:type="gramEnd"/>
+      <w:r>
+        <w:t xml:space="preserve"> rise beyond </w:t>
+      </w:r>
+      <m:oMath>
+        <m:r>
+          <m:rPr>
+            <m:sty m:val="p"/>
+          </m:rPr>
+          <w:rPr>
+            <w:rFonts w:ascii="Cambria Math" w:hAnsi="Cambria Math"/>
+          </w:rPr>
+          <m:t>log(</m:t>
+        </m:r>
+        <m:r>
+          <w:rPr>
+            <w:rFonts w:ascii="Cambria Math" w:hAnsi="Cambria Math"/>
+          </w:rPr>
+          <m:t>1</m:t>
+        </m:r>
+        <m:r>
+          <m:rPr>
+            <m:sty m:val="p"/>
+          </m:rPr>
+          <w:rPr>
+            <w:rFonts w:ascii="Cambria Math" w:hAnsi="Cambria Math"/>
+          </w:rPr>
+          <m:t>+</m:t>
+        </m:r>
+        <m:r>
+          <w:rPr>
+            <w:rFonts w:ascii="Cambria Math" w:hAnsi="Cambria Math"/>
+          </w:rPr>
+          <m:t>p</m:t>
+        </m:r>
+        <m:r>
+          <m:rPr>
+            <m:sty m:val="p"/>
+          </m:rPr>
+          <w:rPr>
+            <w:rFonts w:ascii="Cambria Math" w:hAnsi="Cambria Math"/>
+          </w:rPr>
+          <m:t>)</m:t>
+        </m:r>
+      </m:oMath>
+      <w:r>
+        <w:t xml:space="preserve"> to keep the fitted rate matched to the </w:t>
+      </w:r>
+      <m:oMath>
+        <m:r>
+          <m:rPr>
+            <m:sty m:val="p"/>
+          </m:rPr>
+          <w:rPr>
+            <w:rFonts w:ascii="Cambria Math" w:hAnsi="Cambria Math"/>
+          </w:rPr>
+          <m:t>(</m:t>
+        </m:r>
+        <m:r>
+          <w:rPr>
+            <w:rFonts w:ascii="Cambria Math" w:hAnsi="Cambria Math"/>
+          </w:rPr>
+          <m:t>1</m:t>
+        </m:r>
+        <m:r>
+          <m:rPr>
+            <m:sty m:val="p"/>
+          </m:rPr>
+          <w:rPr>
+            <w:rFonts w:ascii="Cambria Math" w:hAnsi="Cambria Math"/>
+          </w:rPr>
+          <m:t>+</m:t>
+        </m:r>
+        <m:r>
+          <w:rPr>
+            <w:rFonts w:ascii="Cambria Math" w:hAnsi="Cambria Math"/>
+          </w:rPr>
+          <m:t>p</m:t>
+        </m:r>
+        <m:r>
+          <m:rPr>
+            <m:sty m:val="p"/>
+          </m:rPr>
+          <w:rPr>
+            <w:rFonts w:ascii="Cambria Math" w:hAnsi="Cambria Math"/>
+          </w:rPr>
+          <m:t>)</m:t>
+        </m:r>
+        <m:r>
+          <w:rPr>
+            <w:rFonts w:ascii="Cambria Math" w:hAnsi="Cambria Math"/>
+          </w:rPr>
+          <m:t> M</m:t>
+        </m:r>
+      </m:oMath>
+      <w:r>
+        <w:t xml:space="preserve"> observed rows. The same-group attenuation alone, a drop of roughly </w:t>
+      </w:r>
+      <m:oMath>
+        <m:r>
+          <w:rPr>
+            <w:rFonts w:ascii="Cambria Math" w:hAnsi="Cambria Math"/>
+          </w:rPr>
+          <m:t>0.11</m:t>
+        </m:r>
+      </m:oMath>
+      <w:r>
+        <w:t xml:space="preserve"> on an indicator with mean near </w:t>
+      </w:r>
+      <m:oMath>
+        <m:r>
+          <w:rPr>
+            <w:rFonts w:ascii="Cambria Math" w:hAnsi="Cambria Math"/>
+          </w:rPr>
+          <m:t>0.5</m:t>
+        </m:r>
+      </m:oMath>
+      <w:r>
+        <w:t xml:space="preserve">, accounts for about </w:t>
+      </w:r>
+      <m:oMath>
         <m:r>
           <w:rPr>
             <w:rFonts w:ascii="Cambria Math" w:hAnsi="Cambria Math"/>
@@ -15338,46 +15349,80 @@
         </m:r>
       </m:oMath>
       <w:r>
-        <w:t xml:space="preserve"> across all effects (Section 2.7.3), returns the same grid threshold of 8%: at 8% the largest absolute bias is same-group homophily at </w:t>
+        <w:t xml:space="preserve"> of the </w:t>
       </w:r>
       <m:oMath>
         <m:r>
           <w:rPr>
             <w:rFonts w:ascii="Cambria Math" w:hAnsi="Cambria Math"/>
           </w:rPr>
-          <m:t>0.050</m:t>
+          <m:t>0.06</m:t>
         </m:r>
       </m:oMath>
       <w:r>
-        <w:t xml:space="preserve">, at the cap edge, and at 12% same-group homophily reaches </w:t>
+        <w:t xml:space="preserve"> over-shift at 24%. Folding the coefficient attenuation into the accounting argument of </w:t>
+      </w:r>
+      <w:r>
+        <w:fldChar w:fldCharType="begin"/>
+      </w:r>
+      <w:r>
+        <w:instrText xml:space="preserve"> REF _Ref233728826 \r \h </w:instrText>
+      </w:r>
+      <w:r>
+        <w:fldChar w:fldCharType="separate"/>
+      </w:r>
+      <w:r>
+        <w:t>Appendix B</w:t>
+      </w:r>
+      <w:r>
+        <w:fldChar w:fldCharType="end"/>
+      </w:r>
+      <w:r>
+        <w:t xml:space="preserve"> </w:t>
+      </w:r>
+      <w:r>
+        <w:t xml:space="preserve">therefore reproduces the trajectory, and the exclusion of </w:t>
       </w:r>
       <m:oMath>
-        <m:r>
-          <w:rPr>
-            <w:rFonts w:ascii="Cambria Math" w:hAnsi="Cambria Math"/>
-          </w:rPr>
-          <m:t>0.064</m:t>
-        </m:r>
+        <m:sSub>
+          <m:sSubPr>
+            <m:ctrlPr>
+              <w:rPr>
+                <w:rFonts w:ascii="Cambria Math" w:hAnsi="Cambria Math"/>
+              </w:rPr>
+            </m:ctrlPr>
+          </m:sSubPr>
+          <m:e>
+            <m:r>
+              <w:rPr>
+                <w:rFonts w:ascii="Cambria Math" w:hAnsi="Cambria Math"/>
+              </w:rPr>
+              <m:t>β</m:t>
+            </m:r>
+          </m:e>
+          <m:sub>
+            <m:r>
+              <w:rPr>
+                <w:rFonts w:ascii="Cambria Math" w:hAnsi="Cambria Math"/>
+              </w:rPr>
+              <m:t>0</m:t>
+            </m:r>
+          </m:sub>
+        </m:sSub>
       </m:oMath>
       <w:r>
-        <w:t xml:space="preserve"> and fails the cap. The two rules therefore agree on the </w:t>
-      </w:r>
-      <w:r>
-        <w:t>reliable</w:t>
-      </w:r>
-      <w:r>
-        <w:t xml:space="preserve"> ceiling at 8% and agree that deterioration begins in the 8%–16% interval, with the cap rule failing at 12% where the band rule is marginal. The 8% threshold is robust to this change of rule.</w:t>
+        <w:t xml:space="preserve"> from the threshold rule stands.</w:t>
       </w:r>
     </w:p>
     <w:p>
       <w:pPr>
-        <w:pStyle w:val="Heading2"/>
+        <w:pStyle w:val="Heading3"/>
       </w:pPr>
-      <w:bookmarkStart w:id="86" w:name="_Toc233640849"/>
-      <w:bookmarkStart w:id="87" w:name="conclusion-and-discussion"/>
+      <w:bookmarkStart w:id="86" w:name="_Toc233729301"/>
+      <w:bookmarkStart w:id="87" w:name="sensitivity-to-the-acceptability-rule"/>
       <w:bookmarkEnd w:id="85"/>
       <w:r>
-        <w:t>Conclusion and Discussion</w:t>
+        <w:t>Sensitivity to the acceptability rule</w:t>
       </w:r>
       <w:bookmarkEnd w:id="86"/>
     </w:p>
@@ -15386,6 +15431,95 @@
         <w:pStyle w:val="FirstParagraph"/>
       </w:pPr>
       <w:r>
+        <w:t xml:space="preserve">The headline threshold is reported under the per-effect recovery-noise band. Re-applying the earlier specification, a single absolute log-rate cap of </w:t>
+      </w:r>
+      <m:oMath>
+        <m:r>
+          <m:rPr>
+            <m:sty m:val="p"/>
+          </m:rPr>
+          <w:rPr>
+            <w:rFonts w:ascii="Cambria Math" w:hAnsi="Cambria Math"/>
+          </w:rPr>
+          <m:t>|</m:t>
+        </m:r>
+        <m:r>
+          <m:rPr>
+            <m:nor/>
+          </m:rPr>
+          <m:t>bias</m:t>
+        </m:r>
+        <m:r>
+          <m:rPr>
+            <m:sty m:val="p"/>
+          </m:rPr>
+          <w:rPr>
+            <w:rFonts w:ascii="Cambria Math" w:hAnsi="Cambria Math"/>
+          </w:rPr>
+          <m:t>|≤</m:t>
+        </m:r>
+        <m:r>
+          <w:rPr>
+            <w:rFonts w:ascii="Cambria Math" w:hAnsi="Cambria Math"/>
+          </w:rPr>
+          <m:t>0.05</m:t>
+        </m:r>
+      </m:oMath>
+      <w:r>
+        <w:t xml:space="preserve"> across all effects (Section 2.7.3), returns the same grid threshold of 8%: at 8% the largest absolute bias is same-group homophily at </w:t>
+      </w:r>
+      <m:oMath>
+        <m:r>
+          <w:rPr>
+            <w:rFonts w:ascii="Cambria Math" w:hAnsi="Cambria Math"/>
+          </w:rPr>
+          <m:t>0.050</m:t>
+        </m:r>
+      </m:oMath>
+      <w:r>
+        <w:t xml:space="preserve">, at the cap edge, and at 12% same-group homophily reaches </w:t>
+      </w:r>
+      <m:oMath>
+        <m:r>
+          <w:rPr>
+            <w:rFonts w:ascii="Cambria Math" w:hAnsi="Cambria Math"/>
+          </w:rPr>
+          <m:t>0.064</m:t>
+        </m:r>
+      </m:oMath>
+      <w:r>
+        <w:t xml:space="preserve"> and fails the cap. The two rules therefore agree on the </w:t>
+      </w:r>
+      <w:r>
+        <w:t>reliable</w:t>
+      </w:r>
+      <w:r>
+        <w:t xml:space="preserve"> ceiling at 8% and agree that deterioration begins in the 8%</w:t>
+      </w:r>
+      <w:r>
+        <w:t>-</w:t>
+      </w:r>
+      <w:r>
+        <w:t>16% interval, with the cap rule failing at 12% where the band rule is marginal. The 8% threshold is robust to this change of rule.</w:t>
+      </w:r>
+    </w:p>
+    <w:p>
+      <w:pPr>
+        <w:pStyle w:val="Heading2"/>
+      </w:pPr>
+      <w:bookmarkStart w:id="88" w:name="_Toc233729302"/>
+      <w:bookmarkStart w:id="89" w:name="conclusion-and-discussion"/>
+      <w:bookmarkEnd w:id="87"/>
+      <w:r>
+        <w:t>Conclusion and Discussion</w:t>
+      </w:r>
+      <w:bookmarkEnd w:id="88"/>
+    </w:p>
+    <w:p>
+      <w:pPr>
+        <w:pStyle w:val="FirstParagraph"/>
+      </w:pPr>
+      <w:r>
         <w:t xml:space="preserve">The introduction set out a problem that applied researchers face whenever they work with communication data: the relational event model is dyadic, much real communication is multi-receiver, and the common workaround of replicating each multi-receiver event into several dyadic events is applied routinely but without a quantitative sense of when it stops being trustworthy. This thesis set out to close that gap by measuring, in a controlled simulation with known generating parameters, the multi-receiver </w:t>
       </w:r>
       <w:proofErr w:type="gramStart"/>
@@ -15401,21 +15535,24 @@
       <w:pPr>
         <w:pStyle w:val="Heading3"/>
       </w:pPr>
-      <w:bookmarkStart w:id="88" w:name="_Ref232774808"/>
-      <w:bookmarkStart w:id="89" w:name="_Toc233640850"/>
-      <w:bookmarkStart w:id="90" w:name="X18afddcef9c7abf58b4728cf6836dba56af98ad"/>
+      <w:bookmarkStart w:id="90" w:name="_Ref232774808"/>
+      <w:bookmarkStart w:id="91" w:name="_Toc233729303"/>
+      <w:bookmarkStart w:id="92" w:name="X18afddcef9c7abf58b4728cf6836dba56af98ad"/>
       <w:r>
         <w:t>The multi-receiver threshold for parameter recovery</w:t>
       </w:r>
-      <w:bookmarkEnd w:id="88"/>
-      <w:bookmarkEnd w:id="89"/>
+      <w:bookmarkEnd w:id="90"/>
+      <w:bookmarkEnd w:id="91"/>
     </w:p>
     <w:p>
       <w:pPr>
         <w:pStyle w:val="FirstParagraph"/>
       </w:pPr>
       <w:r>
-        <w:t xml:space="preserve">The core finding is a threshold. Measured against the per-effect recovery-noise band over 28 independent baseline datasets, the dyadic transformation recovers the known generating parameters up to a multi-receiver share of about 8%, becomes borderline through roughly 12%, and is no longer reliable beyond it (Section </w:t>
+        <w:t>The core finding is a threshold. Measured against the per-effect recovery-noise band over 28 independent baseline datasets, the dyadic transformation recovers the known generating parameters up to a multi-receiver share of about 8%</w:t>
+      </w:r>
+      <w:r>
+        <w:t xml:space="preserve"> (Section </w:t>
       </w:r>
       <w:r>
         <w:fldChar w:fldCharType="begin"/>
@@ -15451,7 +15588,10 @@
         <w:fldChar w:fldCharType="end"/>
       </w:r>
       <w:r>
-        <w:t>). What makes the finding more than a single number is the order in which the effects fail, which follows directly from how the transformation contaminates each statistic.</w:t>
+        <w:t xml:space="preserve">). </w:t>
+      </w:r>
+      <w:r>
+        <w:t>The 8% figure is only part of the result. The order in which the effects fail is equally informative, because that order is a readout of how the transformation contaminates each statistic.</w:t>
       </w:r>
     </w:p>
     <w:p>
@@ -15459,93 +15599,21 @@
         <w:pStyle w:val="BodyText"/>
       </w:pPr>
       <w:r>
-        <w:t>Outgoing two-paths is the first to leave its band, and it does so because it is triadic. Each injected sender-to-extra-receiver event creates a spurious two-path for every past event into that receiver, so triadic contamination accumulates faster than the contamination of any dyadic statistic and outruns its own very tight recovery noise first, despite only a small absolute bias. Same-group homophily attenuates next because the extra receiver is drawn at random and is group-agnostic, so it dilutes the homophily signal towards zero. Reciprocity picks up spurious returns whenever the extra receiver had previously messaged the sender, while inertia and the active-attribute difference are the most local to the original dyad and dilute slowest. The threshold is therefore not an arbitrary cut-off but the point at which the most contamination-prone statistic, the triadic one, can no longer be distinguished from its own recovery noise.</w:t>
+        <w:t>Outgoing two-paths leaves its band first because it is a triadic statistic. Each injected sender-to-extra-receiver event creates a spurious outgoing two-path for every past event into that receiver, so its contamination accumulates faster than that of any dyadic statistic; combined with its very tight recovery noise, this pushes it out of band first even though its absolute bias stays small. The remaining four effects deteriorate more slowly, and not in a tidy sequence. Same-group homophily is diluted towards zero because the extra receiver is drawn at random and carries no group signal. Reciprocity gains spurious returns when that extra receiver had previously messaged the sender. Inertia and the active-attribute difference stay closest to the original dyad and move least. The threshold is thus the point at which the most contamination-prone statistic, the triadic one, can no longer be told apart from its own recovery noise.</w:t>
       </w:r>
     </w:p>
     <w:p>
       <w:pPr>
         <w:pStyle w:val="Heading3"/>
       </w:pPr>
-      <w:bookmarkStart w:id="91" w:name="_Ref232774687"/>
-      <w:bookmarkStart w:id="92" w:name="_Toc233640851"/>
-      <w:bookmarkStart w:id="93" w:name="Xfe9dfd041e7d1128c36ec0a589ca4a83b77570c"/>
-      <w:bookmarkEnd w:id="90"/>
+      <w:bookmarkStart w:id="93" w:name="_Ref232774687"/>
+      <w:bookmarkStart w:id="94" w:name="_Toc233729304"/>
+      <w:bookmarkStart w:id="95" w:name="Xfe9dfd041e7d1128c36ec0a589ca4a83b77570c"/>
+      <w:bookmarkEnd w:id="92"/>
       <w:r>
         <w:t>A three-zone operating range and the recommendation for applied work</w:t>
       </w:r>
-      <w:bookmarkEnd w:id="91"/>
-      <w:bookmarkEnd w:id="92"/>
-    </w:p>
-    <w:p>
-      <w:pPr>
-        <w:pStyle w:val="FirstParagraph"/>
-      </w:pPr>
-      <w:r>
-        <w:t xml:space="preserve">Section </w:t>
-      </w:r>
-      <w:r>
-        <w:fldChar w:fldCharType="begin"/>
-      </w:r>
-      <w:r>
-        <w:instrText xml:space="preserve"> REF _Ref232774725 \r \h </w:instrText>
-      </w:r>
-      <w:r>
-        <w:fldChar w:fldCharType="separate"/>
-      </w:r>
-      <w:r>
-        <w:t>1.5</w:t>
-      </w:r>
-      <w:r>
-        <w:fldChar w:fldCharType="end"/>
-      </w:r>
-      <w:r>
-        <w:t xml:space="preserve"> asked up to what proportion of multi-receiver events the dyadic transformation preserves REM estimates close to the known generating parameters. The answer is best expressed as a three-zone operating range rather than a single cut-off. The transformation is reliable up to a multi-receiver share of about 8%, where every effect is comfortably within its band; borderline between 8% and roughly 12%, where the rule still passes but the binding statistic, outgoing two-paths, is within band-uncertainty of failing; and unreliable above roughly 12%, where outgoing two-paths crosses its band, with the breach unambiguous by 16% when same-group homophily moves clearly out of band as well.</w:t>
-      </w:r>
-    </w:p>
-    <w:p>
-      <w:pPr>
-        <w:pStyle w:val="BodyText"/>
-      </w:pPr>
-      <w:r>
-        <w:t>The recommendation for applied work follows directly. For multi-receiver shares up to about 8% the dyadic transformation with a tie-breaking timestamp noise recovers the generating parameters well enough to be relied upon; in the 8%–12% range it should be used with caution, with the multi-receiver share reported alongside the estimates; and above roughly 12% a native multi-receiver model such as RHEM (</w:t>
-      </w:r>
-      <w:hyperlink w:anchor="ref_Lerner_2023" w:history="1">
-        <w:r>
-          <w:t>Lerner &amp; Lomi, 2023</w:t>
-        </w:r>
-      </w:hyperlink>
-      <w:r>
-        <w:t xml:space="preserve">), a restructuring of the data, or a different estimator should be used instead of the dyadic transformation. The contextual RHEM benchmark supports this directly: in exactly the range where the dyadic REM begins to attenuate, the native model holds its structural coefficients close to their baseline values (Section </w:t>
-      </w:r>
-      <w:r>
-        <w:fldChar w:fldCharType="begin"/>
-      </w:r>
-      <w:r>
-        <w:instrText xml:space="preserve"> REF _Ref232774734 \r \h </w:instrText>
-      </w:r>
-      <w:r>
-        <w:fldChar w:fldCharType="separate"/>
-      </w:r>
-      <w:r>
-        <w:t>3.4</w:t>
-      </w:r>
-      <w:r>
-        <w:fldChar w:fldCharType="end"/>
-      </w:r>
-      <w:r>
-        <w:t>).</w:t>
-      </w:r>
-    </w:p>
-    <w:p>
-      <w:pPr>
-        <w:pStyle w:val="Heading3"/>
-      </w:pPr>
-      <w:bookmarkStart w:id="94" w:name="_Toc233640852"/>
-      <w:bookmarkStart w:id="95" w:name="implications-for-the-applied-domain"/>
       <w:bookmarkEnd w:id="93"/>
-      <w:r>
-        <w:t>Implications for the applied domain</w:t>
-      </w:r>
       <w:bookmarkEnd w:id="94"/>
     </w:p>
     <w:p>
@@ -15553,15 +15621,28 @@
         <w:pStyle w:val="FirstParagraph"/>
       </w:pPr>
       <w:r>
-        <w:t xml:space="preserve">Within the range studied, the recommendation is a guardrail rather than a repair: above the borderline zone the dyadic transformation should be replaced, not patched, because the receiver-set composition lost in separating an event into dyads is not recoverable from the transformed data. The recommendation is also bounded above by the 24% grid, whose upper end already sits below the 31% multicast share that </w:t>
-      </w:r>
-      <w:hyperlink w:anchor="ref_Mulder_2024" w:history="1">
-        <w:r>
-          <w:t>Mulder and Hoff (2024)</w:t>
-        </w:r>
-      </w:hyperlink>
-      <w:r>
-        <w:t xml:space="preserve"> report for the Enron corpus; the experiment makes no claim about higher shares.</w:t>
+        <w:t xml:space="preserve">Section </w:t>
+      </w:r>
+      <w:r>
+        <w:fldChar w:fldCharType="begin"/>
+      </w:r>
+      <w:r>
+        <w:instrText xml:space="preserve"> REF _Ref232774725 \r \h </w:instrText>
+      </w:r>
+      <w:r>
+        <w:fldChar w:fldCharType="separate"/>
+      </w:r>
+      <w:r>
+        <w:t>1.5</w:t>
+      </w:r>
+      <w:r>
+        <w:fldChar w:fldCharType="end"/>
+      </w:r>
+      <w:r>
+        <w:t xml:space="preserve"> </w:t>
+      </w:r>
+      <w:r>
+        <w:t>asked up to what proportion of multi-receiver events the dyadic transformation preserves REM estimates close to the known generating parameters. A single cut-off would answer this too bluntly; the behaviour is better described as three zones, because deterioration sets in gradually. The transformation is reliable up to a multi-receiver share of about 8%, where every effect sits well within its band. Between 8% and roughly 12% it is borderline: the rule still passes, but outgoing two-paths is close enough to its band edge that band uncertainty alone could tip it over. Above roughly 12% it is no longer reliable, as outgoing two-paths crosses its band; the breach is unambiguous by 16%, where same-group homophily moves clearly out of band as well.</w:t>
       </w:r>
     </w:p>
     <w:p>
@@ -15569,61 +15650,60 @@
         <w:pStyle w:val="BodyText"/>
       </w:pPr>
       <w:r>
-        <w:t xml:space="preserve">The behaviour of the baseline rate has a direct applied reading. Additive injection makes the long table genuinely larger, so the recovered pacing constant rises with it (Section </w:t>
-      </w:r>
-      <w:r>
-        <w:fldChar w:fldCharType="begin"/>
-      </w:r>
-      <w:r>
-        <w:instrText xml:space="preserve"> REF _Ref232774743 \r \h </w:instrText>
-      </w:r>
-      <w:r>
-        <w:fldChar w:fldCharType="separate"/>
-      </w:r>
-      <w:r>
-        <w:t>3.5</w:t>
-      </w:r>
-      <w:r>
-        <w:fldChar w:fldCharType="end"/>
-      </w:r>
-      <w:r>
-        <w:t xml:space="preserve">); this is the in-vitro counterpart of the sample-size inflation that </w:t>
-      </w:r>
-      <w:hyperlink w:anchor="ref_Mulder_2024" w:history="1">
+        <w:t>This translates into a clear recommendation for applied work. Below about 8%, the dyadic transformation with a tie-breaking timestamp noise recovers the generating parameters well enough to rely on. Between 8% and 12% it can still be used, but with caution, and the multi-receiver share should be reported alongside the estimates so readers can judge the risk. Above roughly 12%, it should give way to a native multi-receiver model such as RHEM</w:t>
+      </w:r>
+      <w:r>
+        <w:t xml:space="preserve"> </w:t>
+      </w:r>
+      <w:r>
+        <w:t>(</w:t>
+      </w:r>
+      <w:hyperlink w:anchor="ref_Lerner_2023" w:history="1">
         <w:r>
-          <w:t>Mulder and Hoff (2024)</w:t>
+          <w:t>Lerner &amp; Lomi, 2023</w:t>
         </w:r>
       </w:hyperlink>
       <w:r>
-        <w:t xml:space="preserve"> identify when carbon-copy lists are dyadically expanded. An analyst who dyadically expands real multicast data and reports the recovered baseline rate is therefore describing the expanded process, not the underlying multicast process, and should read it as such. The thesis recommendation concerns recovery of the tie-oriented coefficients, which carry the substantive content of an applied REM analysis.</w:t>
-      </w:r>
-    </w:p>
-    <w:p>
-      <w:pPr>
-        <w:pStyle w:val="BodyText"/>
-      </w:pPr>
-      <w:r>
-        <w:t xml:space="preserve">How far the 8% ceiling carries to real multicast data depends on how real multicast differs from the random-tagging design used here. The extra receivers in this design are drawn uniformly from non-participating actors and carry no covariate or history signal, which is arguably the most benign multicast structure available: it adds rows without introducing receiver-set composition that the dyadic REM cannot represent. On the a-fortiori reading, structured multicast can then only fare the same or worse, so a ceiling of about 8% even under maximally uninformative multicast is a defensible upper bound on where recovery remains safe. The competing reading is that structured multicast biases the dyadic statistics differently rather than simply more: correlated carbon-copy lists could, for instance, attenuate same-group homophily less if the co-receivers share the sender’s group, while fat-tailed receiver-set sizes would multiply exactly the spurious two-paths that already make outgoing two-paths the binding statistic. Because the binding statistic is triadic, and correlated receiver sets would plausibly create more spurious two-paths rather than fewer, we treat the a-fortiori reading as the </w:t>
-      </w:r>
-      <w:proofErr w:type="gramStart"/>
-      <w:r>
-        <w:t>load-bearing</w:t>
-      </w:r>
-      <w:proofErr w:type="gramEnd"/>
-      <w:r>
-        <w:t xml:space="preserve"> one for a conservative recommendation, while noting that a structured-multicast generator is the natural experiment to settle the direction.</w:t>
+        <w:t xml:space="preserve">), </w:t>
+      </w:r>
+      <w:r>
+        <w:t>a restructuring of the data, or a different estimator. The RHEM benchmark reinforces the point: in the same range where the dyadic REM starts to attenuate, the native model keeps its structural coefficients close to their baseline values</w:t>
+      </w:r>
+      <w:r>
+        <w:t xml:space="preserve"> </w:t>
+      </w:r>
+      <w:r>
+        <w:t xml:space="preserve">(Section </w:t>
+      </w:r>
+      <w:r>
+        <w:fldChar w:fldCharType="begin"/>
+      </w:r>
+      <w:r>
+        <w:instrText xml:space="preserve"> REF _Ref232774734 \r \h </w:instrText>
+      </w:r>
+      <w:r>
+        <w:fldChar w:fldCharType="separate"/>
+      </w:r>
+      <w:r>
+        <w:t>3.4</w:t>
+      </w:r>
+      <w:r>
+        <w:fldChar w:fldCharType="end"/>
+      </w:r>
+      <w:r>
+        <w:t>).</w:t>
       </w:r>
     </w:p>
     <w:p>
       <w:pPr>
         <w:pStyle w:val="Heading3"/>
       </w:pPr>
-      <w:bookmarkStart w:id="96" w:name="_Ref232774753"/>
-      <w:bookmarkStart w:id="97" w:name="_Toc233640853"/>
-      <w:bookmarkStart w:id="98" w:name="limitations"/>
+      <w:bookmarkStart w:id="96" w:name="_Ref233665503"/>
+      <w:bookmarkStart w:id="97" w:name="_Toc233729305"/>
+      <w:bookmarkStart w:id="98" w:name="implications-for-the-applied-domain"/>
       <w:bookmarkEnd w:id="95"/>
       <w:r>
-        <w:t>Limitations</w:t>
+        <w:t>Implications for the applied domain</w:t>
       </w:r>
       <w:bookmarkEnd w:id="96"/>
       <w:bookmarkEnd w:id="97"/>
@@ -15633,7 +15713,78 @@
         <w:pStyle w:val="FirstParagraph"/>
       </w:pPr>
       <w:r>
-        <w:t>Several scope conditions bound the result. The simulation is run at a single configuration (</w:t>
+        <w:t>Within the range studied, the recommendation concerns when to stop using the transformation. It does not offer a fix. Above the borderline zone the transformation should be replaced, because the receiver-set composition lost in separating an event into dyads cannot be recovered from the transformed data.</w:t>
+      </w:r>
+      <w:r>
+        <w:t xml:space="preserve"> </w:t>
+      </w:r>
+      <w:r>
+        <w:t xml:space="preserve">The recommendation is bounded above by the 24% grid, whose upper end already sits below the 31% multicast share </w:t>
+      </w:r>
+      <w:hyperlink w:anchor="ref_Mulder_2024" w:history="1">
+        <w:r>
+          <w:t>Mulder and Hoff (2024)</w:t>
+        </w:r>
+      </w:hyperlink>
+      <w:r>
+        <w:t xml:space="preserve"> </w:t>
+      </w:r>
+      <w:r>
+        <w:t>report for the Enron corpus, so the experiment makes no claim about higher shares.</w:t>
+      </w:r>
+    </w:p>
+    <w:p>
+      <w:pPr>
+        <w:pStyle w:val="BodyText"/>
+      </w:pPr>
+      <w:r>
+        <w:t>How far the 8% ceiling carries to real multicast data depends on how real multicast differs from the random-tagging design used here, in which the extra receiver is drawn uniformly from non-participating actors and so carries no covariate or history signal. This is arguably the most benign multicast structure available: it adds rows without introducing receiver-set composition that the dyadic REM cannot represent. Structured multicast should therefore fare no better, which makes about 8% a reasonable upper bound on where recovery stays safe. The one way this could fail is if structured multicast biases the dyadic statistics differently rather than simply more</w:t>
+      </w:r>
+      <w:r>
+        <w:t>,</w:t>
+      </w:r>
+      <w:r>
+        <w:t xml:space="preserve"> for instance, correlated carbon-copy lists might attenuate same-group homophily less if the co-receivers share the sender’s group, while fat-tailed receiver-set sizes would add exactly the spurious two-paths that already make outgoing two-paths the binding statistic. But since that binding statistic is triadic, and correlated receiver sets would likely create more spurious two-paths rather than fewer, the cautious reading is the safer one to build a recommendation on. A structured-multicast generator would settle the direction (Section </w:t>
+      </w:r>
+      <w:r>
+        <w:fldChar w:fldCharType="begin"/>
+      </w:r>
+      <w:r>
+        <w:instrText xml:space="preserve"> REF _Ref233664971 \r \h </w:instrText>
+      </w:r>
+      <w:r>
+        <w:fldChar w:fldCharType="separate"/>
+      </w:r>
+      <w:r>
+        <w:t>4.5</w:t>
+      </w:r>
+      <w:r>
+        <w:fldChar w:fldCharType="end"/>
+      </w:r>
+      <w:r>
+        <w:t>).</w:t>
+      </w:r>
+    </w:p>
+    <w:p>
+      <w:pPr>
+        <w:pStyle w:val="Heading3"/>
+      </w:pPr>
+      <w:bookmarkStart w:id="99" w:name="_Ref232774753"/>
+      <w:bookmarkStart w:id="100" w:name="_Toc233729306"/>
+      <w:bookmarkStart w:id="101" w:name="limitations"/>
+      <w:bookmarkEnd w:id="98"/>
+      <w:r>
+        <w:t>Limitations</w:t>
+      </w:r>
+      <w:bookmarkEnd w:id="99"/>
+      <w:bookmarkEnd w:id="100"/>
+    </w:p>
+    <w:p>
+      <w:pPr>
+        <w:pStyle w:val="FirstParagraph"/>
+      </w:pPr>
+      <w:r>
+        <w:t>Several scope conditions bound the result. The largest is configuration-dependence: the simulation is run at a single setting (</w:t>
       </w:r>
       <m:oMath>
         <m:r>
@@ -15700,10 +15851,64 @@
         </m:r>
       </m:oMath>
       <w:r>
-        <w:t xml:space="preserve"> events), so the threshold is conditional on this configuration. The dependence on </w:t>
+        <w:t xml:space="preserve"> events), and the threshold should be re-derived for a substantially different </w:t>
       </w:r>
       <m:oMath>
         <m:r>
+          <m:rPr>
+            <m:sty m:val="p"/>
+          </m:rPr>
+          <w:rPr>
+            <w:rFonts w:ascii="Cambria Math" w:hAnsi="Cambria Math"/>
+          </w:rPr>
+          <m:t>(</m:t>
+        </m:r>
+        <m:r>
+          <w:rPr>
+            <w:rFonts w:ascii="Cambria Math" w:hAnsi="Cambria Math"/>
+          </w:rPr>
+          <m:t>N</m:t>
+        </m:r>
+        <m:r>
+          <m:rPr>
+            <m:sty m:val="p"/>
+          </m:rPr>
+          <w:rPr>
+            <w:rFonts w:ascii="Cambria Math" w:hAnsi="Cambria Math"/>
+          </w:rPr>
+          <m:t>,</m:t>
+        </m:r>
+        <m:r>
+          <w:rPr>
+            <w:rFonts w:ascii="Cambria Math" w:hAnsi="Cambria Math"/>
+          </w:rPr>
+          <m:t xml:space="preserve">M, </m:t>
+        </m:r>
+        <m:r>
+          <m:rPr>
+            <m:nor/>
+          </m:rPr>
+          <w:rPr>
+            <w:rFonts w:ascii="Cambria Math" w:hAnsi="Cambria Math"/>
+            <w:i/>
+          </w:rPr>
+          <m:t>Inertia</m:t>
+        </m:r>
+        <m:r>
+          <m:rPr>
+            <m:sty m:val="p"/>
+          </m:rPr>
+          <w:rPr>
+            <w:rFonts w:ascii="Cambria Math" w:hAnsi="Cambria Math"/>
+          </w:rPr>
+          <m:t>)</m:t>
+        </m:r>
+      </m:oMath>
+      <w:r>
+        <w:t xml:space="preserve"> setting rather than transported as a constant. The dependence on </w:t>
+      </w:r>
+      <m:oMath>
+        <m:r>
           <w:rPr>
             <w:rFonts w:ascii="Cambria Math" w:hAnsi="Cambria Math"/>
           </w:rPr>
@@ -15711,7 +15916,15 @@
         </m:r>
       </m:oMath>
       <w:r>
-        <w:t xml:space="preserve"> is not harmless: cumulative-count inertia is self-reinforcing, so the feasible inertia coefficient shrinks as </w:t>
+        <w:t xml:space="preserve"> </w:t>
+      </w:r>
+      <w:proofErr w:type="gramStart"/>
+      <w:r>
+        <w:t>in particular is</w:t>
+      </w:r>
+      <w:proofErr w:type="gramEnd"/>
+      <w:r>
+        <w:t xml:space="preserve"> not harmless. Cumulative-count inertia is self-reinforcing, so the feasible inertia coefficient shrinks as </w:t>
       </w:r>
       <m:oMath>
         <m:r>
@@ -15791,204 +16004,41 @@
         </m:r>
       </m:oMath>
       <w:r>
-        <w:t xml:space="preserve"> made recovery worse across every effect through the same feedback. A larger event count is therefore not a route to a safer transformation, and the 8% ceiling should be re-derived for a substantially different </w:t>
-      </w:r>
-      <m:oMath>
-        <m:r>
-          <m:rPr>
-            <m:sty m:val="p"/>
-          </m:rPr>
-          <w:rPr>
-            <w:rFonts w:ascii="Cambria Math" w:hAnsi="Cambria Math"/>
-          </w:rPr>
-          <m:t>(</m:t>
-        </m:r>
-        <m:r>
-          <w:rPr>
-            <w:rFonts w:ascii="Cambria Math" w:hAnsi="Cambria Math"/>
-          </w:rPr>
-          <m:t>N</m:t>
-        </m:r>
-        <m:r>
-          <m:rPr>
-            <m:sty m:val="p"/>
-          </m:rPr>
-          <w:rPr>
-            <w:rFonts w:ascii="Cambria Math" w:hAnsi="Cambria Math"/>
-          </w:rPr>
-          <m:t>,</m:t>
-        </m:r>
-        <m:r>
-          <w:rPr>
-            <w:rFonts w:ascii="Cambria Math" w:hAnsi="Cambria Math"/>
-          </w:rPr>
-          <m:t>M</m:t>
-        </m:r>
-        <m:r>
-          <m:rPr>
-            <m:sty m:val="p"/>
-          </m:rPr>
-          <w:rPr>
-            <w:rFonts w:ascii="Cambria Math" w:hAnsi="Cambria Math"/>
-          </w:rPr>
-          <m:t>,</m:t>
-        </m:r>
-        <m:r>
-          <m:rPr>
-            <m:nor/>
-          </m:rPr>
-          <m:t>inertia</m:t>
-        </m:r>
-        <m:r>
-          <m:rPr>
-            <m:sty m:val="p"/>
-          </m:rPr>
-          <w:rPr>
-            <w:rFonts w:ascii="Cambria Math" w:hAnsi="Cambria Math"/>
-          </w:rPr>
-          <m:t>)</m:t>
-        </m:r>
-      </m:oMath>
-      <w:r>
-        <w:t xml:space="preserve"> setting rather than transported as a constant. Every multi-receiver event here has exactly two receivers, so receiver-set cardinality is not varied. The small generating value of inertia is a property of cumulative-count inertia specifically; a decaying-memory operationalisation would bound the statistic and tolerate larger </w:t>
+        <w:t xml:space="preserve"> made recovery worse across every effect through the same feedback; a larger event count is therefore not a route to a safer transformation. This small feasible value is a property of cumulative-count inertia specifically</w:t>
+      </w:r>
+      <w:r>
+        <w:t xml:space="preserve">, </w:t>
+      </w:r>
+      <w:r>
+        <w:t xml:space="preserve">a decaying-memory operationalisation would bound the statistic and tolerate larger </w:t>
       </w:r>
       <w:proofErr w:type="gramStart"/>
       <w:r>
-        <w:t>coefficients, and</w:t>
+        <w:t>coefficients</w:t>
+      </w:r>
+      <w:r>
+        <w:t>,</w:t>
+      </w:r>
+      <w:r>
+        <w:t xml:space="preserve"> and</w:t>
       </w:r>
       <w:proofErr w:type="gramEnd"/>
       <w:r>
-        <w:t xml:space="preserve"> is not exercised here. Finally, the simulation assumes constant generating parameters, whereas coefficients in real relational-event processes can drift over time, so the recommendation should be read as a statement about stationary parameter recovery rather than about tracking time-varying effects.</w:t>
+        <w:t xml:space="preserve"> is not exercised here. Two further conditions are narrower. Every multi-receiver event has exactly two receivers, so receiver-set cardinality is not varied; and the generating parameters are held constant, whereas coefficients in real relational-event processes can drift over time, so the recommendation should be read as a statement about stationary parameter recovery rather than about tracking time-varying effects.</w:t>
       </w:r>
     </w:p>
     <w:p>
       <w:pPr>
         <w:pStyle w:val="Heading3"/>
       </w:pPr>
-      <w:bookmarkStart w:id="99" w:name="_Toc233640854"/>
-      <w:bookmarkStart w:id="100" w:name="future-work"/>
-      <w:bookmarkEnd w:id="98"/>
+      <w:bookmarkStart w:id="102" w:name="_Ref233664971"/>
+      <w:bookmarkStart w:id="103" w:name="_Toc233729307"/>
+      <w:bookmarkStart w:id="104" w:name="future-work"/>
+      <w:bookmarkEnd w:id="101"/>
       <w:r>
         <w:t>Future work</w:t>
       </w:r>
-      <w:bookmarkEnd w:id="99"/>
-    </w:p>
-    <w:p>
-      <w:pPr>
-        <w:pStyle w:val="FirstParagraph"/>
-      </w:pPr>
-      <w:r>
-        <w:t xml:space="preserve">Each limitation is a natural axis for future work. The most immediately informative is a structured-multicast generator, which would replace the uninformative random tagging with correlated carbon-copy lists and fat-tailed receiver-set sizes and so settle whether structured multicast shifts the threshold upward or downward. Beyond that, re-deriving the threshold across a grid of </w:t>
-      </w:r>
-      <m:oMath>
-        <m:r>
-          <m:rPr>
-            <m:sty m:val="p"/>
-          </m:rPr>
-          <w:rPr>
-            <w:rFonts w:ascii="Cambria Math" w:hAnsi="Cambria Math"/>
-          </w:rPr>
-          <m:t>(</m:t>
-        </m:r>
-        <m:r>
-          <w:rPr>
-            <w:rFonts w:ascii="Cambria Math" w:hAnsi="Cambria Math"/>
-          </w:rPr>
-          <m:t>N</m:t>
-        </m:r>
-        <m:r>
-          <m:rPr>
-            <m:sty m:val="p"/>
-          </m:rPr>
-          <w:rPr>
-            <w:rFonts w:ascii="Cambria Math" w:hAnsi="Cambria Math"/>
-          </w:rPr>
-          <m:t>,</m:t>
-        </m:r>
-        <m:r>
-          <w:rPr>
-            <w:rFonts w:ascii="Cambria Math" w:hAnsi="Cambria Math"/>
-          </w:rPr>
-          <m:t>M</m:t>
-        </m:r>
-        <m:r>
-          <m:rPr>
-            <m:sty m:val="p"/>
-          </m:rPr>
-          <w:rPr>
-            <w:rFonts w:ascii="Cambria Math" w:hAnsi="Cambria Math"/>
-          </w:rPr>
-          <m:t>)</m:t>
-        </m:r>
-      </m:oMath>
-      <w:r>
-        <w:t xml:space="preserve"> configurations would establish how it scales with network size and history length; varying receiver-set cardinality would extend the result beyond two-receiver events; and introducing time-varying generating parameters would connect the result to the dynamic REM extensions used in applied work.</w:t>
-      </w:r>
-    </w:p>
-    <w:p>
-      <w:pPr>
-        <w:pStyle w:val="Heading3"/>
-      </w:pPr>
-      <w:bookmarkStart w:id="101" w:name="_Toc233640855"/>
-      <w:bookmarkStart w:id="102" w:name="ethical-implications-and-considerations"/>
-      <w:bookmarkEnd w:id="100"/>
-      <w:r>
-        <w:t>Ethical implications and considerations</w:t>
-      </w:r>
-      <w:bookmarkEnd w:id="101"/>
-    </w:p>
-    <w:p>
-      <w:pPr>
-        <w:pStyle w:val="FirstParagraph"/>
-      </w:pPr>
-      <w:r>
-        <w:t>The study itself raises no data-subject concerns: it uses only synthetic data, with no human participants, no personally identifiable information, and no restricted third-party data. The ethical weight of the work is in how its recommendation is used. Dyadic transformation inflates the apparent sample size, which deflates standard errors and can produce overconfident inferences (</w:t>
-      </w:r>
-      <w:hyperlink w:anchor="ref_Mulder_2024" w:history="1">
-        <w:r>
-          <w:t>Mulder &amp; Hoff, 2024</w:t>
-        </w:r>
-      </w:hyperlink>
-      <w:r>
-        <w:t xml:space="preserve">); an analyst who transforms heavily multi-receiver data and reads the result at face value risks reporting effects, and supporting decisions that rest on them, with more certainty than the data warrant. The threshold is a guardrail against this, and using it responsibly means reporting the multi-receiver share of a dataset and justifying the modelling choice against it rather than transforming silently. Because the evidence here comes from a single synthetic setting, the specific 8% figure should be treated as a calibrated guideline rather than a universal </w:t>
-      </w:r>
-      <w:proofErr w:type="gramStart"/>
-      <w:r>
-        <w:t>constant, and</w:t>
-      </w:r>
-      <w:proofErr w:type="gramEnd"/>
-      <w:r>
-        <w:t xml:space="preserve"> applied with the scope conditions of Section </w:t>
-      </w:r>
-      <w:r>
-        <w:fldChar w:fldCharType="begin"/>
-      </w:r>
-      <w:r>
-        <w:instrText xml:space="preserve"> REF _Ref232774753 \r \h </w:instrText>
-      </w:r>
-      <w:r>
-        <w:fldChar w:fldCharType="separate"/>
-      </w:r>
-      <w:r>
-        <w:t>4.4</w:t>
-      </w:r>
-      <w:r>
-        <w:fldChar w:fldCharType="end"/>
-      </w:r>
-      <w:r>
-        <w:t>in view.</w:t>
-      </w:r>
-    </w:p>
-    <w:p>
-      <w:pPr>
-        <w:pStyle w:val="Heading3"/>
-      </w:pPr>
-      <w:bookmarkStart w:id="103" w:name="_Toc233640856"/>
-      <w:bookmarkStart w:id="104" w:name="conclusion"/>
       <w:bookmarkEnd w:id="102"/>
-      <w:r>
-        <w:t>Conclusion</w:t>
-      </w:r>
       <w:bookmarkEnd w:id="103"/>
     </w:p>
     <w:p>
@@ -15996,19 +16046,199 @@
         <w:pStyle w:val="FirstParagraph"/>
       </w:pPr>
       <w:r>
-        <w:t xml:space="preserve">This thesis began with a gap that applied researchers routinely walk into without noticing: the dyadic transformation of multi-receiver communication data is convenient and widely used, yet there has been no quantitative sense of when it stops recovering the model that generated the data. By simulating from known parameters and judging recovery against a pre-specified per-effect band, the thesis turns that open question into a concrete operating range. Dyadic transformation with a tie-breaking timestamp noise is reliable up to a multi-receiver share of about 8%, becomes borderline up to roughly 12%, and should be replaced by a native multi-receiver model above it, with the triadic outgoing-two-paths effect the first to fail. The figure is a calibrated guideline rather than a universal constant, but the mechanism behind it, and the recommendation to report the multi-receiver share and choose the </w:t>
+        <w:t xml:space="preserve">Each scope condition is a natural axis for future work, and they vary in how informative relaxing them would be. The most immediately useful is a structured-multicast generator: replacing the uninformative random tagging of Section </w:t>
+      </w:r>
+      <w:r>
+        <w:fldChar w:fldCharType="begin"/>
+      </w:r>
+      <w:r>
+        <w:instrText xml:space="preserve"> REF _Ref232774586 \r \h </w:instrText>
+      </w:r>
+      <w:r>
+        <w:fldChar w:fldCharType="separate"/>
+      </w:r>
+      <w:r>
+        <w:t>2.2</w:t>
+      </w:r>
+      <w:r>
+        <w:fldChar w:fldCharType="end"/>
+      </w:r>
+      <w:r>
+        <w:t xml:space="preserve"> with correlated carbon-copy lists and fat-tailed receiver-set sizes would settle whether real multicast shifts the threshold upward or downward, which the bounding argument of Section </w:t>
+      </w:r>
+      <w:r>
+        <w:fldChar w:fldCharType="begin"/>
+      </w:r>
+      <w:r>
+        <w:instrText xml:space="preserve"> REF _Ref233665503 \r \h </w:instrText>
+      </w:r>
+      <w:r>
+        <w:fldChar w:fldCharType="separate"/>
+      </w:r>
+      <w:r>
+        <w:t>4.3</w:t>
+      </w:r>
+      <w:r>
+        <w:fldChar w:fldCharType="end"/>
+      </w:r>
+      <w:r>
+        <w:t xml:space="preserve"> can only constrain rather than resolve. The remaining conditions of Section </w:t>
+      </w:r>
+      <w:r>
+        <w:fldChar w:fldCharType="begin"/>
+      </w:r>
+      <w:r>
+        <w:instrText xml:space="preserve"> REF _Ref232774753 \r \h </w:instrText>
+      </w:r>
+      <w:r>
+        <w:fldChar w:fldCharType="separate"/>
+      </w:r>
+      <w:r>
+        <w:t>4.4</w:t>
+      </w:r>
+      <w:r>
+        <w:fldChar w:fldCharType="end"/>
+      </w:r>
+      <w:r>
+        <w:t xml:space="preserve"> each map to a direct extension: re-deriving the threshold across a grid of </w:t>
+      </w:r>
+      <m:oMath>
+        <m:r>
+          <m:rPr>
+            <m:sty m:val="p"/>
+          </m:rPr>
+          <w:rPr>
+            <w:rFonts w:ascii="Cambria Math" w:hAnsi="Cambria Math"/>
+          </w:rPr>
+          <m:t>(</m:t>
+        </m:r>
+        <m:r>
+          <w:rPr>
+            <w:rFonts w:ascii="Cambria Math" w:hAnsi="Cambria Math"/>
+          </w:rPr>
+          <m:t>N</m:t>
+        </m:r>
+        <m:r>
+          <m:rPr>
+            <m:sty m:val="p"/>
+          </m:rPr>
+          <w:rPr>
+            <w:rFonts w:ascii="Cambria Math" w:hAnsi="Cambria Math"/>
+          </w:rPr>
+          <m:t>,</m:t>
+        </m:r>
+        <m:r>
+          <w:rPr>
+            <w:rFonts w:ascii="Cambria Math" w:hAnsi="Cambria Math"/>
+          </w:rPr>
+          <m:t>M</m:t>
+        </m:r>
+        <m:r>
+          <m:rPr>
+            <m:sty m:val="p"/>
+          </m:rPr>
+          <w:rPr>
+            <w:rFonts w:ascii="Cambria Math" w:hAnsi="Cambria Math"/>
+          </w:rPr>
+          <m:t>)</m:t>
+        </m:r>
+      </m:oMath>
+      <w:r>
+        <w:t xml:space="preserve"> configurations would establish how it scales with network size and history length; varying receiver-set cardinality would extend the result beyond two-receiver events; and introducing time-varying generating parameters would connect it to the dynamic REM extensions used in applied work.</w:t>
+      </w:r>
+    </w:p>
+    <w:p>
+      <w:pPr>
+        <w:pStyle w:val="Heading3"/>
+      </w:pPr>
+      <w:bookmarkStart w:id="105" w:name="_Toc233729308"/>
+      <w:bookmarkStart w:id="106" w:name="ethical-implications-and-considerations"/>
+      <w:bookmarkEnd w:id="104"/>
+      <w:r>
+        <w:t>Ethical implications and considerations</w:t>
+      </w:r>
+      <w:bookmarkEnd w:id="105"/>
+    </w:p>
+    <w:p>
+      <w:pPr>
+        <w:pStyle w:val="FirstParagraph"/>
+      </w:pPr>
+      <w:r>
+        <w:t>The study itself raises no data-subject concerns: it uses only synthetic data, with no human participants, no personally identifiable information, and no restricted third-party data. The ethical weight of the work is in how its recommendation is used. Dyadic transformation inflates the apparent sample size, which deflates standard errors and can produce overconfident inferences (</w:t>
+      </w:r>
+      <w:hyperlink w:anchor="ref_Mulder_2024" w:history="1">
+        <w:r>
+          <w:t>Mulder &amp; Hoff, 2024</w:t>
+        </w:r>
+      </w:hyperlink>
+      <w:r>
+        <w:t xml:space="preserve">); an analyst who transforms heavily multi-receiver data and reads the result at face value risks reporting effects, and supporting decisions that rest on them, with more certainty than the data warrant. The threshold guards against </w:t>
       </w:r>
       <w:proofErr w:type="gramStart"/>
       <w:r>
+        <w:t>this, and</w:t>
+      </w:r>
+      <w:proofErr w:type="gramEnd"/>
+      <w:r>
+        <w:t xml:space="preserve"> using it responsibly means reporting the multi-receiver share of a dataset and justifying the modelling choice against it rather than transforming silently. Because the evidence here comes from a single synthetic setting, the specific 8% figure should be treated as a calibrated guideline rather than a universal </w:t>
+      </w:r>
+      <w:proofErr w:type="gramStart"/>
+      <w:r>
+        <w:t>constant, and</w:t>
+      </w:r>
+      <w:proofErr w:type="gramEnd"/>
+      <w:r>
+        <w:t xml:space="preserve"> applied with the scope conditions of Section </w:t>
+      </w:r>
+      <w:r>
+        <w:fldChar w:fldCharType="begin"/>
+      </w:r>
+      <w:r>
+        <w:instrText xml:space="preserve"> REF _Ref232774753 \r \h </w:instrText>
+      </w:r>
+      <w:r>
+        <w:fldChar w:fldCharType="separate"/>
+      </w:r>
+      <w:r>
+        <w:t>4.4</w:t>
+      </w:r>
+      <w:r>
+        <w:fldChar w:fldCharType="end"/>
+      </w:r>
+      <w:r>
+        <w:t xml:space="preserve"> in view.</w:t>
+      </w:r>
+    </w:p>
+    <w:p>
+      <w:pPr>
+        <w:pStyle w:val="Heading3"/>
+      </w:pPr>
+      <w:bookmarkStart w:id="107" w:name="_Toc233729309"/>
+      <w:bookmarkStart w:id="108" w:name="conclusion"/>
+      <w:bookmarkEnd w:id="106"/>
+      <w:r>
+        <w:t>Conclusion</w:t>
+      </w:r>
+      <w:bookmarkEnd w:id="107"/>
+    </w:p>
+    <w:p>
+      <w:pPr>
+        <w:pStyle w:val="FirstParagraph"/>
+      </w:pPr>
+      <w:r>
+        <w:t xml:space="preserve">This thesis began with a gap that applied researchers routinely encounter without noticing: the dyadic transformation of multi-receiver communication data is convenient and widely used, yet there has been no quantitative sense of when it stops recovering the model that generated the data. By simulating from known parameters and judging recovery against a pre-specified per-effect band, the thesis turns that open question into a concrete operating range. Dyadic transformation with a tie-breaking timestamp noise is reliable up to a multi-receiver share of about 8%, becomes borderline up to roughly 12%, and should be replaced by a native multi-receiver model above it, with the triadic outgoing-two-paths effect the first to fail. The figure is a calibrated guideline rather than a universal constant, but the mechanism behind it, and the recommendation to report the multi-receiver share and choose the </w:t>
+      </w:r>
+      <w:proofErr w:type="gramStart"/>
+      <w:r>
         <w:t>model</w:t>
       </w:r>
       <w:proofErr w:type="gramEnd"/>
       <w:r>
-        <w:t xml:space="preserve"> accordingly, are general. The result gives applied researchers a defensible reason to either keep using the familiar dyadic toolchain or to step beyond it, and a clear marker for which side of that line a given dataset falls on.</w:t>
+        <w:t xml:space="preserve"> accordingly, are general. The result gives applied researchers a defensible reason to either keep using the familiar dyadic toolchain or to replace it with a native multi-receiver model, and a clear basis for deciding which side of that threshold a given dataset falls on.</w:t>
       </w:r>
     </w:p>
-    <w:bookmarkEnd w:id="87"/>
-    <w:bookmarkEnd w:id="104"/>
+    <w:bookmarkEnd w:id="89"/>
+    <w:bookmarkEnd w:id="108"/>
     <w:p>
       <w:pPr>
         <w:jc w:val="left"/>
@@ -16017,8 +16247,8 @@
         <w:br w:type="page"/>
       </w:r>
     </w:p>
-    <w:bookmarkEnd w:id="6" w:displacedByCustomXml="next"/>
-    <w:bookmarkStart w:id="105" w:name="_Toc233640857" w:displacedByCustomXml="next"/>
+    <w:bookmarkEnd w:id="8" w:displacedByCustomXml="next"/>
+    <w:bookmarkStart w:id="109" w:name="_Toc233729310" w:displacedByCustomXml="next"/>
     <w:sdt>
       <w:sdtPr>
         <w:rPr>
@@ -16047,9 +16277,9 @@
           <w:r>
             <w:t>References</w:t>
           </w:r>
-          <w:bookmarkEnd w:id="105"/>
+          <w:bookmarkEnd w:id="109"/>
         </w:p>
-        <w:bookmarkStart w:id="106" w:name="ref_Arena_2023" w:displacedByCustomXml="next"/>
+        <w:bookmarkStart w:id="110" w:name="ref_Arena_2023" w:displacedByCustomXml="next"/>
         <w:sdt>
           <w:sdtPr>
             <w:id w:val="-573587230"/>
@@ -16095,7 +16325,7 @@
                 </w:rPr>
                 <w:t>Arena, G., Lakdawala, R., Meijerink-Bosman, M., Karimova, D., Generoso Vieira, F., Shafiee Kamalabad, M., . . . Mulder, J. (2023). remify: Processing and transforming REH to formats suitable for the remverse packages and more (R package version 3.0.0). R package. Retrieved from https://github.com/TilburgNetworkGroup/remify</w:t>
               </w:r>
-              <w:bookmarkEnd w:id="106"/>
+              <w:bookmarkEnd w:id="110"/>
             </w:p>
             <w:p>
               <w:pPr>
@@ -16107,7 +16337,7 @@
                   <w:szCs w:val="22"/>
                 </w:rPr>
               </w:pPr>
-              <w:bookmarkStart w:id="107" w:name="ref_Arena_2024"/>
+              <w:bookmarkStart w:id="111" w:name="ref_Arena_2024"/>
               <w:r>
                 <w:rPr>
                   <w:noProof/>
@@ -16116,7 +16346,7 @@
                 </w:rPr>
                 <w:t>Arena, G., Lakdawala, R., Meijerink-Bosman, M., Karimova, D., Generoso Vieira, F., Shafiee Kamalabad, M., . . . Mulder, J. (2024). remstimate: Optimization frameworks for tie-oriented and actor-oriented relational event models (R package). R package. Retrieved from https://github.com/TilburgNetworkGroup/remstimate</w:t>
               </w:r>
-              <w:bookmarkEnd w:id="107"/>
+              <w:bookmarkEnd w:id="111"/>
             </w:p>
             <w:p>
               <w:pPr>
@@ -16128,7 +16358,7 @@
                   <w:szCs w:val="22"/>
                 </w:rPr>
               </w:pPr>
-              <w:bookmarkStart w:id="108" w:name="ref_Bianchi_2024"/>
+              <w:bookmarkStart w:id="112" w:name="ref_Bianchi_2024"/>
               <w:r>
                 <w:rPr>
                   <w:noProof/>
@@ -16155,7 +16385,7 @@
                 </w:rPr>
                 <w:t>, 297-319. Retrieved from https://doi.org/10.1146/annurev-statistics-040722-060248</w:t>
               </w:r>
-              <w:bookmarkEnd w:id="108"/>
+              <w:bookmarkEnd w:id="112"/>
             </w:p>
             <w:p>
               <w:pPr>
@@ -16167,7 +16397,7 @@
                   <w:szCs w:val="22"/>
                 </w:rPr>
               </w:pPr>
-              <w:bookmarkStart w:id="109" w:name="ref_Butts_2008"/>
+              <w:bookmarkStart w:id="113" w:name="ref_Butts_2008"/>
               <w:r>
                 <w:rPr>
                   <w:noProof/>
@@ -16194,7 +16424,7 @@
                 </w:rPr>
                 <w:t>(1), 155-200. Retrieved from https://doi.org/10.1111/j.1467-9531.2008.00203.x</w:t>
               </w:r>
-              <w:bookmarkEnd w:id="109"/>
+              <w:bookmarkEnd w:id="113"/>
             </w:p>
             <w:p>
               <w:pPr>
@@ -16206,7 +16436,7 @@
                   <w:szCs w:val="22"/>
                 </w:rPr>
               </w:pPr>
-              <w:bookmarkStart w:id="110" w:name="ref_Butts_2017"/>
+              <w:bookmarkStart w:id="114" w:name="ref_Butts_2017"/>
               <w:r>
                 <w:rPr>
                   <w:noProof/>
@@ -16233,7 +16463,7 @@
                 </w:rPr>
                 <w:t xml:space="preserve"> (pp. 51-92). Springer. Retrieved from https://doi.org/10.1007/978-3-319-48941-4_4</w:t>
               </w:r>
-              <w:bookmarkEnd w:id="110"/>
+              <w:bookmarkEnd w:id="114"/>
             </w:p>
             <w:p>
               <w:pPr>
@@ -16245,7 +16475,7 @@
                   <w:szCs w:val="22"/>
                 </w:rPr>
               </w:pPr>
-              <w:bookmarkStart w:id="111" w:name="ref_Carrington_2005"/>
+              <w:bookmarkStart w:id="115" w:name="ref_Carrington_2005"/>
               <w:r>
                 <w:rPr>
                   <w:noProof/>
@@ -16272,7 +16502,7 @@
                 </w:rPr>
                 <w:t xml:space="preserve"> Cambridge University Press. Retrieved from https://doi.org/10.1017/cbo9780511811395</w:t>
               </w:r>
-              <w:bookmarkEnd w:id="111"/>
+              <w:bookmarkEnd w:id="115"/>
             </w:p>
             <w:p>
               <w:pPr>
@@ -16284,7 +16514,7 @@
                   <w:szCs w:val="22"/>
                 </w:rPr>
               </w:pPr>
-              <w:bookmarkStart w:id="112" w:name="ref_Gauvin_2018"/>
+              <w:bookmarkStart w:id="116" w:name="ref_Gauvin_2018"/>
               <w:r>
                 <w:rPr>
                   <w:noProof/>
@@ -16293,7 +16523,7 @@
                 </w:rPr>
                 <w:t>Gauvin, L., Génois, M., Karsai, M., Kivelä, M., Takaguchi, T., Valdano, E., &amp; Vestergaard, C. L. (2018). Randomized reference models for temporal networks. HAL preprint hal-01817633v1; arXiv:1806.04032v1. Retrieved from https://hal.science/hal-01817633v1</w:t>
               </w:r>
-              <w:bookmarkEnd w:id="112"/>
+              <w:bookmarkEnd w:id="116"/>
             </w:p>
             <w:p>
               <w:pPr>
@@ -16305,7 +16535,7 @@
                   <w:szCs w:val="22"/>
                 </w:rPr>
               </w:pPr>
-              <w:bookmarkStart w:id="113" w:name="ref_Gibson_2003"/>
+              <w:bookmarkStart w:id="117" w:name="ref_Gibson_2003"/>
               <w:r>
                 <w:rPr>
                   <w:noProof/>
@@ -16332,7 +16562,7 @@
                 </w:rPr>
                 <w:t>(4), 1335-1381. Retrieved from https://doi.org/10.1353/sof.2003.0055</w:t>
               </w:r>
-              <w:bookmarkEnd w:id="113"/>
+              <w:bookmarkEnd w:id="117"/>
             </w:p>
             <w:p>
               <w:pPr>
@@ -16344,7 +16574,7 @@
                   <w:szCs w:val="22"/>
                 </w:rPr>
               </w:pPr>
-              <w:bookmarkStart w:id="114" w:name="ref_Lakdawala_2025"/>
+              <w:bookmarkStart w:id="118" w:name="ref_Lakdawala_2025"/>
               <w:r>
                 <w:rPr>
                   <w:noProof/>
@@ -16371,7 +16601,7 @@
                 </w:rPr>
                 <w:t>, 92. Retrieved from https://doi.org/10.1007/s42001-025-00427-2</w:t>
               </w:r>
-              <w:bookmarkEnd w:id="114"/>
+              <w:bookmarkEnd w:id="118"/>
             </w:p>
             <w:p>
               <w:pPr>
@@ -16383,7 +16613,7 @@
                   <w:szCs w:val="22"/>
                 </w:rPr>
               </w:pPr>
-              <w:bookmarkStart w:id="115" w:name="ref_Lazer_2009"/>
+              <w:bookmarkStart w:id="119" w:name="ref_Lazer_2009"/>
               <w:r>
                 <w:rPr>
                   <w:noProof/>
@@ -16410,7 +16640,7 @@
                 </w:rPr>
                 <w:t>(5915), 721-723. Retrieved from https://doi.org/10.1126/science.1167742</w:t>
               </w:r>
-              <w:bookmarkEnd w:id="115"/>
+              <w:bookmarkEnd w:id="119"/>
             </w:p>
             <w:p>
               <w:pPr>
@@ -16422,7 +16652,7 @@
                   <w:szCs w:val="22"/>
                 </w:rPr>
               </w:pPr>
-              <w:bookmarkStart w:id="116" w:name="ref_Lerner_2020"/>
+              <w:bookmarkStart w:id="120" w:name="ref_Lerner_2020"/>
               <w:r>
                 <w:rPr>
                   <w:noProof/>
@@ -16449,7 +16679,7 @@
                 </w:rPr>
                 <w:t>(1), 97-135. Retrieved from https://doi.org/10.1017/nws.2019.57</w:t>
               </w:r>
-              <w:bookmarkEnd w:id="116"/>
+              <w:bookmarkEnd w:id="120"/>
             </w:p>
             <w:p>
               <w:pPr>
@@ -16461,7 +16691,7 @@
                   <w:szCs w:val="22"/>
                 </w:rPr>
               </w:pPr>
-              <w:bookmarkStart w:id="117" w:name="ref_Lerner_2023"/>
+              <w:bookmarkStart w:id="121" w:name="ref_Lerner_2023"/>
               <w:r>
                 <w:rPr>
                   <w:noProof/>
@@ -16488,7 +16718,7 @@
                 </w:rPr>
                 <w:t>(3), 577-600. Retrieved from https://doi.org/10.1093/jrsssa/qnac012</w:t>
               </w:r>
-              <w:bookmarkEnd w:id="117"/>
+              <w:bookmarkEnd w:id="121"/>
             </w:p>
             <w:p>
               <w:pPr>
@@ -16500,7 +16730,7 @@
                   <w:szCs w:val="22"/>
                 </w:rPr>
               </w:pPr>
-              <w:bookmarkStart w:id="118" w:name="ref_Longa_2024"/>
+              <w:bookmarkStart w:id="122" w:name="ref_Longa_2024"/>
               <w:r>
                 <w:rPr>
                   <w:noProof/>
@@ -16527,7 +16757,7 @@
                 </w:rPr>
                 <w:t>, 22. Retrieved from https://doi.org/10.1038/s42005-023-01517-1</w:t>
               </w:r>
-              <w:bookmarkEnd w:id="118"/>
+              <w:bookmarkEnd w:id="122"/>
             </w:p>
             <w:p>
               <w:pPr>
@@ -16539,7 +16769,7 @@
                   <w:szCs w:val="22"/>
                 </w:rPr>
               </w:pPr>
-              <w:bookmarkStart w:id="119" w:name="ref_Marcum_2015"/>
+              <w:bookmarkStart w:id="123" w:name="ref_Marcum_2015"/>
               <w:r>
                 <w:rPr>
                   <w:noProof/>
@@ -16566,7 +16796,7 @@
                 </w:rPr>
                 <w:t>(5). Retrieved from https://doi.org/10.18637/jss.v064.i05</w:t>
               </w:r>
-              <w:bookmarkEnd w:id="119"/>
+              <w:bookmarkEnd w:id="123"/>
             </w:p>
             <w:p>
               <w:pPr>
@@ -16578,7 +16808,7 @@
                   <w:szCs w:val="22"/>
                 </w:rPr>
               </w:pPr>
-              <w:bookmarkStart w:id="120" w:name="ref_MeijerinkBosman_2023"/>
+              <w:bookmarkStart w:id="124" w:name="ref_MeijerinkBosman_2023"/>
               <w:r>
                 <w:rPr>
                   <w:noProof/>
@@ -16587,7 +16817,7 @@
                 </w:rPr>
                 <w:t>Meijerink-Bosman, M., Arena, G., Karimova, D., Lakdawala, R., Shafiee Kamalabad, M., &amp; Generoso Vieira, F. (2023). remstats: Computes statistics for relational event history data (R package). R package. Retrieved from https://rdrr.io/github/TilburgNetworkGroup/remstats/</w:t>
               </w:r>
-              <w:bookmarkEnd w:id="120"/>
+              <w:bookmarkEnd w:id="124"/>
             </w:p>
             <w:p>
               <w:pPr>
@@ -16599,7 +16829,7 @@
                   <w:szCs w:val="22"/>
                 </w:rPr>
               </w:pPr>
-              <w:bookmarkStart w:id="121" w:name="ref_MeijerinkBosman_2022_Back"/>
+              <w:bookmarkStart w:id="125" w:name="ref_MeijerinkBosman_2022_Back"/>
               <w:r>
                 <w:rPr>
                   <w:noProof/>
@@ -16635,7 +16865,7 @@
                 </w:rPr>
                 <w:t>, 997-1023. Retrieved from https://doi.org/10.3758/s13428-022-01821-8</w:t>
               </w:r>
-              <w:bookmarkEnd w:id="121"/>
+              <w:bookmarkEnd w:id="125"/>
             </w:p>
             <w:p>
               <w:pPr>
@@ -16647,7 +16877,7 @@
                   <w:szCs w:val="22"/>
                 </w:rPr>
               </w:pPr>
-              <w:bookmarkStart w:id="122" w:name="ref_MeijerinkBosman_2022_Leenders"/>
+              <w:bookmarkStart w:id="126" w:name="ref_MeijerinkBosman_2022_Leenders"/>
               <w:r>
                 <w:rPr>
                   <w:noProof/>
@@ -16674,7 +16904,7 @@
                 </w:rPr>
                 <w:t>(8), e0272309. Retrieved from https://doi.org/10.1371/journal.pone.0272309</w:t>
               </w:r>
-              <w:bookmarkEnd w:id="122"/>
+              <w:bookmarkEnd w:id="126"/>
             </w:p>
             <w:p>
               <w:pPr>
@@ -16687,7 +16917,7 @@
                   <w:lang w:val="nl-NL"/>
                 </w:rPr>
               </w:pPr>
-              <w:bookmarkStart w:id="123" w:name="ref_Mulder_2024"/>
+              <w:bookmarkStart w:id="127" w:name="ref_Mulder_2024"/>
               <w:r>
                 <w:rPr>
                   <w:noProof/>
@@ -16714,7 +16944,7 @@
                 </w:rPr>
                 <w:t>Manuscript, arXiv:2101.05135v3 [stat.ME].</w:t>
               </w:r>
-              <w:bookmarkEnd w:id="123"/>
+              <w:bookmarkEnd w:id="127"/>
             </w:p>
             <w:p>
               <w:pPr>
@@ -16726,7 +16956,7 @@
                   <w:szCs w:val="22"/>
                 </w:rPr>
               </w:pPr>
-              <w:bookmarkStart w:id="124" w:name="ref_Mulder_2019"/>
+              <w:bookmarkStart w:id="128" w:name="ref_Mulder_2019"/>
               <w:r>
                 <w:rPr>
                   <w:noProof/>
@@ -16762,7 +16992,7 @@
                 </w:rPr>
                 <w:t>, 73-85. Retrieved from https://doi.org/10.1016/j.chaos.2018.11.027</w:t>
               </w:r>
-              <w:bookmarkEnd w:id="124"/>
+              <w:bookmarkEnd w:id="128"/>
             </w:p>
             <w:p>
               <w:pPr>
@@ -16774,7 +17004,7 @@
                   <w:szCs w:val="22"/>
                 </w:rPr>
               </w:pPr>
-              <w:bookmarkStart w:id="125" w:name="ref_Newman_2018"/>
+              <w:bookmarkStart w:id="129" w:name="ref_Newman_2018"/>
               <w:r>
                 <w:rPr>
                   <w:noProof/>
@@ -16801,7 +17031,7 @@
                 </w:rPr>
                 <w:t xml:space="preserve"> (2nd ed.). Oxford University Press. Retrieved from https://doi.org/10.1093/oso/9780198805090.001.0001</w:t>
               </w:r>
-              <w:bookmarkEnd w:id="125"/>
+              <w:bookmarkEnd w:id="129"/>
             </w:p>
             <w:p>
               <w:pPr>
@@ -16813,7 +17043,7 @@
                   <w:szCs w:val="22"/>
                 </w:rPr>
               </w:pPr>
-              <w:bookmarkStart w:id="126" w:name="ref_Snijders_2001"/>
+              <w:bookmarkStart w:id="130" w:name="ref_Snijders_2001"/>
               <w:r>
                 <w:rPr>
                   <w:noProof/>
@@ -16840,7 +17070,7 @@
                 </w:rPr>
                 <w:t>(1), 361-395. Retrieved from https://doi.org/10.1111/0081-1750.00099</w:t>
               </w:r>
-              <w:bookmarkEnd w:id="126"/>
+              <w:bookmarkEnd w:id="130"/>
             </w:p>
             <w:p>
               <w:pPr>
@@ -16852,7 +17082,7 @@
                   <w:szCs w:val="22"/>
                 </w:rPr>
               </w:pPr>
-              <w:bookmarkStart w:id="127" w:name="ref_Therneau_2023"/>
+              <w:bookmarkStart w:id="131" w:name="ref_Therneau_2023"/>
               <w:r>
                 <w:rPr>
                   <w:noProof/>
@@ -16861,7 +17091,7 @@
                 </w:rPr>
                 <w:t>Therneau, T. (2023). A package for survival analysis in R (R package version 3.5-5). R package. Retrieved from https://CRAN.R-project.org/package=survival</w:t>
               </w:r>
-              <w:bookmarkEnd w:id="127"/>
+              <w:bookmarkEnd w:id="131"/>
             </w:p>
             <w:p>
               <w:pPr>
@@ -16873,7 +17103,7 @@
                   <w:szCs w:val="22"/>
                 </w:rPr>
               </w:pPr>
-              <w:bookmarkStart w:id="128" w:name="ref_Wasserman_1994"/>
+              <w:bookmarkStart w:id="132" w:name="ref_Wasserman_1994"/>
               <w:r>
                 <w:rPr>
                   <w:noProof/>
@@ -16900,7 +17130,7 @@
                 </w:rPr>
                 <w:t xml:space="preserve"> Cambridge University Press.</w:t>
               </w:r>
-              <w:bookmarkEnd w:id="128"/>
+              <w:bookmarkEnd w:id="132"/>
             </w:p>
             <w:p>
               <w:r>
@@ -16931,16 +17161,27 @@
         <w:pStyle w:val="Heading2"/>
         <w:numPr>
           <w:ilvl w:val="0"/>
-          <w:numId w:val="0"/>
+          <w:numId w:val="5"/>
         </w:numPr>
-        <w:ind w:left="397" w:hanging="397"/>
       </w:pPr>
-      <w:bookmarkStart w:id="129" w:name="_Toc233640858"/>
-      <w:bookmarkStart w:id="130" w:name="Xda3e45e5656a73a30c0349908a7fadbced82d11"/>
-      <w:r>
-        <w:t>Appendix A. RHEM estimation configuration</w:t>
-      </w:r>
-      <w:bookmarkEnd w:id="129"/>
+      <w:bookmarkStart w:id="133" w:name="_Ref233665216"/>
+      <w:bookmarkStart w:id="134" w:name="_Ref233665238"/>
+      <w:bookmarkStart w:id="135" w:name="_Ref233665274"/>
+      <w:bookmarkStart w:id="136" w:name="_Ref233728761"/>
+      <w:bookmarkStart w:id="137" w:name="_Ref233728775"/>
+      <w:bookmarkStart w:id="138" w:name="_Ref233728786"/>
+      <w:bookmarkStart w:id="139" w:name="_Toc233729311"/>
+      <w:bookmarkStart w:id="140" w:name="Xda3e45e5656a73a30c0349908a7fadbced82d11"/>
+      <w:r>
+        <w:t>RHEM estimation configuration</w:t>
+      </w:r>
+      <w:bookmarkEnd w:id="133"/>
+      <w:bookmarkEnd w:id="134"/>
+      <w:bookmarkEnd w:id="135"/>
+      <w:bookmarkEnd w:id="136"/>
+      <w:bookmarkEnd w:id="137"/>
+      <w:bookmarkEnd w:id="138"/>
+      <w:bookmarkEnd w:id="139"/>
     </w:p>
     <w:p>
       <w:pPr>
@@ -17182,15 +17423,20 @@
         <w:pStyle w:val="Heading2"/>
         <w:numPr>
           <w:ilvl w:val="0"/>
-          <w:numId w:val="0"/>
+          <w:numId w:val="5"/>
         </w:numPr>
-        <w:ind w:left="397" w:hanging="397"/>
       </w:pPr>
-      <w:bookmarkStart w:id="131" w:name="_Toc233640859"/>
-      <w:bookmarkStart w:id="132" w:name="X399cb8240eceeb6171121b8050db68d5b2c94a1"/>
-      <w:bookmarkEnd w:id="130"/>
-      <w:r>
-        <w:t xml:space="preserve">Appendix B. Derivation of the </w:t>
+      <w:bookmarkStart w:id="141" w:name="_Ref233665302"/>
+      <w:bookmarkStart w:id="142" w:name="_Ref233665315"/>
+      <w:bookmarkStart w:id="143" w:name="_Ref233665342"/>
+      <w:bookmarkStart w:id="144" w:name="_Ref233728804"/>
+      <w:bookmarkStart w:id="145" w:name="_Ref233728814"/>
+      <w:bookmarkStart w:id="146" w:name="_Ref233728826"/>
+      <w:bookmarkStart w:id="147" w:name="_Toc233729312"/>
+      <w:bookmarkStart w:id="148" w:name="X399cb8240eceeb6171121b8050db68d5b2c94a1"/>
+      <w:bookmarkEnd w:id="140"/>
+      <w:r>
+        <w:t xml:space="preserve">Derivation of the </w:t>
       </w:r>
       <m:oMath>
         <m:r>
@@ -17275,7 +17521,13 @@
           </m:sub>
         </m:sSub>
       </m:oMath>
-      <w:bookmarkEnd w:id="131"/>
+      <w:bookmarkEnd w:id="141"/>
+      <w:bookmarkEnd w:id="142"/>
+      <w:bookmarkEnd w:id="143"/>
+      <w:bookmarkEnd w:id="144"/>
+      <w:bookmarkEnd w:id="145"/>
+      <w:bookmarkEnd w:id="146"/>
+      <w:bookmarkEnd w:id="147"/>
     </w:p>
     <w:p>
       <w:pPr>
@@ -17823,7 +18075,7 @@
         </m:sSub>
       </m:oMath>
       <w:r>
-        <w:t xml:space="preserve">, and the residual over-shift is a fingerprint of that attenuation rather than error in the </w:t>
+        <w:t xml:space="preserve">, and the residual over-shift is a consequence of that attenuation rather than error in the </w:t>
       </w:r>
       <m:oMath>
         <m:r>
@@ -18075,17 +18327,16 @@
         <w:pStyle w:val="Heading2"/>
         <w:numPr>
           <w:ilvl w:val="0"/>
-          <w:numId w:val="0"/>
+          <w:numId w:val="5"/>
         </w:numPr>
-        <w:ind w:left="397" w:hanging="397"/>
       </w:pPr>
-      <w:bookmarkStart w:id="133" w:name="_Toc233640860"/>
-      <w:bookmarkStart w:id="134" w:name="appendix-c.-code-and-data-availability"/>
-      <w:bookmarkEnd w:id="132"/>
-      <w:r>
-        <w:t>Appendix C. Code and data availability</w:t>
-      </w:r>
-      <w:bookmarkEnd w:id="133"/>
+      <w:bookmarkStart w:id="149" w:name="_Toc233729313"/>
+      <w:bookmarkStart w:id="150" w:name="appendix-c.-code-and-data-availability"/>
+      <w:bookmarkEnd w:id="148"/>
+      <w:r>
+        <w:t>Code and data availability</w:t>
+      </w:r>
+      <w:bookmarkEnd w:id="149"/>
     </w:p>
     <w:p>
       <w:pPr>
@@ -18126,28 +18377,24 @@
       <w:r>
         <w:t>), every number in the Results chapter can be regenerated from the seed list alone.</w:t>
       </w:r>
-      <w:bookmarkEnd w:id="134"/>
+      <w:bookmarkEnd w:id="150"/>
     </w:p>
     <w:p>
       <w:pPr>
         <w:pStyle w:val="Heading2"/>
         <w:numPr>
           <w:ilvl w:val="0"/>
-          <w:numId w:val="0"/>
+          <w:numId w:val="5"/>
         </w:numPr>
-        <w:ind w:left="397" w:hanging="397"/>
       </w:pPr>
-      <w:bookmarkStart w:id="135" w:name="_Toc233640861"/>
-      <w:r>
-        <w:t xml:space="preserve">Appendix D. </w:t>
-      </w:r>
-      <w:bookmarkEnd w:id="135"/>
+      <w:bookmarkStart w:id="151" w:name="_Toc233729314"/>
       <w:r>
         <w:t>Model AI Disclo</w:t>
       </w:r>
       <w:r>
         <w:t>sure Statement</w:t>
       </w:r>
+      <w:bookmarkEnd w:id="151"/>
     </w:p>
     <w:p>
       <w:pPr>
@@ -18588,6 +18835,96 @@
     </w:lvl>
   </w:abstractNum>
   <w:abstractNum w:abstractNumId="2" w15:restartNumberingAfterBreak="0">
+    <w:nsid w:val="1489090A"/>
+    <w:multiLevelType w:val="hybridMultilevel"/>
+    <w:tmpl w:val="F61A03EA"/>
+    <w:lvl w:ilvl="0" w:tplc="ABCE89F0">
+      <w:start w:val="1"/>
+      <w:numFmt w:val="upperLetter"/>
+      <w:suff w:val="space"/>
+      <w:lvlText w:val="Appendix %1."/>
+      <w:lvlJc w:val="left"/>
+      <w:pPr>
+        <w:ind w:left="680" w:hanging="680"/>
+      </w:pPr>
+      <w:rPr>
+        <w:rFonts w:hint="default"/>
+      </w:rPr>
+    </w:lvl>
+    <w:lvl w:ilvl="1" w:tplc="10000019" w:tentative="1">
+      <w:start w:val="1"/>
+      <w:numFmt w:val="lowerLetter"/>
+      <w:lvlText w:val="%2."/>
+      <w:lvlJc w:val="left"/>
+      <w:pPr>
+        <w:ind w:left="1440" w:hanging="360"/>
+      </w:pPr>
+    </w:lvl>
+    <w:lvl w:ilvl="2" w:tplc="1000001B" w:tentative="1">
+      <w:start w:val="1"/>
+      <w:numFmt w:val="lowerRoman"/>
+      <w:lvlText w:val="%3."/>
+      <w:lvlJc w:val="right"/>
+      <w:pPr>
+        <w:ind w:left="2160" w:hanging="180"/>
+      </w:pPr>
+    </w:lvl>
+    <w:lvl w:ilvl="3" w:tplc="1000000F" w:tentative="1">
+      <w:start w:val="1"/>
+      <w:numFmt w:val="decimal"/>
+      <w:lvlText w:val="%4."/>
+      <w:lvlJc w:val="left"/>
+      <w:pPr>
+        <w:ind w:left="2880" w:hanging="360"/>
+      </w:pPr>
+    </w:lvl>
+    <w:lvl w:ilvl="4" w:tplc="10000019" w:tentative="1">
+      <w:start w:val="1"/>
+      <w:numFmt w:val="lowerLetter"/>
+      <w:lvlText w:val="%5."/>
+      <w:lvlJc w:val="left"/>
+      <w:pPr>
+        <w:ind w:left="3600" w:hanging="360"/>
+      </w:pPr>
+    </w:lvl>
+    <w:lvl w:ilvl="5" w:tplc="1000001B" w:tentative="1">
+      <w:start w:val="1"/>
+      <w:numFmt w:val="lowerRoman"/>
+      <w:lvlText w:val="%6."/>
+      <w:lvlJc w:val="right"/>
+      <w:pPr>
+        <w:ind w:left="4320" w:hanging="180"/>
+      </w:pPr>
+    </w:lvl>
+    <w:lvl w:ilvl="6" w:tplc="1000000F" w:tentative="1">
+      <w:start w:val="1"/>
+      <w:numFmt w:val="decimal"/>
+      <w:lvlText w:val="%7."/>
+      <w:lvlJc w:val="left"/>
+      <w:pPr>
+        <w:ind w:left="5040" w:hanging="360"/>
+      </w:pPr>
+    </w:lvl>
+    <w:lvl w:ilvl="7" w:tplc="10000019" w:tentative="1">
+      <w:start w:val="1"/>
+      <w:numFmt w:val="lowerLetter"/>
+      <w:lvlText w:val="%8."/>
+      <w:lvlJc w:val="left"/>
+      <w:pPr>
+        <w:ind w:left="5760" w:hanging="360"/>
+      </w:pPr>
+    </w:lvl>
+    <w:lvl w:ilvl="8" w:tplc="1000001B" w:tentative="1">
+      <w:start w:val="1"/>
+      <w:numFmt w:val="lowerRoman"/>
+      <w:lvlText w:val="%9."/>
+      <w:lvlJc w:val="right"/>
+      <w:pPr>
+        <w:ind w:left="6480" w:hanging="180"/>
+      </w:pPr>
+    </w:lvl>
+  </w:abstractNum>
+  <w:abstractNum w:abstractNumId="3" w15:restartNumberingAfterBreak="0">
     <w:nsid w:val="7A322D4F"/>
     <w:multiLevelType w:val="multilevel"/>
     <w:tmpl w:val="8E1A1228"/>
@@ -18714,12 +19051,15 @@
     <w:abstractNumId w:val="0"/>
   </w:num>
   <w:num w:numId="2" w16cid:durableId="270623588">
-    <w:abstractNumId w:val="2"/>
+    <w:abstractNumId w:val="3"/>
   </w:num>
   <w:num w:numId="3" w16cid:durableId="656034935">
     <w:abstractNumId w:val="1"/>
   </w:num>
   <w:num w:numId="4" w16cid:durableId="1432773976">
+    <w:abstractNumId w:val="3"/>
+  </w:num>
+  <w:num w:numId="5" w16cid:durableId="1774549540">
     <w:abstractNumId w:val="2"/>
   </w:num>
 </w:numbering>
@@ -19211,7 +19551,6 @@
   <w:style w:type="character" w:default="1" w:styleId="DefaultParagraphFont">
     <w:name w:val="Default Paragraph Font"/>
     <w:uiPriority w:val="1"/>
-    <w:semiHidden/>
     <w:unhideWhenUsed/>
   </w:style>
   <w:style w:type="table" w:default="1" w:styleId="TableNormal">
@@ -20369,37 +20708,6 @@
         </w:p>
       </w:docPartBody>
     </w:docPart>
-    <w:docPart>
-      <w:docPartPr>
-        <w:name w:val="B381164141B64278902E07471DF04FE8"/>
-        <w:category>
-          <w:name w:val="General"/>
-          <w:gallery w:val="placeholder"/>
-        </w:category>
-        <w:types>
-          <w:type w:val="bbPlcHdr"/>
-        </w:types>
-        <w:behaviors>
-          <w:behavior w:val="content"/>
-        </w:behaviors>
-        <w:guid w:val="{64097C99-5DDA-40D6-87E1-DE0DE6273A39}"/>
-      </w:docPartPr>
-      <w:docPartBody>
-        <w:p>
-          <w:pPr>
-            <w:pStyle w:val="B381164141B64278902E07471DF04FE8"/>
-          </w:pPr>
-          <w:r>
-            <w:rPr>
-              <w:color w:val="156082" w:themeColor="accent1"/>
-              <w:sz w:val="28"/>
-              <w:szCs w:val="28"/>
-            </w:rPr>
-            <w:t>[Date]</w:t>
-          </w:r>
-        </w:p>
-      </w:docPartBody>
-    </w:docPart>
   </w:docParts>
 </w:glossaryDocument>
 </file>
@@ -20460,6 +20768,7 @@
     <w:rsidRoot w:val="000D7D39"/>
     <w:rsid w:val="0003542D"/>
     <w:rsid w:val="000D7D39"/>
+    <w:rsid w:val="000F6FD9"/>
     <w:rsid w:val="00110B2A"/>
     <w:rsid w:val="0018750F"/>
     <w:rsid w:val="001A50E4"/>
@@ -20469,15 +20778,19 @@
     <w:rsid w:val="00244ECF"/>
     <w:rsid w:val="0029312C"/>
     <w:rsid w:val="00295897"/>
+    <w:rsid w:val="00330E42"/>
     <w:rsid w:val="003C4F4C"/>
     <w:rsid w:val="003E2272"/>
     <w:rsid w:val="00415C54"/>
     <w:rsid w:val="00485A3E"/>
+    <w:rsid w:val="004A4DDD"/>
     <w:rsid w:val="004F4FE1"/>
     <w:rsid w:val="00503A93"/>
     <w:rsid w:val="0059492F"/>
+    <w:rsid w:val="005A21C5"/>
     <w:rsid w:val="006C4C57"/>
     <w:rsid w:val="00705DF6"/>
+    <w:rsid w:val="00745E0B"/>
     <w:rsid w:val="007C326E"/>
     <w:rsid w:val="007D7B9F"/>
     <w:rsid w:val="007E45DA"/>
@@ -20486,16 +20799,20 @@
     <w:rsid w:val="008620EF"/>
     <w:rsid w:val="00896BC6"/>
     <w:rsid w:val="009240A9"/>
+    <w:rsid w:val="009C747A"/>
     <w:rsid w:val="00A474B7"/>
     <w:rsid w:val="00A738BE"/>
     <w:rsid w:val="00A8278C"/>
+    <w:rsid w:val="00A8351B"/>
     <w:rsid w:val="00A90B92"/>
     <w:rsid w:val="00AC7A5A"/>
     <w:rsid w:val="00B3144C"/>
     <w:rsid w:val="00B415D8"/>
     <w:rsid w:val="00B96ED1"/>
+    <w:rsid w:val="00BE6423"/>
     <w:rsid w:val="00C00251"/>
     <w:rsid w:val="00CD50C9"/>
+    <w:rsid w:val="00D331FE"/>
     <w:rsid w:val="00D8650D"/>
     <w:rsid w:val="00DC3D27"/>
     <w:rsid w:val="00DC4CF8"/>
@@ -20503,6 +20820,7 @@
     <w:rsid w:val="00E41137"/>
     <w:rsid w:val="00EE2CC8"/>
     <w:rsid w:val="00EE66A5"/>
+    <w:rsid w:val="00FC4D94"/>
   </w:rsids>
   <m:mathPr>
     <m:mathFont m:val="Cambria Math"/>
@@ -20967,10 +21285,6 @@
   </w:style>
   <w:style w:type="paragraph" w:customStyle="1" w:styleId="3B2C796DEA854107968540B115FCDEE2">
     <w:name w:val="3B2C796DEA854107968540B115FCDEE2"/>
-    <w:rsid w:val="000D7D39"/>
-  </w:style>
-  <w:style w:type="paragraph" w:customStyle="1" w:styleId="B381164141B64278902E07471DF04FE8">
-    <w:name w:val="B381164141B64278902E07471DF04FE8"/>
     <w:rsid w:val="000D7D39"/>
   </w:style>
   <w:style w:type="character" w:styleId="PlaceholderText">
